--- a/Opposition analysis/Fredericia opposition analysis.docx
+++ b/Opposition analysis/Fredericia opposition analysis.docx
@@ -3,13 +3,41 @@
 <w:document xmlns:wpc="http://schemas.microsoft.com/office/word/2010/wordprocessingCanvas" xmlns:cx="http://schemas.microsoft.com/office/drawing/2014/chartex" xmlns:cx1="http://schemas.microsoft.com/office/drawing/2015/9/8/chartex" xmlns:cx2="http://schemas.microsoft.com/office/drawing/2015/10/21/chartex" xmlns:cx3="http://schemas.microsoft.com/office/drawing/2016/5/9/chartex" xmlns:cx4="http://schemas.microsoft.com/office/drawing/2016/5/10/chartex" xmlns:cx5="http://schemas.microsoft.com/office/drawing/2016/5/11/chartex" xmlns:cx6="http://schemas.microsoft.com/office/drawing/2016/5/12/chartex" xmlns:cx7="http://schemas.microsoft.com/office/drawing/2016/5/13/chartex" xmlns:cx8="http://schemas.microsoft.com/office/drawing/2016/5/14/chartex" xmlns:mc="http://schemas.openxmlformats.org/markup-compatibility/2006" xmlns:aink="http://schemas.microsoft.com/office/drawing/2016/ink" xmlns:am3d="http://schemas.microsoft.com/office/drawing/2017/model3d" xmlns:o="urn:schemas-microsoft-com:office:office" xmlns:oel="http://schemas.microsoft.com/office/2019/extlst" xmlns:r="http://schemas.openxmlformats.org/officeDocument/2006/relationships" xmlns:m="http://schemas.openxmlformats.org/officeDocument/2006/math" xmlns:v="urn:schemas-microsoft-com:vml" xmlns:wp14="http://schemas.microsoft.com/office/word/2010/wordprocessingDrawing" xmlns:wp="http://schemas.openxmlformats.org/drawingml/2006/wordprocessingDrawing" xmlns:w10="urn:schemas-microsoft-com:office:word" xmlns:w="http://schemas.openxmlformats.org/wordprocessingml/2006/main" xmlns:w14="http://schemas.microsoft.com/office/word/2010/wordml" xmlns:w15="http://schemas.microsoft.com/office/word/2012/wordml" xmlns:w16cex="http://schemas.microsoft.com/office/word/2018/wordml/cex" xmlns:w16cid="http://schemas.microsoft.com/office/word/2016/wordml/cid" xmlns:w16="http://schemas.microsoft.com/office/word/2018/wordml" xmlns:w16du="http://schemas.microsoft.com/office/word/2023/wordml/word16du" xmlns:w16sdtdh="http://schemas.microsoft.com/office/word/2020/wordml/sdtdatahash" xmlns:w16se="http://schemas.microsoft.com/office/word/2015/wordml/symex" xmlns:wpg="http://schemas.microsoft.com/office/word/2010/wordprocessingGroup" xmlns:wpi="http://schemas.microsoft.com/office/word/2010/wordprocessingInk" xmlns:wne="http://schemas.microsoft.com/office/word/2006/wordml" xmlns:wps="http://schemas.microsoft.com/office/word/2010/wordprocessingShape" mc:Ignorable="w14 w15 w16se w16cid w16 w16cex w16sdtdh w16du wp14">
   <w:body>
     <w:p>
-      <w:r>
-        <w:t>Som hold:</w:t>
-      </w:r>
-    </w:p>
-    <w:p>
-      <w:r>
-        <w:t>Med bolden:</w:t>
+      <w:pPr>
+        <w:rPr>
+          <w:lang w:val="en-US"/>
+        </w:rPr>
+      </w:pPr>
+      <w:r>
+        <w:rPr>
+          <w:lang w:val="en-US"/>
+        </w:rPr>
+        <w:t>Team metrics</w:t>
+      </w:r>
+      <w:r>
+        <w:rPr>
+          <w:lang w:val="en-US"/>
+        </w:rPr>
+        <w:t>:</w:t>
+      </w:r>
+    </w:p>
+    <w:p>
+      <w:pPr>
+        <w:rPr>
+          <w:lang w:val="en-US"/>
+        </w:rPr>
+      </w:pPr>
+      <w:r>
+        <w:rPr>
+          <w:lang w:val="en-US"/>
+        </w:rPr>
+        <w:t>With the ball</w:t>
+      </w:r>
+      <w:r>
+        <w:rPr>
+          <w:lang w:val="en-US"/>
+        </w:rPr>
+        <w:t>:</w:t>
       </w:r>
     </w:p>
     <w:p>
@@ -27,7 +55,19 @@
         <w:rPr>
           <w:lang w:val="en-US"/>
         </w:rPr>
-        <w:t>Nummer 3 I penalty area entries</w:t>
+        <w:t>Number 1</w:t>
+      </w:r>
+      <w:r>
+        <w:rPr>
+          <w:lang w:val="en-US"/>
+        </w:rPr>
+        <w:t>0</w:t>
+      </w:r>
+      <w:r>
+        <w:rPr>
+          <w:lang w:val="en-US"/>
+        </w:rPr>
+        <w:t xml:space="preserve"> in penalty area entries</w:t>
       </w:r>
     </w:p>
     <w:p>
@@ -37,12 +77,21 @@
           <w:ilvl w:val="0"/>
           <w:numId w:val="1"/>
         </w:numPr>
-      </w:pPr>
-      <w:r>
-        <w:t xml:space="preserve">Nummer 9 I </w:t>
-      </w:r>
-      <w:r>
-        <w:t>dueller per kamp</w:t>
+        <w:rPr>
+          <w:lang w:val="en-US"/>
+        </w:rPr>
+      </w:pPr>
+      <w:r>
+        <w:rPr>
+          <w:lang w:val="en-US"/>
+        </w:rPr>
+        <w:t>Number 4 in passes per g</w:t>
+      </w:r>
+      <w:r>
+        <w:rPr>
+          <w:lang w:val="en-US"/>
+        </w:rPr>
+        <w:t>ame, also number 4 in pass accuracy</w:t>
       </w:r>
     </w:p>
     <w:p>
@@ -52,9 +101,33 @@
           <w:ilvl w:val="0"/>
           <w:numId w:val="1"/>
         </w:numPr>
-      </w:pPr>
-      <w:r>
-        <w:t>Nummer 9 i pasninger per kamp</w:t>
+        <w:rPr>
+          <w:lang w:val="en-US"/>
+        </w:rPr>
+      </w:pPr>
+      <w:r>
+        <w:rPr>
+          <w:lang w:val="en-US"/>
+        </w:rPr>
+        <w:t>Number 3 in pass accuracy o</w:t>
+      </w:r>
+      <w:r>
+        <w:rPr>
+          <w:lang w:val="en-US"/>
+        </w:rPr>
+        <w:t xml:space="preserve">n the </w:t>
+      </w:r>
+      <w:r>
+        <w:rPr>
+          <w:lang w:val="en-US"/>
+        </w:rPr>
+        <w:t>opponent’s</w:t>
+      </w:r>
+      <w:r>
+        <w:rPr>
+          <w:lang w:val="en-US"/>
+        </w:rPr>
+        <w:t xml:space="preserve"> half</w:t>
       </w:r>
     </w:p>
     <w:p>
@@ -64,9 +137,45 @@
           <w:ilvl w:val="0"/>
           <w:numId w:val="1"/>
         </w:numPr>
-      </w:pPr>
-      <w:r>
-        <w:t>Nummer 1 i ligaen i andelen af deres pasninger der går fremad</w:t>
+        <w:rPr>
+          <w:lang w:val="en-US"/>
+        </w:rPr>
+      </w:pPr>
+      <w:r>
+        <w:rPr>
+          <w:lang w:val="en-US"/>
+        </w:rPr>
+        <w:t xml:space="preserve">Number </w:t>
+      </w:r>
+      <w:r>
+        <w:rPr>
+          <w:lang w:val="en-US"/>
+        </w:rPr>
+        <w:t>1</w:t>
+      </w:r>
+      <w:r>
+        <w:rPr>
+          <w:lang w:val="en-US"/>
+        </w:rPr>
+        <w:t xml:space="preserve"> in the league in</w:t>
+      </w:r>
+      <w:r>
+        <w:rPr>
+          <w:lang w:val="en-US"/>
+        </w:rPr>
+        <w:t xml:space="preserve"> the share of shot assists coming from open play (</w:t>
+      </w:r>
+      <w:r>
+        <w:rPr>
+          <w:lang w:val="en-US"/>
+        </w:rPr>
+        <w:t>96</w:t>
+      </w:r>
+      <w:r>
+        <w:rPr>
+          <w:lang w:val="en-US"/>
+        </w:rPr>
+        <w:t>%)</w:t>
       </w:r>
     </w:p>
     <w:p>
@@ -76,9 +185,33 @@
           <w:ilvl w:val="0"/>
           <w:numId w:val="1"/>
         </w:numPr>
-      </w:pPr>
-      <w:r>
-        <w:t>Nummer 4 i ligaen i andelen af deres pasninger der er lange</w:t>
+        <w:rPr>
+          <w:lang w:val="en-US"/>
+        </w:rPr>
+      </w:pPr>
+      <w:r>
+        <w:rPr>
+          <w:lang w:val="en-US"/>
+        </w:rPr>
+        <w:t>Number 1</w:t>
+      </w:r>
+      <w:r>
+        <w:rPr>
+          <w:lang w:val="en-US"/>
+        </w:rPr>
+        <w:t>0</w:t>
+      </w:r>
+      <w:r>
+        <w:rPr>
+          <w:lang w:val="en-US"/>
+        </w:rPr>
+        <w:t xml:space="preserve"> in long pass s</w:t>
+      </w:r>
+      <w:r>
+        <w:rPr>
+          <w:lang w:val="en-US"/>
+        </w:rPr>
+        <w:t>hare</w:t>
       </w:r>
     </w:p>
     <w:p>
@@ -88,44 +221,87 @@
           <w:ilvl w:val="0"/>
           <w:numId w:val="1"/>
         </w:numPr>
-      </w:pPr>
-      <w:r>
-        <w:t xml:space="preserve">Nummer 3 i ligaen i cross </w:t>
-      </w:r>
+        <w:rPr>
+          <w:lang w:val="en-US"/>
+        </w:rPr>
+      </w:pPr>
+      <w:r>
+        <w:rPr>
+          <w:lang w:val="en-US"/>
+        </w:rPr>
+        <w:t xml:space="preserve">Number </w:t>
+      </w:r>
+      <w:r>
+        <w:rPr>
+          <w:lang w:val="en-US"/>
+        </w:rPr>
+        <w:t>9</w:t>
+      </w:r>
+      <w:r>
+        <w:rPr>
+          <w:lang w:val="en-US"/>
+        </w:rPr>
+        <w:t xml:space="preserve"> in the number in crosses, number </w:t>
+      </w:r>
+      <w:r>
+        <w:rPr>
+          <w:lang w:val="en-US"/>
+        </w:rPr>
+        <w:t>12</w:t>
+      </w:r>
+      <w:r>
+        <w:rPr>
+          <w:lang w:val="en-US"/>
+        </w:rPr>
+        <w:t xml:space="preserve"> </w:t>
+      </w:r>
+      <w:r>
+        <w:rPr>
+          <w:lang w:val="en-US"/>
+        </w:rPr>
+        <w:t>in</w:t>
+      </w:r>
+      <w:r>
+        <w:rPr>
+          <w:lang w:val="en-US"/>
+        </w:rPr>
+        <w:t xml:space="preserve"> cross accuracy</w:t>
+      </w:r>
+    </w:p>
+    <w:p>
+      <w:pPr>
+        <w:rPr>
+          <w:lang w:val="nb-NO"/>
+        </w:rPr>
+      </w:pPr>
       <w:proofErr w:type="spellStart"/>
       <w:r>
-        <w:t>accuracy</w:t>
+        <w:rPr>
+          <w:lang w:val="nb-NO"/>
+        </w:rPr>
+        <w:t>Without</w:t>
       </w:r>
       <w:proofErr w:type="spellEnd"/>
-    </w:p>
-    <w:p>
-      <w:pPr>
+      <w:r>
         <w:rPr>
           <w:lang w:val="nb-NO"/>
         </w:rPr>
-      </w:pPr>
+        <w:t xml:space="preserve"> </w:t>
+      </w:r>
       <w:proofErr w:type="spellStart"/>
       <w:r>
         <w:rPr>
           <w:lang w:val="nb-NO"/>
         </w:rPr>
-        <w:t>Uden</w:t>
+        <w:t>the</w:t>
       </w:r>
       <w:proofErr w:type="spellEnd"/>
       <w:r>
         <w:rPr>
           <w:lang w:val="nb-NO"/>
         </w:rPr>
-        <w:t xml:space="preserve"> </w:t>
-      </w:r>
-      <w:proofErr w:type="spellStart"/>
-      <w:r>
-        <w:rPr>
-          <w:lang w:val="nb-NO"/>
-        </w:rPr>
-        <w:t>bolden</w:t>
-      </w:r>
-      <w:proofErr w:type="spellEnd"/>
+        <w:t xml:space="preserve"> ball</w:t>
+      </w:r>
       <w:r>
         <w:rPr>
           <w:lang w:val="nb-NO"/>
@@ -148,21 +324,19 @@
         <w:rPr>
           <w:lang w:val="en-US"/>
         </w:rPr>
-        <w:t xml:space="preserve">Nummer 6 I </w:t>
-      </w:r>
-      <w:proofErr w:type="spellStart"/>
-      <w:r>
-        <w:rPr>
-          <w:lang w:val="en-US"/>
-        </w:rPr>
-        <w:t>ligaen</w:t>
-      </w:r>
-      <w:proofErr w:type="spellEnd"/>
-      <w:r>
-        <w:rPr>
-          <w:lang w:val="en-US"/>
-        </w:rPr>
-        <w:t xml:space="preserve"> I PPDA</w:t>
+        <w:t xml:space="preserve">Number </w:t>
+      </w:r>
+      <w:r>
+        <w:rPr>
+          <w:lang w:val="en-US"/>
+        </w:rPr>
+        <w:t>9</w:t>
+      </w:r>
+      <w:r>
+        <w:rPr>
+          <w:lang w:val="en-US"/>
+        </w:rPr>
+        <w:t xml:space="preserve"> in PPDA</w:t>
       </w:r>
     </w:p>
     <w:p>
@@ -172,12 +346,33 @@
           <w:ilvl w:val="0"/>
           <w:numId w:val="1"/>
         </w:numPr>
-      </w:pPr>
-      <w:r>
-        <w:t>I andelen af deres bol</w:t>
-      </w:r>
-      <w:r>
-        <w:t>derobringer henholdsvis egen tredjedel, midterste og forreste ligger de 7,6 og 6</w:t>
+        <w:rPr>
+          <w:lang w:val="en-US"/>
+        </w:rPr>
+      </w:pPr>
+      <w:r>
+        <w:rPr>
+          <w:lang w:val="en-US"/>
+        </w:rPr>
+        <w:t>Number 1</w:t>
+      </w:r>
+      <w:r>
+        <w:rPr>
+          <w:lang w:val="en-US"/>
+        </w:rPr>
+        <w:t>1</w:t>
+      </w:r>
+      <w:r>
+        <w:rPr>
+          <w:lang w:val="en-US"/>
+        </w:rPr>
+        <w:t xml:space="preserve"> in </w:t>
+      </w:r>
+      <w:r>
+        <w:rPr>
+          <w:lang w:val="en-US"/>
+        </w:rPr>
+        <w:t>duels per match and number 8 in duels won %</w:t>
       </w:r>
     </w:p>
     <w:p>
@@ -195,86 +390,250 @@
         <w:rPr>
           <w:lang w:val="en-US"/>
         </w:rPr>
-        <w:t xml:space="preserve">Nummer 2 </w:t>
-      </w:r>
+        <w:t>Number 4 in the share of the possessions won that are on their own third of the pitch</w:t>
+      </w:r>
+    </w:p>
+    <w:p>
       <w:proofErr w:type="spellStart"/>
       <w:r>
-        <w:rPr>
-          <w:lang w:val="en-US"/>
-        </w:rPr>
-        <w:t>i</w:t>
+        <w:t>Conclusions</w:t>
       </w:r>
       <w:proofErr w:type="spellEnd"/>
       <w:r>
-        <w:rPr>
-          <w:lang w:val="en-US"/>
-        </w:rPr>
-        <w:t xml:space="preserve"> penalty area s</w:t>
-      </w:r>
-      <w:r>
-        <w:rPr>
-          <w:lang w:val="en-US"/>
-        </w:rPr>
-        <w:t>pace control</w:t>
-      </w:r>
-    </w:p>
-    <w:p>
-      <w:r>
-        <w:t>Konklusioner:</w:t>
-      </w:r>
-    </w:p>
-    <w:p>
-      <w:r>
-        <w:t>De er i midten af ligaen i rigtig mange ting. Ligner et hold uden de store styrker eller svagheder men bare et solidt hold på alle parametre. De spiller enormt fremadrettet med bolden og spiller den også relativt ofte langt</w:t>
-      </w:r>
-      <w:r>
-        <w:t xml:space="preserve">. Det er dog med fin succesrate de spiller den fremad. De ligger nummer 3 i </w:t>
+        <w:t>:</w:t>
+      </w:r>
+    </w:p>
+    <w:p>
+      <w:pPr>
+        <w:rPr>
+          <w:lang w:val="en-US"/>
+        </w:rPr>
+      </w:pPr>
+      <w:r>
+        <w:rPr>
+          <w:lang w:val="en-US"/>
+        </w:rPr>
+        <w:t>They want control with t</w:t>
+      </w:r>
+      <w:r>
+        <w:rPr>
+          <w:lang w:val="en-US"/>
+        </w:rPr>
+        <w:t xml:space="preserve">he ball and play with low risk and high accuracy. They don’t want to pass the ball long or cross the ball. Without the ball they aren’t good in the high pressure, or in duels. </w:t>
+      </w:r>
+      <w:r>
+        <w:rPr>
+          <w:lang w:val="en-US"/>
+        </w:rPr>
+        <w:t xml:space="preserve">They don’t do well in set pieces. </w:t>
+      </w:r>
+      <w:r>
+        <w:rPr>
+          <w:lang w:val="en-US"/>
+        </w:rPr>
+        <w:t>It looks like a battle of possession</w:t>
+      </w:r>
+      <w:r>
+        <w:rPr>
+          <w:lang w:val="en-US"/>
+        </w:rPr>
+        <w:t>, because they are not good without the ball.</w:t>
+      </w:r>
+    </w:p>
+    <w:p>
+      <w:pPr>
+        <w:rPr>
+          <w:lang w:val="en-US"/>
+        </w:rPr>
+      </w:pPr>
+      <w:r>
+        <w:rPr>
+          <w:lang w:val="en-US"/>
+        </w:rPr>
+        <w:t>Expected starting l</w:t>
+      </w:r>
+      <w:r>
+        <w:rPr>
+          <w:lang w:val="en-US"/>
+        </w:rPr>
+        <w:t>ineup (number of matches started in the last 5)</w:t>
+      </w:r>
+    </w:p>
+    <w:p>
+      <w:pPr>
+        <w:rPr>
+          <w:lang w:val="en-US"/>
+        </w:rPr>
+      </w:pPr>
+      <w:r>
+        <w:rPr>
+          <w:lang w:val="en-US"/>
+        </w:rPr>
+        <w:t>Expected formation 4-3-3 (5/5)</w:t>
+      </w:r>
+    </w:p>
+    <w:p>
+      <w:pPr>
+        <w:rPr>
+          <w:lang w:val="en-US"/>
+        </w:rPr>
+      </w:pPr>
+      <w:r>
+        <w:rPr>
+          <w:lang w:val="en-US"/>
+        </w:rPr>
+        <w:tab/>
+      </w:r>
+      <w:r>
+        <w:rPr>
+          <w:lang w:val="en-US"/>
+        </w:rPr>
+        <w:tab/>
+      </w:r>
+      <w:r>
+        <w:rPr>
+          <w:lang w:val="en-US"/>
+        </w:rPr>
+        <w:tab/>
+      </w:r>
+      <w:r>
+        <w:rPr>
+          <w:lang w:val="en-US"/>
+        </w:rPr>
+        <w:t>V. Birksø (5/5)</w:t>
+      </w:r>
+    </w:p>
+    <w:p>
+      <w:pPr>
+        <w:rPr>
+          <w:lang w:val="en-US"/>
+        </w:rPr>
+      </w:pPr>
+      <w:r>
+        <w:rPr>
+          <w:lang w:val="en-US"/>
+        </w:rPr>
+        <w:t>A. Dahl</w:t>
+      </w:r>
+      <w:r>
+        <w:rPr>
+          <w:lang w:val="en-US"/>
+        </w:rPr>
+        <w:t xml:space="preserve"> (5/5)</w:t>
+      </w:r>
+      <w:r>
+        <w:rPr>
+          <w:lang w:val="en-US"/>
+        </w:rPr>
+        <w:tab/>
+      </w:r>
+      <w:r>
+        <w:rPr>
+          <w:lang w:val="en-US"/>
+        </w:rPr>
+        <w:tab/>
+        <w:t>F. Rieper</w:t>
+      </w:r>
+      <w:r>
+        <w:rPr>
+          <w:lang w:val="en-US"/>
+        </w:rPr>
+        <w:t xml:space="preserve"> (5/5)</w:t>
+      </w:r>
+      <w:r>
+        <w:rPr>
+          <w:lang w:val="en-US"/>
+        </w:rPr>
+        <w:tab/>
+      </w:r>
+      <w:r>
+        <w:rPr>
+          <w:lang w:val="en-US"/>
+        </w:rPr>
+        <w:tab/>
+        <w:t>J. Juelsgaa</w:t>
+      </w:r>
+      <w:r>
+        <w:rPr>
+          <w:lang w:val="en-US"/>
+        </w:rPr>
+        <w:t xml:space="preserve">rd (3/5)               D. </w:t>
       </w:r>
       <w:proofErr w:type="spellStart"/>
-      <w:r>
-        <w:t>bypassed</w:t>
+      <w:proofErr w:type="gramStart"/>
+      <w:r>
+        <w:rPr>
+          <w:lang w:val="en-US"/>
+        </w:rPr>
+        <w:t>Kristjannson</w:t>
       </w:r>
       <w:proofErr w:type="spellEnd"/>
       <w:r>
-        <w:t xml:space="preserve"> opponents per kamp og også nummer 3 i </w:t>
+        <w:rPr>
+          <w:lang w:val="en-US"/>
+        </w:rPr>
+        <w:t>(</w:t>
+      </w:r>
+      <w:proofErr w:type="gramEnd"/>
+      <w:r>
+        <w:rPr>
+          <w:lang w:val="en-US"/>
+        </w:rPr>
+        <w:t>3/5)</w:t>
+      </w:r>
+    </w:p>
+    <w:p>
+      <w:r>
+        <w:tab/>
+        <w:t>J. Lindekilde (4/5)</w:t>
+      </w:r>
+      <w:r>
+        <w:tab/>
+        <w:t>W. Madsen (4/5)</w:t>
+      </w:r>
+      <w:r>
+        <w:tab/>
+        <w:t xml:space="preserve">M. </w:t>
       </w:r>
       <w:proofErr w:type="spellStart"/>
       <w:r>
-        <w:t>bypassed</w:t>
+        <w:t>Opondo</w:t>
       </w:r>
       <w:proofErr w:type="spellEnd"/>
       <w:r>
-        <w:t xml:space="preserve"> </w:t>
+        <w:t xml:space="preserve"> (1/5)</w:t>
+      </w:r>
+    </w:p>
+    <w:p>
+      <w:r>
+        <w:t>O. Buch (4/5)</w:t>
+      </w:r>
+      <w:r>
+        <w:tab/>
+      </w:r>
+      <w:r>
+        <w:tab/>
+      </w:r>
+      <w:r>
+        <w:tab/>
+      </w:r>
+      <w:r>
+        <w:tab/>
+      </w:r>
+      <w:r>
+        <w:tab/>
+      </w:r>
+      <w:r>
+        <w:tab/>
+        <w:t xml:space="preserve">A. </w:t>
       </w:r>
       <w:proofErr w:type="spellStart"/>
       <w:r>
-        <w:t>defenders</w:t>
+        <w:t>Mucolli</w:t>
       </w:r>
       <w:proofErr w:type="spellEnd"/>
       <w:r>
-        <w:t>.</w:t>
-      </w:r>
-    </w:p>
-    <w:p>
-      <w:r>
-        <w:t>Forventet start 11 (antal kampe startet af de seneste 5)</w:t>
-      </w:r>
-    </w:p>
-    <w:p>
-      <w:r>
-        <w:t xml:space="preserve">Forventet formation: </w:t>
-      </w:r>
-      <w:r>
-        <w:t>3-5-2</w:t>
-      </w:r>
-      <w:r>
-        <w:t xml:space="preserve"> (</w:t>
-      </w:r>
-      <w:r>
-        <w:t>5</w:t>
-      </w:r>
-      <w:r>
-        <w:t>/5)</w:t>
+        <w:t xml:space="preserve"> (5/5)</w:t>
       </w:r>
     </w:p>
     <w:p>
@@ -286,171 +645,105 @@
       </w:r>
       <w:r>
         <w:tab/>
-        <w:t xml:space="preserve">J. </w:t>
-      </w:r>
+        <w:t>A. Bøndergaard (5/5)</w:t>
+      </w:r>
+    </w:p>
+    <w:p>
       <w:proofErr w:type="spellStart"/>
       <w:r>
-        <w:t>Dakir</w:t>
+        <w:t>Unsecure</w:t>
       </w:r>
       <w:proofErr w:type="spellEnd"/>
       <w:r>
-        <w:t xml:space="preserve"> (4/5)</w:t>
-      </w:r>
-    </w:p>
-    <w:p>
-      <w:pPr>
-        <w:rPr>
-          <w:lang w:val="en-US"/>
-        </w:rPr>
-      </w:pPr>
-      <w:r>
-        <w:tab/>
-      </w:r>
-      <w:r>
-        <w:rPr>
-          <w:lang w:val="en-US"/>
-        </w:rPr>
-        <w:t>E. Søgaard (5/5)</w:t>
-      </w:r>
-      <w:r>
-        <w:rPr>
-          <w:lang w:val="en-US"/>
-        </w:rPr>
-        <w:tab/>
-        <w:t>M. Jacobsen (4/5)</w:t>
-      </w:r>
-      <w:r>
-        <w:rPr>
-          <w:lang w:val="en-US"/>
-        </w:rPr>
-        <w:tab/>
-        <w:t>F.</w:t>
-      </w:r>
-      <w:r>
-        <w:rPr>
-          <w:lang w:val="en-US"/>
-        </w:rPr>
-        <w:t xml:space="preserve"> Dietz (5/5)</w:t>
-      </w:r>
-    </w:p>
-    <w:p>
-      <w:pPr>
-        <w:rPr>
-          <w:lang w:val="en-US"/>
-        </w:rPr>
-      </w:pPr>
-      <w:r>
-        <w:rPr>
-          <w:lang w:val="en-US"/>
-        </w:rPr>
-        <w:tab/>
-      </w:r>
-      <w:r>
-        <w:rPr>
-          <w:lang w:val="en-US"/>
-        </w:rPr>
-        <w:tab/>
-      </w:r>
-      <w:r>
-        <w:rPr>
-          <w:lang w:val="en-US"/>
-        </w:rPr>
-        <w:tab/>
-        <w:t>Z. Hyltoft (5/5)</w:t>
-      </w:r>
-    </w:p>
-    <w:p>
-      <w:pPr>
-        <w:rPr>
-          <w:lang w:val="en-US"/>
-        </w:rPr>
-      </w:pPr>
-      <w:r>
-        <w:rPr>
-          <w:lang w:val="en-US"/>
-        </w:rPr>
-        <w:t xml:space="preserve">O. Klitten (5/5) </w:t>
-      </w:r>
-      <w:r>
-        <w:rPr>
-          <w:lang w:val="en-US"/>
-        </w:rPr>
-        <w:tab/>
-        <w:t>V. Rasmussen (5/5)</w:t>
-      </w:r>
-      <w:r>
-        <w:rPr>
-          <w:lang w:val="en-US"/>
-        </w:rPr>
-        <w:tab/>
-        <w:t>M. Kristensen (4/5)</w:t>
-      </w:r>
-      <w:r>
-        <w:rPr>
-          <w:lang w:val="en-US"/>
-        </w:rPr>
-        <w:tab/>
-        <w:t>L. Klitten (5/5)</w:t>
-      </w:r>
-    </w:p>
-    <w:p>
-      <w:r>
-        <w:rPr>
-          <w:lang w:val="en-US"/>
-        </w:rPr>
-        <w:tab/>
-      </w:r>
-      <w:r>
-        <w:rPr>
-          <w:lang w:val="en-US"/>
-        </w:rPr>
-        <w:tab/>
-      </w:r>
-      <w:r>
-        <w:t>J. Corne</w:t>
-      </w:r>
-      <w:r>
-        <w:t>lius (4/5)</w:t>
-      </w:r>
-      <w:r>
-        <w:tab/>
-      </w:r>
-      <w:r>
-        <w:t>S. Andreasen</w:t>
-      </w:r>
-      <w:r>
-        <w:t xml:space="preserve"> (</w:t>
-      </w:r>
-      <w:r>
-        <w:t>0</w:t>
-      </w:r>
-      <w:r>
-        <w:t>/5)</w:t>
-      </w:r>
-    </w:p>
-    <w:p>
-      <w:r>
-        <w:t>Mest usikre positioner:</w:t>
-      </w:r>
-    </w:p>
-    <w:p>
-      <w:r>
-        <w:t xml:space="preserve">Angriber: </w:t>
-      </w:r>
-      <w:r>
-        <w:t>Den står mellem S. Andreasen og M. Bruhn. S. Andreasen er kommet til for nyligt fra SønderjyskE. M. Bruhn startede i den seneste kamp mod FC Fredericia.</w:t>
-      </w:r>
-    </w:p>
-    <w:p/>
-    <w:p/>
-    <w:p/>
-    <w:p/>
-    <w:p/>
-    <w:p/>
-    <w:p>
-      <w:r>
+        <w:t xml:space="preserve"> positions:</w:t>
+      </w:r>
+    </w:p>
+    <w:p>
+      <w:pPr>
+        <w:rPr>
+          <w:lang w:val="en-US"/>
+        </w:rPr>
+      </w:pPr>
+      <w:r>
+        <w:rPr>
+          <w:lang w:val="en-US"/>
+        </w:rPr>
+        <w:t>Right central defender: A</w:t>
+      </w:r>
+      <w:r>
+        <w:rPr>
+          <w:lang w:val="en-US"/>
+        </w:rPr>
+        <w:t xml:space="preserve">: Andersen played the last game instead of Juelsgaard. </w:t>
+      </w:r>
+    </w:p>
+    <w:p>
+      <w:pPr>
+        <w:rPr>
+          <w:lang w:val="en-US"/>
+        </w:rPr>
+      </w:pPr>
+      <w:r>
+        <w:rPr>
+          <w:lang w:val="en-US"/>
+        </w:rPr>
+        <w:t>Central midfielder: Opondo had his first start last time, G. Marcussen has played the position in previous matches</w:t>
+      </w:r>
+    </w:p>
+    <w:p>
+      <w:pPr>
+        <w:rPr>
+          <w:lang w:val="en-US"/>
+        </w:rPr>
+      </w:pPr>
+    </w:p>
+    <w:p>
+      <w:pPr>
+        <w:rPr>
+          <w:lang w:val="en-US"/>
+        </w:rPr>
+      </w:pPr>
+    </w:p>
+    <w:p>
+      <w:pPr>
+        <w:rPr>
+          <w:lang w:val="en-US"/>
+        </w:rPr>
+      </w:pPr>
+    </w:p>
+    <w:p>
+      <w:pPr>
+        <w:rPr>
+          <w:lang w:val="en-US"/>
+        </w:rPr>
+      </w:pPr>
+    </w:p>
+    <w:p>
+      <w:pPr>
+        <w:rPr>
+          <w:lang w:val="en-US"/>
+        </w:rPr>
+      </w:pPr>
+    </w:p>
+    <w:p>
+      <w:pPr>
+        <w:rPr>
+          <w:lang w:val="en-US"/>
+        </w:rPr>
+      </w:pPr>
+    </w:p>
+    <w:p>
+      <w:pPr>
+        <w:rPr>
+          <w:lang w:val="en-US"/>
+        </w:rPr>
+      </w:pPr>
+      <w:r>
+        <w:rPr>
+          <w:lang w:val="en-US"/>
+        </w:rPr>
         <w:lastRenderedPageBreak/>
-        <w:t>Spillere:</w:t>
+        <w:t>Players (ranked from best to worst):</w:t>
       </w:r>
     </w:p>
     <w:p>
@@ -458,271 +751,643 @@
         <w:rPr>
           <w:b/>
           <w:bCs/>
+          <w:lang w:val="en-US"/>
         </w:rPr>
       </w:pPr>
       <w:r>
         <w:rPr>
           <w:b/>
           <w:bCs/>
-        </w:rPr>
-        <w:t>Stoppere:</w:t>
-      </w:r>
-    </w:p>
-    <w:p>
-      <w:r>
-        <w:t>J. Bøge: Rigtig god på bolden, både i det fremadrettede spil og de simple afleveringer. Har sværere ved at forsvare, men det er han også fin til.</w:t>
-      </w:r>
-    </w:p>
-    <w:p>
-      <w:r>
-        <w:t>M. Jacobsen: Flytter ikke spillet fremad med synderligt stor succ</w:t>
-      </w:r>
-      <w:r>
-        <w:t xml:space="preserve">es. God i de simple pasninger, middel i </w:t>
-      </w:r>
-      <w:proofErr w:type="spellStart"/>
-      <w:r>
-        <w:t>forsvarsspillet</w:t>
-      </w:r>
-      <w:proofErr w:type="spellEnd"/>
-    </w:p>
-    <w:p>
-      <w:r>
-        <w:t>F. Dietz: Rigtig skidt t</w:t>
-      </w:r>
-      <w:r>
-        <w:t>il at flytte spillet fremad</w:t>
-      </w:r>
-      <w:r>
-        <w:t>, har sine styrker uden bolden. Kunne godt ligne et svagt led i opbygningsspillet</w:t>
-      </w:r>
-    </w:p>
-    <w:p>
-      <w:r>
-        <w:t xml:space="preserve">E. Søgaard: Jævn til det hele, kunne godt ligne et svagt punkt i </w:t>
-      </w:r>
-      <w:proofErr w:type="spellStart"/>
-      <w:r>
-        <w:t>forsvarsspillet</w:t>
-      </w:r>
-      <w:proofErr w:type="spellEnd"/>
-    </w:p>
-    <w:p>
-      <w:pPr>
+          <w:lang w:val="en-US"/>
+        </w:rPr>
+        <w:t>Central defender</w:t>
+      </w:r>
+      <w:r>
         <w:rPr>
           <w:b/>
           <w:bCs/>
-        </w:rPr>
-      </w:pPr>
-      <w:r>
+          <w:lang w:val="en-US"/>
+        </w:rPr>
+        <w:t>:</w:t>
+      </w:r>
+    </w:p>
+    <w:p>
+      <w:pPr>
+        <w:rPr>
+          <w:lang w:val="en-US"/>
+        </w:rPr>
+      </w:pPr>
+      <w:r>
+        <w:rPr>
+          <w:lang w:val="en-US"/>
+        </w:rPr>
+        <w:t>F. Rieper: Be</w:t>
+      </w:r>
+      <w:r>
+        <w:rPr>
+          <w:lang w:val="en-US"/>
+        </w:rPr>
+        <w:t xml:space="preserve">tter with the ball than without. </w:t>
+      </w:r>
+      <w:r>
+        <w:rPr>
+          <w:lang w:val="en-US"/>
+        </w:rPr>
+        <w:t>Secure passer but doesn’t re</w:t>
+      </w:r>
+      <w:r>
+        <w:rPr>
+          <w:lang w:val="en-US"/>
+        </w:rPr>
+        <w:t>ally move the ball forward</w:t>
+      </w:r>
+    </w:p>
+    <w:p>
+      <w:pPr>
+        <w:rPr>
+          <w:lang w:val="en-US"/>
+        </w:rPr>
+      </w:pPr>
+      <w:r>
+        <w:rPr>
+          <w:lang w:val="en-US"/>
+        </w:rPr>
+        <w:t>J. Juelsgaard: Same case a</w:t>
+      </w:r>
+      <w:r>
+        <w:rPr>
+          <w:lang w:val="en-US"/>
+        </w:rPr>
+        <w:t>s with Rieper, but better at moving the ball forward.</w:t>
+      </w:r>
+    </w:p>
+    <w:p>
+      <w:pPr>
+        <w:rPr>
+          <w:lang w:val="en-US"/>
+        </w:rPr>
+      </w:pPr>
+      <w:r>
+        <w:rPr>
+          <w:lang w:val="en-US"/>
+        </w:rPr>
+        <w:t xml:space="preserve">J. Kudsk: </w:t>
+      </w:r>
+      <w:r>
+        <w:rPr>
+          <w:lang w:val="en-US"/>
+        </w:rPr>
+        <w:t>Low quality def</w:t>
+      </w:r>
+      <w:r>
+        <w:rPr>
+          <w:lang w:val="en-US"/>
+        </w:rPr>
+        <w:t>ender, not great with the ball either.</w:t>
+      </w:r>
+    </w:p>
+    <w:p>
+      <w:pPr>
+        <w:rPr>
+          <w:lang w:val="en-US"/>
+        </w:rPr>
+      </w:pPr>
+    </w:p>
+    <w:p>
+      <w:pPr>
         <w:rPr>
           <w:b/>
           <w:bCs/>
-        </w:rPr>
-        <w:t>Wingbacks:</w:t>
-      </w:r>
-    </w:p>
-    <w:p>
-      <w:r>
-        <w:t xml:space="preserve">L. </w:t>
-      </w:r>
-      <w:r>
-        <w:t xml:space="preserve">Klitten: God </w:t>
-      </w:r>
-      <w:proofErr w:type="gramStart"/>
-      <w:r>
-        <w:t>fremad</w:t>
-      </w:r>
-      <w:proofErr w:type="gramEnd"/>
-      <w:r>
-        <w:t xml:space="preserve"> banen, skaber chancer og er pasningssikker. Ligner en offensiv trussel</w:t>
-      </w:r>
-    </w:p>
-    <w:p>
-      <w:r>
-        <w:t>O. Klitten: Meget lig den anden wingback, dog på et lidt lavere niveau</w:t>
-      </w:r>
-    </w:p>
-    <w:p>
-      <w:pPr>
+          <w:lang w:val="en-US"/>
+        </w:rPr>
+      </w:pPr>
+      <w:r>
         <w:rPr>
           <w:b/>
           <w:bCs/>
-        </w:rPr>
-      </w:pPr>
-      <w:r>
+          <w:lang w:val="en-US"/>
+        </w:rPr>
+        <w:t>Fullbacks:</w:t>
+      </w:r>
+    </w:p>
+    <w:p>
+      <w:r>
+        <w:rPr>
+          <w:lang w:val="en-US"/>
+        </w:rPr>
+        <w:t>A. Dahl: Good a</w:t>
+      </w:r>
+      <w:r>
+        <w:rPr>
+          <w:lang w:val="en-US"/>
+        </w:rPr>
+        <w:t xml:space="preserve">t moving the ball forward and has a high pass accuracy. Can create chances, but it could be better. </w:t>
+      </w:r>
+      <w:proofErr w:type="spellStart"/>
+      <w:r>
+        <w:t>Struggles</w:t>
+      </w:r>
+      <w:proofErr w:type="spellEnd"/>
+      <w:r>
+        <w:t xml:space="preserve"> </w:t>
+      </w:r>
+      <w:proofErr w:type="spellStart"/>
+      <w:r>
+        <w:t>defending</w:t>
+      </w:r>
+      <w:proofErr w:type="spellEnd"/>
+    </w:p>
+    <w:p>
+      <w:pPr>
+        <w:rPr>
+          <w:lang w:val="en-US"/>
+        </w:rPr>
+      </w:pPr>
+      <w:r>
+        <w:rPr>
+          <w:lang w:val="en-US"/>
+        </w:rPr>
+        <w:t>D. Kristjánsson</w:t>
+      </w:r>
+      <w:r>
+        <w:rPr>
+          <w:lang w:val="en-US"/>
+        </w:rPr>
+        <w:t xml:space="preserve">: </w:t>
+      </w:r>
+      <w:r>
+        <w:rPr>
+          <w:lang w:val="en-US"/>
+        </w:rPr>
+        <w:t>The best defender of the back four, good pass accur</w:t>
+      </w:r>
+      <w:r>
+        <w:rPr>
+          <w:lang w:val="en-US"/>
+        </w:rPr>
+        <w:t>acy but doesn’t really move the ball forward or create chances.</w:t>
+      </w:r>
+    </w:p>
+    <w:p>
+      <w:pPr>
         <w:rPr>
           <w:b/>
           <w:bCs/>
-        </w:rPr>
-        <w:t>Centrale:</w:t>
-      </w:r>
-    </w:p>
-    <w:p>
-      <w:r>
-        <w:t>Z. Hyltoft: Meget jævn profil, rigtig fin både med og uden bold. Ingen store styrker eller svagheder</w:t>
-      </w:r>
-    </w:p>
-    <w:p>
-      <w:r>
-        <w:t>M. Kristensen: God til at flytte bolden fremad, spil</w:t>
-      </w:r>
-      <w:r>
-        <w:t>ler dog med relativt stor risiko.</w:t>
-      </w:r>
-    </w:p>
-    <w:p>
-      <w:r>
-        <w:t>V. Rasmussen: Har sine styrker i det defensive spil. Med bolden er han fin uden at være prangende</w:t>
-      </w:r>
-    </w:p>
-    <w:p>
-      <w:pPr>
+          <w:lang w:val="en-US"/>
+        </w:rPr>
+      </w:pPr>
+      <w:r>
         <w:rPr>
           <w:b/>
           <w:bCs/>
-        </w:rPr>
-      </w:pPr>
-      <w:r>
+          <w:lang w:val="en-US"/>
+        </w:rPr>
+        <w:t>Central midfielders:</w:t>
+      </w:r>
+    </w:p>
+    <w:p>
+      <w:pPr>
+        <w:rPr>
+          <w:lang w:val="en-US"/>
+        </w:rPr>
+      </w:pPr>
+      <w:r>
+        <w:rPr>
+          <w:lang w:val="en-US"/>
+        </w:rPr>
+        <w:t xml:space="preserve">M. Opondo: </w:t>
+      </w:r>
+      <w:r>
+        <w:rPr>
+          <w:lang w:val="en-US"/>
+        </w:rPr>
+        <w:t xml:space="preserve">Scores as a balanced central midfielder in the Nordic bet </w:t>
+      </w:r>
+      <w:proofErr w:type="spellStart"/>
+      <w:r>
+        <w:rPr>
+          <w:lang w:val="en-US"/>
+        </w:rPr>
+        <w:t>liga</w:t>
+      </w:r>
+      <w:proofErr w:type="spellEnd"/>
+      <w:r>
+        <w:rPr>
+          <w:lang w:val="en-US"/>
+        </w:rPr>
+        <w:t xml:space="preserve">. No big weaknesses and no big strengths but </w:t>
+      </w:r>
+      <w:proofErr w:type="gramStart"/>
+      <w:r>
+        <w:rPr>
+          <w:lang w:val="en-US"/>
+        </w:rPr>
+        <w:t>does</w:t>
+      </w:r>
+      <w:proofErr w:type="gramEnd"/>
+      <w:r>
+        <w:rPr>
+          <w:lang w:val="en-US"/>
+        </w:rPr>
+        <w:t xml:space="preserve"> ok on all parameters.</w:t>
+      </w:r>
+    </w:p>
+    <w:p>
+      <w:pPr>
+        <w:rPr>
+          <w:lang w:val="en-US"/>
+        </w:rPr>
+      </w:pPr>
+      <w:r>
+        <w:rPr>
+          <w:lang w:val="en-US"/>
+        </w:rPr>
+        <w:t>G. Marcussen: Much better attacking than defending. Is good at moving the ball forward, less good at defending and in his pass accuracy.</w:t>
+      </w:r>
+    </w:p>
+    <w:p>
+      <w:pPr>
+        <w:rPr>
+          <w:lang w:val="en-US"/>
+        </w:rPr>
+      </w:pPr>
+      <w:r>
+        <w:rPr>
+          <w:lang w:val="en-US"/>
+        </w:rPr>
+        <w:t>W. Madsen: Secure passer th</w:t>
+      </w:r>
+      <w:r>
+        <w:rPr>
+          <w:lang w:val="en-US"/>
+        </w:rPr>
+        <w:t>at plays with low risk. Also defends well. Doesn’t move the ball forward successfully</w:t>
+      </w:r>
+    </w:p>
+    <w:p>
+      <w:pPr>
+        <w:rPr>
+          <w:lang w:val="en-US"/>
+        </w:rPr>
+      </w:pPr>
+      <w:r>
+        <w:rPr>
+          <w:lang w:val="en-US"/>
+        </w:rPr>
+        <w:t>J. Jessen: Balanced profile</w:t>
+      </w:r>
+      <w:r>
+        <w:rPr>
+          <w:lang w:val="en-US"/>
+        </w:rPr>
+        <w:t xml:space="preserve">. </w:t>
+      </w:r>
+    </w:p>
+    <w:p>
+      <w:pPr>
+        <w:rPr>
+          <w:lang w:val="en-US"/>
+        </w:rPr>
+      </w:pPr>
+      <w:r>
+        <w:rPr>
+          <w:lang w:val="en-US"/>
+        </w:rPr>
+        <w:t>J. Lindekilde: The weakest central midfielder, especially with the ball, both in simple passes and moving it forward.</w:t>
+      </w:r>
+    </w:p>
+    <w:p>
+      <w:pPr>
         <w:rPr>
           <w:b/>
           <w:bCs/>
-        </w:rPr>
-        <w:t>Angribere:</w:t>
-      </w:r>
-    </w:p>
-    <w:p>
-      <w:r>
-        <w:t>J. Cornelius: Fin til at fastholde bolden og sætte chancer op for andre. Bliver ikke vildt farlig selv.</w:t>
-      </w:r>
-      <w:r>
-        <w:t xml:space="preserve"> På trods af det er han Hobros farligste mand når F. Christensen </w:t>
-      </w:r>
-      <w:r>
-        <w:t>nu er solgt.</w:t>
-      </w:r>
-    </w:p>
-    <w:p>
-      <w:r>
-        <w:t>M. Bruhn: Rigtig god til at linke op og skabe chancer for andre, kan også flytte bolden fremad. Bliver ikke så farlig selv</w:t>
-      </w:r>
-    </w:p>
-    <w:p/>
-    <w:p/>
-    <w:p/>
-    <w:p/>
-    <w:p/>
-    <w:p/>
-    <w:p/>
-    <w:p/>
-    <w:p/>
-    <w:p/>
-    <w:p>
-      <w:pPr>
+          <w:lang w:val="en-US"/>
+        </w:rPr>
+      </w:pPr>
+      <w:r>
         <w:rPr>
           <w:b/>
           <w:bCs/>
-        </w:rPr>
-      </w:pPr>
-      <w:r>
+          <w:lang w:val="en-US"/>
+        </w:rPr>
+        <w:t>Wingers:</w:t>
+      </w:r>
+    </w:p>
+    <w:p>
+      <w:pPr>
         <w:rPr>
           <w:b/>
           <w:bCs/>
-        </w:rPr>
-        <w:lastRenderedPageBreak/>
-        <w:t xml:space="preserve">Vores </w:t>
-      </w:r>
+          <w:lang w:val="en-US"/>
+        </w:rPr>
+      </w:pPr>
       <w:proofErr w:type="spellStart"/>
-      <w:r>
+      <w:proofErr w:type="gramStart"/>
+      <w:r>
+        <w:rPr>
+          <w:lang w:val="en-US"/>
+        </w:rPr>
+        <w:t>A.Mucolli</w:t>
+      </w:r>
+      <w:proofErr w:type="spellEnd"/>
+      <w:proofErr w:type="gramEnd"/>
+      <w:r>
+        <w:rPr>
+          <w:lang w:val="en-US"/>
+        </w:rPr>
+        <w:t xml:space="preserve">: </w:t>
+      </w:r>
+      <w:r>
+        <w:rPr>
+          <w:lang w:val="en-US"/>
+        </w:rPr>
+        <w:t>The biggest offensive threat when he plays as a winger. Creates chances and can also score himself.</w:t>
+      </w:r>
+    </w:p>
+    <w:p>
+      <w:pPr>
+        <w:rPr>
+          <w:lang w:val="en-US"/>
+        </w:rPr>
+      </w:pPr>
+      <w:r>
+        <w:rPr>
+          <w:lang w:val="en-US"/>
+        </w:rPr>
+        <w:t xml:space="preserve">G. Marcussen: Has a good passing accuracy, while also being able to create chances for both </w:t>
+      </w:r>
+      <w:proofErr w:type="gramStart"/>
+      <w:r>
+        <w:rPr>
+          <w:lang w:val="en-US"/>
+        </w:rPr>
+        <w:t>himself</w:t>
+      </w:r>
+      <w:proofErr w:type="gramEnd"/>
+      <w:r>
+        <w:rPr>
+          <w:lang w:val="en-US"/>
+        </w:rPr>
+        <w:t xml:space="preserve"> and teammates</w:t>
+      </w:r>
+    </w:p>
+    <w:p>
+      <w:pPr>
+        <w:rPr>
+          <w:lang w:val="en-US"/>
+        </w:rPr>
+      </w:pPr>
+      <w:r>
+        <w:rPr>
+          <w:lang w:val="en-US"/>
+        </w:rPr>
+        <w:t xml:space="preserve">O. Buch: Plays with high risk, but very low success rate. We would prefer him having the ball than </w:t>
+      </w:r>
+      <w:proofErr w:type="spellStart"/>
+      <w:r>
+        <w:rPr>
+          <w:lang w:val="en-US"/>
+        </w:rPr>
+        <w:t>Mucolli</w:t>
+      </w:r>
+      <w:proofErr w:type="spellEnd"/>
+      <w:r>
+        <w:rPr>
+          <w:lang w:val="en-US"/>
+        </w:rPr>
+        <w:t>.</w:t>
+      </w:r>
+    </w:p>
+    <w:p>
+      <w:pPr>
         <w:rPr>
           <w:b/>
           <w:bCs/>
-        </w:rPr>
-        <w:t>depth</w:t>
-      </w:r>
-      <w:proofErr w:type="spellEnd"/>
+          <w:lang w:val="en-US"/>
+        </w:rPr>
+      </w:pPr>
       <w:r>
         <w:rPr>
           <w:b/>
           <w:bCs/>
+          <w:lang w:val="en-US"/>
+        </w:rPr>
+        <w:t>Strikers:</w:t>
+      </w:r>
+    </w:p>
+    <w:p>
+      <w:pPr>
+        <w:rPr>
+          <w:lang w:val="en-US"/>
+        </w:rPr>
+      </w:pPr>
+      <w:proofErr w:type="spellStart"/>
+      <w:proofErr w:type="gramStart"/>
+      <w:r>
+        <w:rPr>
+          <w:lang w:val="en-US"/>
+        </w:rPr>
+        <w:t>A.Bøndergaard</w:t>
+      </w:r>
+      <w:proofErr w:type="spellEnd"/>
+      <w:proofErr w:type="gramEnd"/>
+      <w:r>
+        <w:rPr>
+          <w:lang w:val="en-US"/>
+        </w:rPr>
+        <w:t>: has scored 5 g</w:t>
+      </w:r>
+      <w:r>
+        <w:rPr>
+          <w:lang w:val="en-US"/>
+        </w:rPr>
+        <w:t xml:space="preserve">oals but only 2,2 in </w:t>
+      </w:r>
+      <w:proofErr w:type="spellStart"/>
+      <w:r>
+        <w:rPr>
+          <w:lang w:val="en-US"/>
+        </w:rPr>
+        <w:t>xG</w:t>
+      </w:r>
+      <w:proofErr w:type="spellEnd"/>
+      <w:r>
+        <w:rPr>
+          <w:lang w:val="en-US"/>
+        </w:rPr>
+        <w:t xml:space="preserve">. Even though he is the </w:t>
+      </w:r>
+      <w:proofErr w:type="spellStart"/>
+      <w:r>
+        <w:rPr>
+          <w:lang w:val="en-US"/>
+        </w:rPr>
+        <w:t>topscorer</w:t>
+      </w:r>
+      <w:proofErr w:type="spellEnd"/>
+      <w:r>
+        <w:rPr>
+          <w:lang w:val="en-US"/>
+        </w:rPr>
+        <w:t xml:space="preserve"> he is the weak link offensively. Struggles linking up and creating chances for both </w:t>
+      </w:r>
+      <w:proofErr w:type="gramStart"/>
+      <w:r>
+        <w:rPr>
+          <w:lang w:val="en-US"/>
+        </w:rPr>
+        <w:t>himself</w:t>
+      </w:r>
+      <w:proofErr w:type="gramEnd"/>
+      <w:r>
+        <w:rPr>
+          <w:lang w:val="en-US"/>
+        </w:rPr>
+        <w:t xml:space="preserve"> and teammates. On data he is a striker in the bottom of the </w:t>
+      </w:r>
+      <w:proofErr w:type="spellStart"/>
+      <w:r>
+        <w:rPr>
+          <w:lang w:val="en-US"/>
+        </w:rPr>
+        <w:t>NordicBet</w:t>
+      </w:r>
+      <w:proofErr w:type="spellEnd"/>
+      <w:r>
+        <w:rPr>
+          <w:lang w:val="en-US"/>
         </w:rPr>
         <w:t xml:space="preserve"> </w:t>
       </w:r>
       <w:proofErr w:type="spellStart"/>
       <w:r>
+        <w:rPr>
+          <w:lang w:val="en-US"/>
+        </w:rPr>
+        <w:t>liga</w:t>
+      </w:r>
+      <w:proofErr w:type="spellEnd"/>
+      <w:r>
+        <w:rPr>
+          <w:lang w:val="en-US"/>
+        </w:rPr>
+        <w:t>.</w:t>
+      </w:r>
+    </w:p>
+    <w:p>
+      <w:pPr>
+        <w:rPr>
+          <w:lang w:val="en-US"/>
+        </w:rPr>
+      </w:pPr>
+    </w:p>
+    <w:p>
+      <w:pPr>
         <w:rPr>
           <w:b/>
           <w:bCs/>
         </w:rPr>
-        <w:t>chart</w:t>
-      </w:r>
-      <w:proofErr w:type="spellEnd"/>
-      <w:r>
+      </w:pPr>
+    </w:p>
+    <w:p>
+      <w:pPr>
         <w:rPr>
           <w:b/>
           <w:bCs/>
-        </w:rPr>
-        <w:t xml:space="preserve"> for seneste 3 kampe samt mod </w:t>
-      </w:r>
+          <w:lang w:val="en-US"/>
+        </w:rPr>
+      </w:pPr>
       <w:r>
         <w:rPr>
           <w:b/>
           <w:bCs/>
-        </w:rPr>
-        <w:t>Hobro</w:t>
+          <w:lang w:val="en-US"/>
+        </w:rPr>
+        <w:lastRenderedPageBreak/>
+        <w:t>Our depth chart for t</w:t>
       </w:r>
       <w:r>
         <w:rPr>
           <w:b/>
           <w:bCs/>
-        </w:rPr>
-        <w:t xml:space="preserve"> og sammenlignelige hold (</w:t>
-      </w:r>
+          <w:lang w:val="en-US"/>
+        </w:rPr>
+        <w:t xml:space="preserve">he 3 latest matches and against teams </w:t>
+      </w:r>
+      <w:proofErr w:type="gramStart"/>
       <w:r>
         <w:rPr>
           <w:b/>
           <w:bCs/>
-        </w:rPr>
-        <w:t>Hvidovre, Esbjerg og Vendsyssel</w:t>
-      </w:r>
+          <w:lang w:val="en-US"/>
+        </w:rPr>
+        <w:t>similar to</w:t>
+      </w:r>
+      <w:proofErr w:type="gramEnd"/>
       <w:r>
         <w:rPr>
           <w:b/>
           <w:bCs/>
-        </w:rPr>
-        <w:t>)</w:t>
-      </w:r>
+          <w:lang w:val="en-US"/>
+        </w:rPr>
+        <w:t xml:space="preserve"> Fredericia (B93, </w:t>
+      </w:r>
+      <w:proofErr w:type="spellStart"/>
       <w:r>
         <w:rPr>
           <w:b/>
           <w:bCs/>
-        </w:rPr>
-        <w:t>. Dog er OB kampen ikke med</w:t>
-      </w:r>
+          <w:lang w:val="en-US"/>
+        </w:rPr>
+        <w:t>Hillerød</w:t>
+      </w:r>
+      <w:proofErr w:type="spellEnd"/>
       <w:r>
         <w:rPr>
           <w:b/>
           <w:bCs/>
-        </w:rPr>
+          <w:lang w:val="en-US"/>
+        </w:rPr>
+        <w:t xml:space="preserve"> and </w:t>
+      </w:r>
+      <w:proofErr w:type="spellStart"/>
+      <w:r>
+        <w:rPr>
+          <w:b/>
+          <w:bCs/>
+          <w:lang w:val="en-US"/>
+        </w:rPr>
+        <w:t>HB_Køge</w:t>
+      </w:r>
+      <w:proofErr w:type="spellEnd"/>
+    </w:p>
+    <w:p>
+      <w:pPr>
+        <w:rPr>
+          <w:lang w:val="en-US"/>
+        </w:rPr>
+      </w:pPr>
+    </w:p>
+    <w:p>
+      <w:r>
+        <w:t xml:space="preserve">Central </w:t>
+      </w:r>
+      <w:proofErr w:type="spellStart"/>
+      <w:r>
+        <w:t>defenders</w:t>
+      </w:r>
+      <w:proofErr w:type="spellEnd"/>
+      <w:r>
         <w:t>:</w:t>
       </w:r>
     </w:p>
-    <w:p/>
-    <w:p>
-      <w:r>
-        <w:t>Stoppere:</w:t>
-      </w:r>
-    </w:p>
-    <w:p>
-      <w:r>
-        <w:rPr>
-          <w:noProof/>
-        </w:rPr>
+    <w:p>
+      <w:r>
         <w:drawing>
-          <wp:inline distT="0" distB="0" distL="0" distR="0" wp14:anchorId="39FB579D" wp14:editId="0B9A2CBF">
-            <wp:extent cx="6120130" cy="1217295"/>
-            <wp:effectExtent l="0" t="0" r="0" b="1905"/>
-            <wp:docPr id="1452925005" name="Billede 1" descr="Et billede, der indeholder tekst, linje/række, Font/skrifttype, nummer/tal&#10;&#10;Automatisk genereret beskrivelse"/>
+          <wp:inline distT="0" distB="0" distL="0" distR="0" wp14:anchorId="09BB0091" wp14:editId="450C47BB">
+            <wp:extent cx="4515082" cy="838243"/>
+            <wp:effectExtent l="0" t="0" r="0" b="0"/>
+            <wp:docPr id="553662671" name="Billede 1" descr="Et billede, der indeholder tekst, Font/skrifttype, linje/række, nummer/tal&#10;&#10;Automatisk genereret beskrivelse"/>
             <wp:cNvGraphicFramePr>
               <a:graphicFrameLocks xmlns:a="http://schemas.openxmlformats.org/drawingml/2006/main" noChangeAspect="1"/>
             </wp:cNvGraphicFramePr>
@@ -730,7 +1395,7 @@
               <a:graphicData uri="http://schemas.openxmlformats.org/drawingml/2006/picture">
                 <pic:pic xmlns:pic="http://schemas.openxmlformats.org/drawingml/2006/picture">
                   <pic:nvPicPr>
-                    <pic:cNvPr id="1452925005" name="Billede 1" descr="Et billede, der indeholder tekst, linje/række, Font/skrifttype, nummer/tal&#10;&#10;Automatisk genereret beskrivelse"/>
+                    <pic:cNvPr id="553662671" name="Billede 1" descr="Et billede, der indeholder tekst, Font/skrifttype, linje/række, nummer/tal&#10;&#10;Automatisk genereret beskrivelse"/>
                     <pic:cNvPicPr/>
                   </pic:nvPicPr>
                   <pic:blipFill>
@@ -742,7 +1407,7 @@
                   <pic:spPr>
                     <a:xfrm>
                       <a:off x="0" y="0"/>
-                      <a:ext cx="6120130" cy="1217295"/>
+                      <a:ext cx="4515082" cy="838243"/>
                     </a:xfrm>
                     <a:prstGeom prst="rect">
                       <a:avLst/>
@@ -757,20 +1422,22 @@
     </w:p>
     <w:p/>
     <w:p>
-      <w:r>
-        <w:t xml:space="preserve">Backs: </w:t>
-      </w:r>
-    </w:p>
-    <w:p>
-      <w:r>
-        <w:rPr>
-          <w:noProof/>
-        </w:rPr>
+      <w:proofErr w:type="spellStart"/>
+      <w:r>
+        <w:t>Fullbacks</w:t>
+      </w:r>
+      <w:proofErr w:type="spellEnd"/>
+      <w:r>
+        <w:t>:</w:t>
+      </w:r>
+    </w:p>
+    <w:p>
+      <w:r>
         <w:drawing>
-          <wp:inline distT="0" distB="0" distL="0" distR="0" wp14:anchorId="5DFBE840" wp14:editId="7160E84C">
-            <wp:extent cx="6120130" cy="1289685"/>
-            <wp:effectExtent l="0" t="0" r="0" b="5715"/>
-            <wp:docPr id="656234890" name="Billede 1" descr="Et billede, der indeholder tekst, nummer/tal, Font/skrifttype, linje/række&#10;&#10;Automatisk genereret beskrivelse"/>
+          <wp:inline distT="0" distB="0" distL="0" distR="0" wp14:anchorId="3095E935" wp14:editId="30EC40BB">
+            <wp:extent cx="5410478" cy="863644"/>
+            <wp:effectExtent l="0" t="0" r="0" b="0"/>
+            <wp:docPr id="582286908" name="Billede 1" descr="Et billede, der indeholder tekst, linje/række, Font/skrifttype, nummer/tal&#10;&#10;Automatisk genereret beskrivelse"/>
             <wp:cNvGraphicFramePr>
               <a:graphicFrameLocks xmlns:a="http://schemas.openxmlformats.org/drawingml/2006/main" noChangeAspect="1"/>
             </wp:cNvGraphicFramePr>
@@ -778,7 +1445,7 @@
               <a:graphicData uri="http://schemas.openxmlformats.org/drawingml/2006/picture">
                 <pic:pic xmlns:pic="http://schemas.openxmlformats.org/drawingml/2006/picture">
                   <pic:nvPicPr>
-                    <pic:cNvPr id="656234890" name="Billede 1" descr="Et billede, der indeholder tekst, nummer/tal, Font/skrifttype, linje/række&#10;&#10;Automatisk genereret beskrivelse"/>
+                    <pic:cNvPr id="582286908" name="Billede 1" descr="Et billede, der indeholder tekst, linje/række, Font/skrifttype, nummer/tal&#10;&#10;Automatisk genereret beskrivelse"/>
                     <pic:cNvPicPr/>
                   </pic:nvPicPr>
                   <pic:blipFill>
@@ -790,7 +1457,7 @@
                   <pic:spPr>
                     <a:xfrm>
                       <a:off x="0" y="0"/>
-                      <a:ext cx="6120130" cy="1289685"/>
+                      <a:ext cx="5410478" cy="863644"/>
                     </a:xfrm>
                     <a:prstGeom prst="rect">
                       <a:avLst/>
@@ -805,8 +1472,13 @@
     </w:p>
     <w:p/>
     <w:p>
-      <w:r>
-        <w:t>6’ere:</w:t>
+      <w:proofErr w:type="spellStart"/>
+      <w:r>
+        <w:t>Number</w:t>
+      </w:r>
+      <w:proofErr w:type="spellEnd"/>
+      <w:r>
+        <w:t xml:space="preserve"> 6:</w:t>
       </w:r>
     </w:p>
     <w:p>
@@ -815,10 +1487,10 @@
           <w:noProof/>
         </w:rPr>
         <w:drawing>
-          <wp:inline distT="0" distB="0" distL="0" distR="0" wp14:anchorId="105DF163" wp14:editId="6AC5E7BD">
-            <wp:extent cx="6120130" cy="1372235"/>
+          <wp:inline distT="0" distB="0" distL="0" distR="0" wp14:anchorId="09C0C2BD" wp14:editId="4815F1DE">
+            <wp:extent cx="5912154" cy="895396"/>
             <wp:effectExtent l="0" t="0" r="0" b="0"/>
-            <wp:docPr id="868403545" name="Billede 1" descr="Et billede, der indeholder tekst, skærmbillede, nummer/tal, Font/skrifttype&#10;&#10;Automatisk genereret beskrivelse"/>
+            <wp:docPr id="856952885" name="Billede 1" descr="Et billede, der indeholder tekst, linje/række, Font/skrifttype, nummer/tal&#10;&#10;Automatisk genereret beskrivelse"/>
             <wp:cNvGraphicFramePr>
               <a:graphicFrameLocks xmlns:a="http://schemas.openxmlformats.org/drawingml/2006/main" noChangeAspect="1"/>
             </wp:cNvGraphicFramePr>
@@ -826,7 +1498,7 @@
               <a:graphicData uri="http://schemas.openxmlformats.org/drawingml/2006/picture">
                 <pic:pic xmlns:pic="http://schemas.openxmlformats.org/drawingml/2006/picture">
                   <pic:nvPicPr>
-                    <pic:cNvPr id="868403545" name="Billede 1" descr="Et billede, der indeholder tekst, skærmbillede, nummer/tal, Font/skrifttype&#10;&#10;Automatisk genereret beskrivelse"/>
+                    <pic:cNvPr id="856952885" name="Billede 1" descr="Et billede, der indeholder tekst, linje/række, Font/skrifttype, nummer/tal&#10;&#10;Automatisk genereret beskrivelse"/>
                     <pic:cNvPicPr/>
                   </pic:nvPicPr>
                   <pic:blipFill>
@@ -838,7 +1510,7 @@
                   <pic:spPr>
                     <a:xfrm>
                       <a:off x="0" y="0"/>
-                      <a:ext cx="6120130" cy="1372235"/>
+                      <a:ext cx="5912154" cy="895396"/>
                     </a:xfrm>
                     <a:prstGeom prst="rect">
                       <a:avLst/>
@@ -852,26 +1524,30 @@
       </w:r>
     </w:p>
     <w:p>
-      <w:r>
-        <w:t>8’ere:</w:t>
-      </w:r>
-    </w:p>
-    <w:p>
-      <w:r>
-        <w:rPr>
-          <w:noProof/>
-        </w:rPr>
-        <w:t xml:space="preserve"> </w:t>
-      </w:r>
-      <w:r>
-        <w:rPr>
-          <w:noProof/>
-        </w:rPr>
+      <w:proofErr w:type="spellStart"/>
+      <w:r>
+        <w:t>Number</w:t>
+      </w:r>
+      <w:proofErr w:type="spellEnd"/>
+      <w:r>
+        <w:t xml:space="preserve"> 10:</w:t>
+      </w:r>
+    </w:p>
+    <w:p>
+      <w:r>
         <w:drawing>
-          <wp:inline distT="0" distB="0" distL="0" distR="0" wp14:anchorId="0D9AC4B4" wp14:editId="7587A7CB">
-            <wp:extent cx="6120130" cy="1482725"/>
-            <wp:effectExtent l="0" t="0" r="0" b="3175"/>
-            <wp:docPr id="264765755" name="Billede 1" descr="Et billede, der indeholder tekst, nummer/tal, skærmbillede, linje/række&#10;&#10;Automatisk genereret beskrivelse"/>
+          <wp:anchor distT="0" distB="0" distL="114300" distR="114300" simplePos="0" relativeHeight="251664384" behindDoc="0" locked="0" layoutInCell="1" allowOverlap="1" wp14:anchorId="3DD8FEB6" wp14:editId="42A4033B">
+            <wp:simplePos x="0" y="0"/>
+            <wp:positionH relativeFrom="margin">
+              <wp:align>left</wp:align>
+            </wp:positionH>
+            <wp:positionV relativeFrom="paragraph">
+              <wp:posOffset>252095</wp:posOffset>
+            </wp:positionV>
+            <wp:extent cx="5245100" cy="406400"/>
+            <wp:effectExtent l="0" t="0" r="0" b="0"/>
+            <wp:wrapSquare wrapText="bothSides"/>
+            <wp:docPr id="1844450403" name="Billede 1"/>
             <wp:cNvGraphicFramePr>
               <a:graphicFrameLocks xmlns:a="http://schemas.openxmlformats.org/drawingml/2006/main" noChangeAspect="1"/>
             </wp:cNvGraphicFramePr>
@@ -879,11 +1555,17 @@
               <a:graphicData uri="http://schemas.openxmlformats.org/drawingml/2006/picture">
                 <pic:pic xmlns:pic="http://schemas.openxmlformats.org/drawingml/2006/picture">
                   <pic:nvPicPr>
-                    <pic:cNvPr id="264765755" name="Billede 1" descr="Et billede, der indeholder tekst, nummer/tal, skærmbillede, linje/række&#10;&#10;Automatisk genereret beskrivelse"/>
+                    <pic:cNvPr id="1844450403" name=""/>
                     <pic:cNvPicPr/>
                   </pic:nvPicPr>
                   <pic:blipFill>
-                    <a:blip r:embed="rId8"/>
+                    <a:blip r:embed="rId8">
+                      <a:extLst>
+                        <a:ext uri="{28A0092B-C50C-407E-A947-70E740481C1C}">
+                          <a14:useLocalDpi xmlns:a14="http://schemas.microsoft.com/office/drawing/2010/main" val="0"/>
+                        </a:ext>
+                      </a:extLst>
+                    </a:blip>
                     <a:stretch>
                       <a:fillRect/>
                     </a:stretch>
@@ -891,7 +1573,7 @@
                   <pic:spPr>
                     <a:xfrm>
                       <a:off x="0" y="0"/>
-                      <a:ext cx="6120130" cy="1482725"/>
+                      <a:ext cx="5245100" cy="406400"/>
                     </a:xfrm>
                     <a:prstGeom prst="rect">
                       <a:avLst/>
@@ -900,26 +1582,15 @@
                 </pic:pic>
               </a:graphicData>
             </a:graphic>
-          </wp:inline>
+          </wp:anchor>
         </w:drawing>
       </w:r>
-    </w:p>
-    <w:p/>
-    <w:p>
-      <w:r>
-        <w:t>10’ere:</w:t>
-      </w:r>
-    </w:p>
-    <w:p>
-      <w:r>
-        <w:rPr>
-          <w:noProof/>
-        </w:rPr>
+      <w:r>
         <w:drawing>
-          <wp:inline distT="0" distB="0" distL="0" distR="0" wp14:anchorId="4A3F73FC" wp14:editId="11165221">
-            <wp:extent cx="6120130" cy="1017270"/>
+          <wp:inline distT="0" distB="0" distL="0" distR="0" wp14:anchorId="18825038" wp14:editId="37F6D71F">
+            <wp:extent cx="5207268" cy="209561"/>
             <wp:effectExtent l="0" t="0" r="0" b="0"/>
-            <wp:docPr id="873399641" name="Billede 1" descr="Et billede, der indeholder tekst, Font/skrifttype, linje/række, nummer/tal&#10;&#10;Automatisk genereret beskrivelse"/>
+            <wp:docPr id="6948499" name="Billede 1"/>
             <wp:cNvGraphicFramePr>
               <a:graphicFrameLocks xmlns:a="http://schemas.openxmlformats.org/drawingml/2006/main" noChangeAspect="1"/>
             </wp:cNvGraphicFramePr>
@@ -927,7 +1598,7 @@
               <a:graphicData uri="http://schemas.openxmlformats.org/drawingml/2006/picture">
                 <pic:pic xmlns:pic="http://schemas.openxmlformats.org/drawingml/2006/picture">
                   <pic:nvPicPr>
-                    <pic:cNvPr id="873399641" name="Billede 1" descr="Et billede, der indeholder tekst, Font/skrifttype, linje/række, nummer/tal&#10;&#10;Automatisk genereret beskrivelse"/>
+                    <pic:cNvPr id="6948499" name=""/>
                     <pic:cNvPicPr/>
                   </pic:nvPicPr>
                   <pic:blipFill>
@@ -939,7 +1610,7 @@
                   <pic:spPr>
                     <a:xfrm>
                       <a:off x="0" y="0"/>
-                      <a:ext cx="6120130" cy="1017270"/>
+                      <a:ext cx="5207268" cy="209561"/>
                     </a:xfrm>
                     <a:prstGeom prst="rect">
                       <a:avLst/>
@@ -953,6 +1624,59 @@
       </w:r>
     </w:p>
     <w:p/>
+    <w:p>
+      <w:r>
+        <w:drawing>
+          <wp:anchor distT="0" distB="0" distL="114300" distR="114300" simplePos="0" relativeHeight="251663360" behindDoc="0" locked="0" layoutInCell="1" allowOverlap="1" wp14:anchorId="3F8AE75D" wp14:editId="7647038D">
+            <wp:simplePos x="0" y="0"/>
+            <wp:positionH relativeFrom="margin">
+              <wp:posOffset>28575</wp:posOffset>
+            </wp:positionH>
+            <wp:positionV relativeFrom="paragraph">
+              <wp:posOffset>13335</wp:posOffset>
+            </wp:positionV>
+            <wp:extent cx="5200650" cy="196850"/>
+            <wp:effectExtent l="0" t="0" r="0" b="0"/>
+            <wp:wrapSquare wrapText="bothSides"/>
+            <wp:docPr id="1813611361" name="Billede 1"/>
+            <wp:cNvGraphicFramePr>
+              <a:graphicFrameLocks xmlns:a="http://schemas.openxmlformats.org/drawingml/2006/main" noChangeAspect="1"/>
+            </wp:cNvGraphicFramePr>
+            <a:graphic xmlns:a="http://schemas.openxmlformats.org/drawingml/2006/main">
+              <a:graphicData uri="http://schemas.openxmlformats.org/drawingml/2006/picture">
+                <pic:pic xmlns:pic="http://schemas.openxmlformats.org/drawingml/2006/picture">
+                  <pic:nvPicPr>
+                    <pic:cNvPr id="1813611361" name=""/>
+                    <pic:cNvPicPr/>
+                  </pic:nvPicPr>
+                  <pic:blipFill>
+                    <a:blip r:embed="rId10">
+                      <a:extLst>
+                        <a:ext uri="{28A0092B-C50C-407E-A947-70E740481C1C}">
+                          <a14:useLocalDpi xmlns:a14="http://schemas.microsoft.com/office/drawing/2010/main" val="0"/>
+                        </a:ext>
+                      </a:extLst>
+                    </a:blip>
+                    <a:stretch>
+                      <a:fillRect/>
+                    </a:stretch>
+                  </pic:blipFill>
+                  <pic:spPr>
+                    <a:xfrm>
+                      <a:off x="0" y="0"/>
+                      <a:ext cx="5200650" cy="196850"/>
+                    </a:xfrm>
+                    <a:prstGeom prst="rect">
+                      <a:avLst/>
+                    </a:prstGeom>
+                  </pic:spPr>
+                </pic:pic>
+              </a:graphicData>
+            </a:graphic>
+          </wp:anchor>
+        </w:drawing>
+      </w:r>
+    </w:p>
     <w:p/>
     <w:p>
       <w:r>
@@ -980,7 +1704,7 @@
                     <pic:cNvPicPr/>
                   </pic:nvPicPr>
                   <pic:blipFill>
-                    <a:blip r:embed="rId10"/>
+                    <a:blip r:embed="rId11"/>
                     <a:stretch>
                       <a:fillRect/>
                     </a:stretch>
@@ -1053,6 +1777,7 @@
                 <w:lang w:eastAsia="da-DK"/>
                 <w14:ligatures w14:val="none"/>
               </w:rPr>
+              <w:lastRenderedPageBreak/>
               <w:t>Player</w:t>
             </w:r>
           </w:p>
@@ -6098,6 +6823,7 @@
         <w:rPr>
           <w:noProof/>
         </w:rPr>
+        <w:lastRenderedPageBreak/>
         <w:drawing>
           <wp:anchor distT="0" distB="0" distL="114300" distR="114300" simplePos="0" relativeHeight="251658240" behindDoc="0" locked="0" layoutInCell="1" allowOverlap="1" wp14:anchorId="14166A77" wp14:editId="36A45653">
             <wp:simplePos x="0" y="0"/>
@@ -6124,7 +6850,7 @@
                     </pic:cNvPicPr>
                   </pic:nvPicPr>
                   <pic:blipFill>
-                    <a:blip r:embed="rId11" cstate="print">
+                    <a:blip r:embed="rId12" cstate="print">
                       <a:extLst>
                         <a:ext uri="{28A0092B-C50C-407E-A947-70E740481C1C}">
                           <a14:useLocalDpi xmlns:a14="http://schemas.microsoft.com/office/drawing/2010/main" val="0"/>
@@ -6191,7 +6917,7 @@
                     </pic:cNvPicPr>
                   </pic:nvPicPr>
                   <pic:blipFill>
-                    <a:blip r:embed="rId12" cstate="print">
+                    <a:blip r:embed="rId13" cstate="print">
                       <a:extLst>
                         <a:ext uri="{28A0092B-C50C-407E-A947-70E740481C1C}">
                           <a14:useLocalDpi xmlns:a14="http://schemas.microsoft.com/office/drawing/2010/main" val="0"/>
@@ -6342,7 +7068,7 @@
                     </pic:cNvPicPr>
                   </pic:nvPicPr>
                   <pic:blipFill>
-                    <a:blip r:embed="rId13" cstate="print">
+                    <a:blip r:embed="rId14" cstate="print">
                       <a:extLst>
                         <a:ext uri="{28A0092B-C50C-407E-A947-70E740481C1C}">
                           <a14:useLocalDpi xmlns:a14="http://schemas.microsoft.com/office/drawing/2010/main" val="0"/>
@@ -6403,7 +7129,7 @@
                     </pic:cNvPicPr>
                   </pic:nvPicPr>
                   <pic:blipFill>
-                    <a:blip r:embed="rId14" cstate="print">
+                    <a:blip r:embed="rId15" cstate="print">
                       <a:extLst>
                         <a:ext uri="{28A0092B-C50C-407E-A947-70E740481C1C}">
                           <a14:useLocalDpi xmlns:a14="http://schemas.microsoft.com/office/drawing/2010/main" val="0"/>
@@ -6437,7 +7163,6 @@
     </w:p>
     <w:p>
       <w:r>
-        <w:lastRenderedPageBreak/>
         <w:tab/>
       </w:r>
       <w:r>
@@ -6465,7 +7190,7 @@
                     <pic:cNvPicPr/>
                   </pic:nvPicPr>
                   <pic:blipFill>
-                    <a:blip r:embed="rId15"/>
+                    <a:blip r:embed="rId16"/>
                     <a:stretch>
                       <a:fillRect/>
                     </a:stretch>
@@ -6518,30 +7243,13 @@
       </w:r>
     </w:p>
     <w:p>
-      <w:pPr>
-        <w:rPr>
-          <w:lang w:val="sv-SE"/>
-        </w:rPr>
-      </w:pPr>
       <w:proofErr w:type="spellStart"/>
       <w:r>
-        <w:rPr>
-          <w:lang w:val="sv-SE"/>
-        </w:rPr>
         <w:t>xG</w:t>
       </w:r>
       <w:proofErr w:type="spellEnd"/>
       <w:r>
-        <w:rPr>
-          <w:lang w:val="sv-SE"/>
-        </w:rPr>
-        <w:t xml:space="preserve"> per frispark ligger de n</w:t>
-      </w:r>
-      <w:r>
-        <w:rPr>
-          <w:lang w:val="sv-SE"/>
-        </w:rPr>
-        <w:t>ummer 5</w:t>
+        <w:t xml:space="preserve"> per frispark ligger de nummer 5</w:t>
       </w:r>
     </w:p>
     <w:p>
@@ -6583,32 +7291,61 @@
     <w:p/>
     <w:p/>
     <w:p/>
-    <w:p>
-      <w:r>
+    <w:p/>
+    <w:p/>
+    <w:p/>
+    <w:p/>
+    <w:p/>
+    <w:p/>
+    <w:p/>
+    <w:p/>
+    <w:p/>
+    <w:p/>
+    <w:p>
+      <w:r>
+        <w:t>Spillestilsdefinerende spillere:</w:t>
+      </w:r>
+    </w:p>
+    <w:p>
+      <w:pPr>
+        <w:rPr>
+          <w:lang w:val="nb-NO"/>
+        </w:rPr>
+      </w:pPr>
+      <w:r>
+        <w:rPr>
+          <w:lang w:val="nb-NO"/>
+        </w:rPr>
+        <w:t>Keeper: spiller primært kort:</w:t>
+      </w:r>
+    </w:p>
+    <w:p>
+      <w:pPr>
+        <w:rPr>
+          <w:lang w:val="nb-NO"/>
+        </w:rPr>
+      </w:pPr>
+      <w:r>
+        <w:rPr>
+          <w:lang w:val="nb-NO"/>
+        </w:rPr>
+        <w:t xml:space="preserve">Pasning fra Jonas </w:t>
+      </w:r>
+      <w:proofErr w:type="spellStart"/>
+      <w:r>
+        <w:rPr>
+          <w:lang w:val="nb-NO"/>
+        </w:rPr>
+        <w:t>Dakir</w:t>
+      </w:r>
+      <w:proofErr w:type="spellEnd"/>
+    </w:p>
+    <w:p>
+      <w:r>
+        <w:rPr>
+          <w:noProof/>
+        </w:rPr>
         <w:lastRenderedPageBreak/>
-        <w:t>Spillestilsdefinerende spillere:</w:t>
-      </w:r>
-    </w:p>
-    <w:p>
-      <w:r>
-        <w:t>Keeper: spiller primært kort:</w:t>
-      </w:r>
-    </w:p>
-    <w:p>
-      <w:r>
-        <w:t xml:space="preserve">Pasning fra Jonas </w:t>
-      </w:r>
-      <w:proofErr w:type="spellStart"/>
-      <w:r>
-        <w:t>Dakir</w:t>
-      </w:r>
-      <w:proofErr w:type="spellEnd"/>
-    </w:p>
-    <w:p>
-      <w:r>
-        <w:rPr>
-          <w:noProof/>
-        </w:rPr>
         <w:drawing>
           <wp:inline distT="0" distB="0" distL="0" distR="0" wp14:anchorId="485468C0" wp14:editId="16AFF890">
             <wp:extent cx="6120130" cy="4140200"/>
@@ -6622,178 +7359,6 @@
                 <pic:pic xmlns:pic="http://schemas.openxmlformats.org/drawingml/2006/picture">
                   <pic:nvPicPr>
                     <pic:cNvPr id="0" name="Picture 7" descr="0"/>
-                    <pic:cNvPicPr>
-                      <a:picLocks noChangeAspect="1" noChangeArrowheads="1"/>
-                    </pic:cNvPicPr>
-                  </pic:nvPicPr>
-                  <pic:blipFill>
-                    <a:blip r:embed="rId16">
-                      <a:extLst>
-                        <a:ext uri="{28A0092B-C50C-407E-A947-70E740481C1C}">
-                          <a14:useLocalDpi xmlns:a14="http://schemas.microsoft.com/office/drawing/2010/main" val="0"/>
-                        </a:ext>
-                      </a:extLst>
-                    </a:blip>
-                    <a:srcRect/>
-                    <a:stretch>
-                      <a:fillRect/>
-                    </a:stretch>
-                  </pic:blipFill>
-                  <pic:spPr bwMode="auto">
-                    <a:xfrm>
-                      <a:off x="0" y="0"/>
-                      <a:ext cx="6120130" cy="4140200"/>
-                    </a:xfrm>
-                    <a:prstGeom prst="rect">
-                      <a:avLst/>
-                    </a:prstGeom>
-                    <a:noFill/>
-                    <a:ln>
-                      <a:noFill/>
-                    </a:ln>
-                  </pic:spPr>
-                </pic:pic>
-              </a:graphicData>
-            </a:graphic>
-          </wp:inline>
-        </w:drawing>
-      </w:r>
-    </w:p>
-    <w:p/>
-    <w:p>
-      <w:pPr>
-        <w:rPr>
-          <w:lang w:val="nb-NO"/>
-        </w:rPr>
-      </w:pPr>
-    </w:p>
-    <w:p>
-      <w:pPr>
-        <w:rPr>
-          <w:lang w:val="nb-NO"/>
-        </w:rPr>
-      </w:pPr>
-    </w:p>
-    <w:p>
-      <w:pPr>
-        <w:rPr>
-          <w:lang w:val="nb-NO"/>
-        </w:rPr>
-      </w:pPr>
-    </w:p>
-    <w:p>
-      <w:pPr>
-        <w:rPr>
-          <w:lang w:val="nb-NO"/>
-        </w:rPr>
-      </w:pPr>
-    </w:p>
-    <w:p>
-      <w:pPr>
-        <w:rPr>
-          <w:lang w:val="nb-NO"/>
-        </w:rPr>
-      </w:pPr>
-    </w:p>
-    <w:p>
-      <w:pPr>
-        <w:rPr>
-          <w:lang w:val="nb-NO"/>
-        </w:rPr>
-      </w:pPr>
-    </w:p>
-    <w:p>
-      <w:pPr>
-        <w:rPr>
-          <w:lang w:val="nb-NO"/>
-        </w:rPr>
-      </w:pPr>
-    </w:p>
-    <w:p>
-      <w:pPr>
-        <w:rPr>
-          <w:lang w:val="nb-NO"/>
-        </w:rPr>
-      </w:pPr>
-    </w:p>
-    <w:p>
-      <w:pPr>
-        <w:rPr>
-          <w:lang w:val="nb-NO"/>
-        </w:rPr>
-      </w:pPr>
-    </w:p>
-    <w:p>
-      <w:pPr>
-        <w:rPr>
-          <w:lang w:val="nb-NO"/>
-        </w:rPr>
-      </w:pPr>
-    </w:p>
-    <w:p>
-      <w:pPr>
-        <w:rPr>
-          <w:lang w:val="nb-NO"/>
-        </w:rPr>
-      </w:pPr>
-    </w:p>
-    <w:p>
-      <w:pPr>
-        <w:rPr>
-          <w:lang w:val="nb-NO"/>
-        </w:rPr>
-      </w:pPr>
-      <w:r>
-        <w:rPr>
-          <w:lang w:val="nb-NO"/>
-        </w:rPr>
-        <w:lastRenderedPageBreak/>
-        <w:t>Pasninger fra Frederik Dietz: Slår meg</w:t>
-      </w:r>
-      <w:r>
-        <w:rPr>
-          <w:lang w:val="nb-NO"/>
-        </w:rPr>
-        <w:t xml:space="preserve">et </w:t>
-      </w:r>
-      <w:proofErr w:type="spellStart"/>
-      <w:r>
-        <w:rPr>
-          <w:lang w:val="nb-NO"/>
-        </w:rPr>
-        <w:t>sjældent</w:t>
-      </w:r>
-      <w:proofErr w:type="spellEnd"/>
-      <w:r>
-        <w:rPr>
-          <w:lang w:val="nb-NO"/>
-        </w:rPr>
-        <w:t xml:space="preserve"> diagonaler:</w:t>
-      </w:r>
-    </w:p>
-    <w:p>
-      <w:pPr>
-        <w:rPr>
-          <w:lang w:val="nb-NO"/>
-        </w:rPr>
-      </w:pPr>
-      <w:r>
-        <w:rPr>
-          <w:noProof/>
-        </w:rPr>
-        <w:drawing>
-          <wp:inline distT="0" distB="0" distL="0" distR="0" wp14:anchorId="17D3891D" wp14:editId="46EF8B6F">
-            <wp:extent cx="6120130" cy="4140200"/>
-            <wp:effectExtent l="0" t="0" r="0" b="0"/>
-            <wp:docPr id="615426690" name="Billede 5" descr="0"/>
-            <wp:cNvGraphicFramePr>
-              <a:graphicFrameLocks xmlns:a="http://schemas.openxmlformats.org/drawingml/2006/main" noChangeAspect="1"/>
-            </wp:cNvGraphicFramePr>
-            <a:graphic xmlns:a="http://schemas.openxmlformats.org/drawingml/2006/main">
-              <a:graphicData uri="http://schemas.openxmlformats.org/drawingml/2006/picture">
-                <pic:pic xmlns:pic="http://schemas.openxmlformats.org/drawingml/2006/picture">
-                  <pic:nvPicPr>
-                    <pic:cNvPr id="0" name="Picture 9" descr="0"/>
                     <pic:cNvPicPr>
                       <a:picLocks noChangeAspect="1" noChangeArrowheads="1"/>
                     </pic:cNvPicPr>
@@ -6831,6 +7396,178 @@
         </w:drawing>
       </w:r>
     </w:p>
+    <w:p/>
+    <w:p>
+      <w:pPr>
+        <w:rPr>
+          <w:lang w:val="nb-NO"/>
+        </w:rPr>
+      </w:pPr>
+    </w:p>
+    <w:p>
+      <w:pPr>
+        <w:rPr>
+          <w:lang w:val="nb-NO"/>
+        </w:rPr>
+      </w:pPr>
+    </w:p>
+    <w:p>
+      <w:pPr>
+        <w:rPr>
+          <w:lang w:val="nb-NO"/>
+        </w:rPr>
+      </w:pPr>
+    </w:p>
+    <w:p>
+      <w:pPr>
+        <w:rPr>
+          <w:lang w:val="nb-NO"/>
+        </w:rPr>
+      </w:pPr>
+    </w:p>
+    <w:p>
+      <w:pPr>
+        <w:rPr>
+          <w:lang w:val="nb-NO"/>
+        </w:rPr>
+      </w:pPr>
+    </w:p>
+    <w:p>
+      <w:pPr>
+        <w:rPr>
+          <w:lang w:val="nb-NO"/>
+        </w:rPr>
+      </w:pPr>
+    </w:p>
+    <w:p>
+      <w:pPr>
+        <w:rPr>
+          <w:lang w:val="nb-NO"/>
+        </w:rPr>
+      </w:pPr>
+    </w:p>
+    <w:p>
+      <w:pPr>
+        <w:rPr>
+          <w:lang w:val="nb-NO"/>
+        </w:rPr>
+      </w:pPr>
+    </w:p>
+    <w:p>
+      <w:pPr>
+        <w:rPr>
+          <w:lang w:val="nb-NO"/>
+        </w:rPr>
+      </w:pPr>
+    </w:p>
+    <w:p>
+      <w:pPr>
+        <w:rPr>
+          <w:lang w:val="nb-NO"/>
+        </w:rPr>
+      </w:pPr>
+    </w:p>
+    <w:p>
+      <w:pPr>
+        <w:rPr>
+          <w:lang w:val="nb-NO"/>
+        </w:rPr>
+      </w:pPr>
+    </w:p>
+    <w:p>
+      <w:pPr>
+        <w:rPr>
+          <w:lang w:val="nb-NO"/>
+        </w:rPr>
+      </w:pPr>
+      <w:r>
+        <w:rPr>
+          <w:lang w:val="nb-NO"/>
+        </w:rPr>
+        <w:t>Pasninger fra Frederik Dietz: Slår meg</w:t>
+      </w:r>
+      <w:r>
+        <w:rPr>
+          <w:lang w:val="nb-NO"/>
+        </w:rPr>
+        <w:t xml:space="preserve">et </w:t>
+      </w:r>
+      <w:proofErr w:type="spellStart"/>
+      <w:r>
+        <w:rPr>
+          <w:lang w:val="nb-NO"/>
+        </w:rPr>
+        <w:t>sjældent</w:t>
+      </w:r>
+      <w:proofErr w:type="spellEnd"/>
+      <w:r>
+        <w:rPr>
+          <w:lang w:val="nb-NO"/>
+        </w:rPr>
+        <w:t xml:space="preserve"> diagonaler:</w:t>
+      </w:r>
+    </w:p>
+    <w:p>
+      <w:pPr>
+        <w:rPr>
+          <w:lang w:val="nb-NO"/>
+        </w:rPr>
+      </w:pPr>
+      <w:r>
+        <w:rPr>
+          <w:noProof/>
+        </w:rPr>
+        <w:lastRenderedPageBreak/>
+        <w:drawing>
+          <wp:inline distT="0" distB="0" distL="0" distR="0" wp14:anchorId="17D3891D" wp14:editId="46EF8B6F">
+            <wp:extent cx="6120130" cy="4140200"/>
+            <wp:effectExtent l="0" t="0" r="0" b="0"/>
+            <wp:docPr id="615426690" name="Billede 5" descr="0"/>
+            <wp:cNvGraphicFramePr>
+              <a:graphicFrameLocks xmlns:a="http://schemas.openxmlformats.org/drawingml/2006/main" noChangeAspect="1"/>
+            </wp:cNvGraphicFramePr>
+            <a:graphic xmlns:a="http://schemas.openxmlformats.org/drawingml/2006/main">
+              <a:graphicData uri="http://schemas.openxmlformats.org/drawingml/2006/picture">
+                <pic:pic xmlns:pic="http://schemas.openxmlformats.org/drawingml/2006/picture">
+                  <pic:nvPicPr>
+                    <pic:cNvPr id="0" name="Picture 9" descr="0"/>
+                    <pic:cNvPicPr>
+                      <a:picLocks noChangeAspect="1" noChangeArrowheads="1"/>
+                    </pic:cNvPicPr>
+                  </pic:nvPicPr>
+                  <pic:blipFill>
+                    <a:blip r:embed="rId18">
+                      <a:extLst>
+                        <a:ext uri="{28A0092B-C50C-407E-A947-70E740481C1C}">
+                          <a14:useLocalDpi xmlns:a14="http://schemas.microsoft.com/office/drawing/2010/main" val="0"/>
+                        </a:ext>
+                      </a:extLst>
+                    </a:blip>
+                    <a:srcRect/>
+                    <a:stretch>
+                      <a:fillRect/>
+                    </a:stretch>
+                  </pic:blipFill>
+                  <pic:spPr bwMode="auto">
+                    <a:xfrm>
+                      <a:off x="0" y="0"/>
+                      <a:ext cx="6120130" cy="4140200"/>
+                    </a:xfrm>
+                    <a:prstGeom prst="rect">
+                      <a:avLst/>
+                    </a:prstGeom>
+                    <a:noFill/>
+                    <a:ln>
+                      <a:noFill/>
+                    </a:ln>
+                  </pic:spPr>
+                </pic:pic>
+              </a:graphicData>
+            </a:graphic>
+          </wp:inline>
+        </w:drawing>
+      </w:r>
+    </w:p>
     <w:p>
       <w:r>
         <w:rPr>
@@ -6862,7 +7599,7 @@
                     </pic:cNvPicPr>
                   </pic:nvPicPr>
                   <pic:blipFill>
-                    <a:blip r:embed="rId18">
+                    <a:blip r:embed="rId19">
                       <a:extLst>
                         <a:ext uri="{28A0092B-C50C-407E-A947-70E740481C1C}">
                           <a14:useLocalDpi xmlns:a14="http://schemas.microsoft.com/office/drawing/2010/main" val="0"/>
@@ -6909,15 +7646,15 @@
     <w:p/>
     <w:p>
       <w:r>
+        <w:t xml:space="preserve">Spillere J. Cornelius modtager bolden fra: </w:t>
+      </w:r>
+    </w:p>
+    <w:p>
+      <w:r>
+        <w:rPr>
+          <w:noProof/>
+        </w:rPr>
         <w:lastRenderedPageBreak/>
-        <w:t xml:space="preserve">Spillere J. Cornelius modtager bolden fra: </w:t>
-      </w:r>
-    </w:p>
-    <w:p>
-      <w:r>
-        <w:rPr>
-          <w:noProof/>
-        </w:rPr>
         <w:drawing>
           <wp:inline distT="0" distB="0" distL="0" distR="0" wp14:anchorId="46B8B91B" wp14:editId="5F8C337E">
             <wp:extent cx="1009702" cy="2521080"/>
@@ -6934,7 +7671,7 @@
                     <pic:cNvPicPr/>
                   </pic:nvPicPr>
                   <pic:blipFill>
-                    <a:blip r:embed="rId19"/>
+                    <a:blip r:embed="rId20"/>
                     <a:stretch>
                       <a:fillRect/>
                     </a:stretch>
@@ -6984,7 +7721,7 @@
                     </pic:cNvPicPr>
                   </pic:nvPicPr>
                   <pic:blipFill>
-                    <a:blip r:embed="rId20">
+                    <a:blip r:embed="rId21">
                       <a:extLst>
                         <a:ext uri="{28A0092B-C50C-407E-A947-70E740481C1C}">
                           <a14:useLocalDpi xmlns:a14="http://schemas.microsoft.com/office/drawing/2010/main" val="0"/>
@@ -7021,15 +7758,15 @@
     <w:p/>
     <w:p>
       <w:r>
+        <w:t xml:space="preserve">Spillere L. Klitten modtager den fra: </w:t>
+      </w:r>
+    </w:p>
+    <w:p>
+      <w:r>
+        <w:rPr>
+          <w:noProof/>
+        </w:rPr>
         <w:lastRenderedPageBreak/>
-        <w:t xml:space="preserve">Spillere L. Klitten modtager den fra: </w:t>
-      </w:r>
-    </w:p>
-    <w:p>
-      <w:r>
-        <w:rPr>
-          <w:noProof/>
-        </w:rPr>
         <w:drawing>
           <wp:inline distT="0" distB="0" distL="0" distR="0" wp14:anchorId="698D65EA" wp14:editId="3A677D28">
             <wp:extent cx="997001" cy="2540131"/>
@@ -7046,7 +7783,7 @@
                     <pic:cNvPicPr/>
                   </pic:nvPicPr>
                   <pic:blipFill>
-                    <a:blip r:embed="rId21"/>
+                    <a:blip r:embed="rId22"/>
                     <a:stretch>
                       <a:fillRect/>
                     </a:stretch>
@@ -7081,6 +7818,273 @@
 <file path=word/numbering.xml><?xml version="1.0" encoding="utf-8"?>
 <w:numbering xmlns:wpc="http://schemas.microsoft.com/office/word/2010/wordprocessingCanvas" xmlns:cx="http://schemas.microsoft.com/office/drawing/2014/chartex" xmlns:cx1="http://schemas.microsoft.com/office/drawing/2015/9/8/chartex" xmlns:cx2="http://schemas.microsoft.com/office/drawing/2015/10/21/chartex" xmlns:cx3="http://schemas.microsoft.com/office/drawing/2016/5/9/chartex" xmlns:cx4="http://schemas.microsoft.com/office/drawing/2016/5/10/chartex" xmlns:cx5="http://schemas.microsoft.com/office/drawing/2016/5/11/chartex" xmlns:cx6="http://schemas.microsoft.com/office/drawing/2016/5/12/chartex" xmlns:cx7="http://schemas.microsoft.com/office/drawing/2016/5/13/chartex" xmlns:cx8="http://schemas.microsoft.com/office/drawing/2016/5/14/chartex" xmlns:mc="http://schemas.openxmlformats.org/markup-compatibility/2006" xmlns:aink="http://schemas.microsoft.com/office/drawing/2016/ink" xmlns:am3d="http://schemas.microsoft.com/office/drawing/2017/model3d" xmlns:o="urn:schemas-microsoft-com:office:office" xmlns:oel="http://schemas.microsoft.com/office/2019/extlst" xmlns:r="http://schemas.openxmlformats.org/officeDocument/2006/relationships" xmlns:m="http://schemas.openxmlformats.org/officeDocument/2006/math" xmlns:v="urn:schemas-microsoft-com:vml" xmlns:wp14="http://schemas.microsoft.com/office/word/2010/wordprocessingDrawing" xmlns:wp="http://schemas.openxmlformats.org/drawingml/2006/wordprocessingDrawing" xmlns:w10="urn:schemas-microsoft-com:office:word" xmlns:w="http://schemas.openxmlformats.org/wordprocessingml/2006/main" xmlns:w14="http://schemas.microsoft.com/office/word/2010/wordml" xmlns:w15="http://schemas.microsoft.com/office/word/2012/wordml" xmlns:w16cex="http://schemas.microsoft.com/office/word/2018/wordml/cex" xmlns:w16cid="http://schemas.microsoft.com/office/word/2016/wordml/cid" xmlns:w16="http://schemas.microsoft.com/office/word/2018/wordml" xmlns:w16du="http://schemas.microsoft.com/office/word/2023/wordml/word16du" xmlns:w16sdtdh="http://schemas.microsoft.com/office/word/2020/wordml/sdtdatahash" xmlns:w16se="http://schemas.microsoft.com/office/word/2015/wordml/symex" xmlns:wpg="http://schemas.microsoft.com/office/word/2010/wordprocessingGroup" xmlns:wpi="http://schemas.microsoft.com/office/word/2010/wordprocessingInk" xmlns:wne="http://schemas.microsoft.com/office/word/2006/wordml" xmlns:wps="http://schemas.microsoft.com/office/word/2010/wordprocessingShape" mc:Ignorable="w14 w15 w16se w16cid w16 w16cex w16sdtdh w16du wp14">
   <w:abstractNum w:abstractNumId="0" w15:restartNumberingAfterBreak="0">
+    <w:nsid w:val="37EE5183"/>
+    <w:multiLevelType w:val="hybridMultilevel"/>
+    <w:tmpl w:val="00D43C22"/>
+    <w:lvl w:ilvl="0" w:tplc="04060015">
+      <w:start w:val="1"/>
+      <w:numFmt w:val="upperLetter"/>
+      <w:lvlText w:val="%1."/>
+      <w:lvlJc w:val="left"/>
+      <w:pPr>
+        <w:ind w:left="720" w:hanging="360"/>
+      </w:pPr>
+      <w:rPr>
+        <w:rFonts w:hint="default"/>
+      </w:rPr>
+    </w:lvl>
+    <w:lvl w:ilvl="1" w:tplc="04060019" w:tentative="1">
+      <w:start w:val="1"/>
+      <w:numFmt w:val="lowerLetter"/>
+      <w:lvlText w:val="%2."/>
+      <w:lvlJc w:val="left"/>
+      <w:pPr>
+        <w:ind w:left="1440" w:hanging="360"/>
+      </w:pPr>
+    </w:lvl>
+    <w:lvl w:ilvl="2" w:tplc="0406001B" w:tentative="1">
+      <w:start w:val="1"/>
+      <w:numFmt w:val="lowerRoman"/>
+      <w:lvlText w:val="%3."/>
+      <w:lvlJc w:val="right"/>
+      <w:pPr>
+        <w:ind w:left="2160" w:hanging="180"/>
+      </w:pPr>
+    </w:lvl>
+    <w:lvl w:ilvl="3" w:tplc="0406000F" w:tentative="1">
+      <w:start w:val="1"/>
+      <w:numFmt w:val="decimal"/>
+      <w:lvlText w:val="%4."/>
+      <w:lvlJc w:val="left"/>
+      <w:pPr>
+        <w:ind w:left="2880" w:hanging="360"/>
+      </w:pPr>
+    </w:lvl>
+    <w:lvl w:ilvl="4" w:tplc="04060019" w:tentative="1">
+      <w:start w:val="1"/>
+      <w:numFmt w:val="lowerLetter"/>
+      <w:lvlText w:val="%5."/>
+      <w:lvlJc w:val="left"/>
+      <w:pPr>
+        <w:ind w:left="3600" w:hanging="360"/>
+      </w:pPr>
+    </w:lvl>
+    <w:lvl w:ilvl="5" w:tplc="0406001B" w:tentative="1">
+      <w:start w:val="1"/>
+      <w:numFmt w:val="lowerRoman"/>
+      <w:lvlText w:val="%6."/>
+      <w:lvlJc w:val="right"/>
+      <w:pPr>
+        <w:ind w:left="4320" w:hanging="180"/>
+      </w:pPr>
+    </w:lvl>
+    <w:lvl w:ilvl="6" w:tplc="0406000F" w:tentative="1">
+      <w:start w:val="1"/>
+      <w:numFmt w:val="decimal"/>
+      <w:lvlText w:val="%7."/>
+      <w:lvlJc w:val="left"/>
+      <w:pPr>
+        <w:ind w:left="5040" w:hanging="360"/>
+      </w:pPr>
+    </w:lvl>
+    <w:lvl w:ilvl="7" w:tplc="04060019" w:tentative="1">
+      <w:start w:val="1"/>
+      <w:numFmt w:val="lowerLetter"/>
+      <w:lvlText w:val="%8."/>
+      <w:lvlJc w:val="left"/>
+      <w:pPr>
+        <w:ind w:left="5760" w:hanging="360"/>
+      </w:pPr>
+    </w:lvl>
+    <w:lvl w:ilvl="8" w:tplc="0406001B" w:tentative="1">
+      <w:start w:val="1"/>
+      <w:numFmt w:val="lowerRoman"/>
+      <w:lvlText w:val="%9."/>
+      <w:lvlJc w:val="right"/>
+      <w:pPr>
+        <w:ind w:left="6480" w:hanging="180"/>
+      </w:pPr>
+    </w:lvl>
+  </w:abstractNum>
+  <w:abstractNum w:abstractNumId="1" w15:restartNumberingAfterBreak="0">
+    <w:nsid w:val="3C8877C7"/>
+    <w:multiLevelType w:val="hybridMultilevel"/>
+    <w:tmpl w:val="531824EA"/>
+    <w:lvl w:ilvl="0" w:tplc="04060015">
+      <w:start w:val="1"/>
+      <w:numFmt w:val="upperLetter"/>
+      <w:lvlText w:val="%1."/>
+      <w:lvlJc w:val="left"/>
+      <w:pPr>
+        <w:ind w:left="720" w:hanging="360"/>
+      </w:pPr>
+      <w:rPr>
+        <w:rFonts w:hint="default"/>
+      </w:rPr>
+    </w:lvl>
+    <w:lvl w:ilvl="1" w:tplc="04060019" w:tentative="1">
+      <w:start w:val="1"/>
+      <w:numFmt w:val="lowerLetter"/>
+      <w:lvlText w:val="%2."/>
+      <w:lvlJc w:val="left"/>
+      <w:pPr>
+        <w:ind w:left="1440" w:hanging="360"/>
+      </w:pPr>
+    </w:lvl>
+    <w:lvl w:ilvl="2" w:tplc="0406001B" w:tentative="1">
+      <w:start w:val="1"/>
+      <w:numFmt w:val="lowerRoman"/>
+      <w:lvlText w:val="%3."/>
+      <w:lvlJc w:val="right"/>
+      <w:pPr>
+        <w:ind w:left="2160" w:hanging="180"/>
+      </w:pPr>
+    </w:lvl>
+    <w:lvl w:ilvl="3" w:tplc="0406000F" w:tentative="1">
+      <w:start w:val="1"/>
+      <w:numFmt w:val="decimal"/>
+      <w:lvlText w:val="%4."/>
+      <w:lvlJc w:val="left"/>
+      <w:pPr>
+        <w:ind w:left="2880" w:hanging="360"/>
+      </w:pPr>
+    </w:lvl>
+    <w:lvl w:ilvl="4" w:tplc="04060019" w:tentative="1">
+      <w:start w:val="1"/>
+      <w:numFmt w:val="lowerLetter"/>
+      <w:lvlText w:val="%5."/>
+      <w:lvlJc w:val="left"/>
+      <w:pPr>
+        <w:ind w:left="3600" w:hanging="360"/>
+      </w:pPr>
+    </w:lvl>
+    <w:lvl w:ilvl="5" w:tplc="0406001B" w:tentative="1">
+      <w:start w:val="1"/>
+      <w:numFmt w:val="lowerRoman"/>
+      <w:lvlText w:val="%6."/>
+      <w:lvlJc w:val="right"/>
+      <w:pPr>
+        <w:ind w:left="4320" w:hanging="180"/>
+      </w:pPr>
+    </w:lvl>
+    <w:lvl w:ilvl="6" w:tplc="0406000F" w:tentative="1">
+      <w:start w:val="1"/>
+      <w:numFmt w:val="decimal"/>
+      <w:lvlText w:val="%7."/>
+      <w:lvlJc w:val="left"/>
+      <w:pPr>
+        <w:ind w:left="5040" w:hanging="360"/>
+      </w:pPr>
+    </w:lvl>
+    <w:lvl w:ilvl="7" w:tplc="04060019" w:tentative="1">
+      <w:start w:val="1"/>
+      <w:numFmt w:val="lowerLetter"/>
+      <w:lvlText w:val="%8."/>
+      <w:lvlJc w:val="left"/>
+      <w:pPr>
+        <w:ind w:left="5760" w:hanging="360"/>
+      </w:pPr>
+    </w:lvl>
+    <w:lvl w:ilvl="8" w:tplc="0406001B" w:tentative="1">
+      <w:start w:val="1"/>
+      <w:numFmt w:val="lowerRoman"/>
+      <w:lvlText w:val="%9."/>
+      <w:lvlJc w:val="right"/>
+      <w:pPr>
+        <w:ind w:left="6480" w:hanging="180"/>
+      </w:pPr>
+    </w:lvl>
+  </w:abstractNum>
+  <w:abstractNum w:abstractNumId="2" w15:restartNumberingAfterBreak="0">
+    <w:nsid w:val="42B844D0"/>
+    <w:multiLevelType w:val="hybridMultilevel"/>
+    <w:tmpl w:val="C146522E"/>
+    <w:lvl w:ilvl="0" w:tplc="04060015">
+      <w:start w:val="1"/>
+      <w:numFmt w:val="upperLetter"/>
+      <w:lvlText w:val="%1."/>
+      <w:lvlJc w:val="left"/>
+      <w:pPr>
+        <w:ind w:left="720" w:hanging="360"/>
+      </w:pPr>
+      <w:rPr>
+        <w:rFonts w:hint="default"/>
+      </w:rPr>
+    </w:lvl>
+    <w:lvl w:ilvl="1" w:tplc="04060019" w:tentative="1">
+      <w:start w:val="1"/>
+      <w:numFmt w:val="lowerLetter"/>
+      <w:lvlText w:val="%2."/>
+      <w:lvlJc w:val="left"/>
+      <w:pPr>
+        <w:ind w:left="1440" w:hanging="360"/>
+      </w:pPr>
+    </w:lvl>
+    <w:lvl w:ilvl="2" w:tplc="0406001B" w:tentative="1">
+      <w:start w:val="1"/>
+      <w:numFmt w:val="lowerRoman"/>
+      <w:lvlText w:val="%3."/>
+      <w:lvlJc w:val="right"/>
+      <w:pPr>
+        <w:ind w:left="2160" w:hanging="180"/>
+      </w:pPr>
+    </w:lvl>
+    <w:lvl w:ilvl="3" w:tplc="0406000F" w:tentative="1">
+      <w:start w:val="1"/>
+      <w:numFmt w:val="decimal"/>
+      <w:lvlText w:val="%4."/>
+      <w:lvlJc w:val="left"/>
+      <w:pPr>
+        <w:ind w:left="2880" w:hanging="360"/>
+      </w:pPr>
+    </w:lvl>
+    <w:lvl w:ilvl="4" w:tplc="04060019" w:tentative="1">
+      <w:start w:val="1"/>
+      <w:numFmt w:val="lowerLetter"/>
+      <w:lvlText w:val="%5."/>
+      <w:lvlJc w:val="left"/>
+      <w:pPr>
+        <w:ind w:left="3600" w:hanging="360"/>
+      </w:pPr>
+    </w:lvl>
+    <w:lvl w:ilvl="5" w:tplc="0406001B" w:tentative="1">
+      <w:start w:val="1"/>
+      <w:numFmt w:val="lowerRoman"/>
+      <w:lvlText w:val="%6."/>
+      <w:lvlJc w:val="right"/>
+      <w:pPr>
+        <w:ind w:left="4320" w:hanging="180"/>
+      </w:pPr>
+    </w:lvl>
+    <w:lvl w:ilvl="6" w:tplc="0406000F" w:tentative="1">
+      <w:start w:val="1"/>
+      <w:numFmt w:val="decimal"/>
+      <w:lvlText w:val="%7."/>
+      <w:lvlJc w:val="left"/>
+      <w:pPr>
+        <w:ind w:left="5040" w:hanging="360"/>
+      </w:pPr>
+    </w:lvl>
+    <w:lvl w:ilvl="7" w:tplc="04060019" w:tentative="1">
+      <w:start w:val="1"/>
+      <w:numFmt w:val="lowerLetter"/>
+      <w:lvlText w:val="%8."/>
+      <w:lvlJc w:val="left"/>
+      <w:pPr>
+        <w:ind w:left="5760" w:hanging="360"/>
+      </w:pPr>
+    </w:lvl>
+    <w:lvl w:ilvl="8" w:tplc="0406001B" w:tentative="1">
+      <w:start w:val="1"/>
+      <w:numFmt w:val="lowerRoman"/>
+      <w:lvlText w:val="%9."/>
+      <w:lvlJc w:val="right"/>
+      <w:pPr>
+        <w:ind w:left="6480" w:hanging="180"/>
+      </w:pPr>
+    </w:lvl>
+  </w:abstractNum>
+  <w:abstractNum w:abstractNumId="3" w15:restartNumberingAfterBreak="0">
     <w:nsid w:val="67CD7FE4"/>
     <w:multiLevelType w:val="hybridMultilevel"/>
     <w:tmpl w:val="B1520716"/>
@@ -7193,7 +8197,16 @@
     </w:lvl>
   </w:abstractNum>
   <w:num w:numId="1" w16cid:durableId="1747995343">
+    <w:abstractNumId w:val="3"/>
+  </w:num>
+  <w:num w:numId="2" w16cid:durableId="1020351143">
+    <w:abstractNumId w:val="1"/>
+  </w:num>
+  <w:num w:numId="3" w16cid:durableId="348070463">
     <w:abstractNumId w:val="0"/>
+  </w:num>
+  <w:num w:numId="4" w16cid:durableId="662513091">
+    <w:abstractNumId w:val="2"/>
   </w:num>
 </w:numbering>
 </file>

--- a/Opposition analysis/Fredericia opposition analysis.docx
+++ b/Opposition analysis/Fredericia opposition analysis.docx
@@ -5,17 +5,23 @@
     <w:p>
       <w:pPr>
         <w:rPr>
-          <w:lang w:val="en-US"/>
-        </w:rPr>
-      </w:pPr>
-      <w:r>
-        <w:rPr>
+          <w:b/>
+          <w:bCs/>
+          <w:lang w:val="en-US"/>
+        </w:rPr>
+      </w:pPr>
+      <w:r>
+        <w:rPr>
+          <w:b/>
+          <w:bCs/>
           <w:lang w:val="en-US"/>
         </w:rPr>
         <w:t>Team metrics</w:t>
       </w:r>
       <w:r>
         <w:rPr>
+          <w:b/>
+          <w:bCs/>
           <w:lang w:val="en-US"/>
         </w:rPr>
         <w:t>:</w:t>
@@ -274,33 +280,11 @@
           <w:lang w:val="nb-NO"/>
         </w:rPr>
       </w:pPr>
-      <w:proofErr w:type="spellStart"/>
       <w:r>
         <w:rPr>
           <w:lang w:val="nb-NO"/>
         </w:rPr>
-        <w:t>Without</w:t>
-      </w:r>
-      <w:proofErr w:type="spellEnd"/>
-      <w:r>
-        <w:rPr>
-          <w:lang w:val="nb-NO"/>
-        </w:rPr>
-        <w:t xml:space="preserve"> </w:t>
-      </w:r>
-      <w:proofErr w:type="spellStart"/>
-      <w:r>
-        <w:rPr>
-          <w:lang w:val="nb-NO"/>
-        </w:rPr>
-        <w:t>the</w:t>
-      </w:r>
-      <w:proofErr w:type="spellEnd"/>
-      <w:r>
-        <w:rPr>
-          <w:lang w:val="nb-NO"/>
-        </w:rPr>
-        <w:t xml:space="preserve"> ball</w:t>
+        <w:t>Without the ball</w:t>
       </w:r>
       <w:r>
         <w:rPr>
@@ -394,13 +378,16 @@
       </w:r>
     </w:p>
     <w:p>
-      <w:proofErr w:type="spellStart"/>
-      <w:r>
-        <w:t>Conclusions</w:t>
-      </w:r>
-      <w:proofErr w:type="spellEnd"/>
-      <w:r>
-        <w:t>:</w:t>
+      <w:pPr>
+        <w:rPr>
+          <w:lang w:val="en-US"/>
+        </w:rPr>
+      </w:pPr>
+      <w:r>
+        <w:rPr>
+          <w:lang w:val="en-US"/>
+        </w:rPr>
+        <w:t>Conclusions:</w:t>
       </w:r>
     </w:p>
     <w:p>
@@ -557,105 +544,124 @@
         <w:rPr>
           <w:lang w:val="en-US"/>
         </w:rPr>
-        <w:t xml:space="preserve">rd (3/5)               D. </w:t>
-      </w:r>
-      <w:proofErr w:type="spellStart"/>
-      <w:proofErr w:type="gramStart"/>
-      <w:r>
-        <w:rPr>
-          <w:lang w:val="en-US"/>
-        </w:rPr>
-        <w:t>Kristjannson</w:t>
-      </w:r>
-      <w:proofErr w:type="spellEnd"/>
-      <w:r>
-        <w:rPr>
-          <w:lang w:val="en-US"/>
-        </w:rPr>
-        <w:t>(</w:t>
-      </w:r>
-      <w:proofErr w:type="gramEnd"/>
-      <w:r>
-        <w:rPr>
-          <w:lang w:val="en-US"/>
-        </w:rPr>
-        <w:t>3/5)</w:t>
-      </w:r>
-    </w:p>
-    <w:p>
-      <w:r>
+        <w:t>rd (3/5)               D. Kristjannson(3/5)</w:t>
+      </w:r>
+    </w:p>
+    <w:p>
+      <w:pPr>
+        <w:rPr>
+          <w:lang w:val="en-US"/>
+        </w:rPr>
+      </w:pPr>
+      <w:r>
+        <w:rPr>
+          <w:lang w:val="en-US"/>
+        </w:rPr>
         <w:tab/>
         <w:t>J. Lindekilde (4/5)</w:t>
       </w:r>
       <w:r>
+        <w:rPr>
+          <w:lang w:val="en-US"/>
+        </w:rPr>
         <w:tab/>
         <w:t>W. Madsen (4/5)</w:t>
       </w:r>
       <w:r>
+        <w:rPr>
+          <w:lang w:val="en-US"/>
+        </w:rPr>
         <w:tab/>
-        <w:t xml:space="preserve">M. </w:t>
-      </w:r>
-      <w:proofErr w:type="spellStart"/>
-      <w:r>
-        <w:t>Opondo</w:t>
-      </w:r>
-      <w:proofErr w:type="spellEnd"/>
-      <w:r>
-        <w:t xml:space="preserve"> (1/5)</w:t>
-      </w:r>
-    </w:p>
-    <w:p>
-      <w:r>
+        <w:t>M. Opondo (1/5)</w:t>
+      </w:r>
+    </w:p>
+    <w:p>
+      <w:pPr>
+        <w:rPr>
+          <w:lang w:val="en-US"/>
+        </w:rPr>
+      </w:pPr>
+      <w:r>
+        <w:rPr>
+          <w:lang w:val="en-US"/>
+        </w:rPr>
         <w:t>O. Buch (4/5)</w:t>
       </w:r>
       <w:r>
+        <w:rPr>
+          <w:lang w:val="en-US"/>
+        </w:rPr>
         <w:tab/>
       </w:r>
       <w:r>
+        <w:rPr>
+          <w:lang w:val="en-US"/>
+        </w:rPr>
         <w:tab/>
       </w:r>
       <w:r>
+        <w:rPr>
+          <w:lang w:val="en-US"/>
+        </w:rPr>
         <w:tab/>
       </w:r>
       <w:r>
+        <w:rPr>
+          <w:lang w:val="en-US"/>
+        </w:rPr>
         <w:tab/>
       </w:r>
       <w:r>
+        <w:rPr>
+          <w:lang w:val="en-US"/>
+        </w:rPr>
         <w:tab/>
       </w:r>
       <w:r>
+        <w:rPr>
+          <w:lang w:val="en-US"/>
+        </w:rPr>
         <w:tab/>
-        <w:t xml:space="preserve">A. </w:t>
-      </w:r>
-      <w:proofErr w:type="spellStart"/>
-      <w:r>
-        <w:t>Mucolli</w:t>
-      </w:r>
-      <w:proofErr w:type="spellEnd"/>
-      <w:r>
-        <w:t xml:space="preserve"> (5/5)</w:t>
-      </w:r>
-    </w:p>
-    <w:p>
-      <w:r>
+        <w:t>A. Mucolli (5/5)</w:t>
+      </w:r>
+    </w:p>
+    <w:p>
+      <w:pPr>
+        <w:rPr>
+          <w:lang w:val="en-US"/>
+        </w:rPr>
+      </w:pPr>
+      <w:r>
+        <w:rPr>
+          <w:lang w:val="en-US"/>
+        </w:rPr>
         <w:tab/>
       </w:r>
       <w:r>
+        <w:rPr>
+          <w:lang w:val="en-US"/>
+        </w:rPr>
         <w:tab/>
       </w:r>
       <w:r>
+        <w:rPr>
+          <w:lang w:val="en-US"/>
+        </w:rPr>
         <w:tab/>
         <w:t>A. Bøndergaard (5/5)</w:t>
       </w:r>
     </w:p>
     <w:p>
-      <w:proofErr w:type="spellStart"/>
-      <w:r>
-        <w:t>Unsecure</w:t>
-      </w:r>
-      <w:proofErr w:type="spellEnd"/>
-      <w:r>
-        <w:t xml:space="preserve"> positions:</w:t>
+      <w:pPr>
+        <w:rPr>
+          <w:lang w:val="en-US"/>
+        </w:rPr>
+      </w:pPr>
+      <w:r>
+        <w:rPr>
+          <w:lang w:val="en-US"/>
+        </w:rPr>
+        <w:t>Unsecure positions:</w:t>
       </w:r>
     </w:p>
     <w:p>
@@ -849,13 +855,6 @@
     <w:p>
       <w:pPr>
         <w:rPr>
-          <w:lang w:val="en-US"/>
-        </w:rPr>
-      </w:pPr>
-    </w:p>
-    <w:p>
-      <w:pPr>
-        <w:rPr>
           <w:b/>
           <w:bCs/>
           <w:lang w:val="en-US"/>
@@ -871,6 +870,11 @@
       </w:r>
     </w:p>
     <w:p>
+      <w:pPr>
+        <w:rPr>
+          <w:lang w:val="en-US"/>
+        </w:rPr>
+      </w:pPr>
       <w:r>
         <w:rPr>
           <w:lang w:val="en-US"/>
@@ -883,19 +887,12 @@
         </w:rPr>
         <w:t xml:space="preserve">t moving the ball forward and has a high pass accuracy. Can create chances, but it could be better. </w:t>
       </w:r>
-      <w:proofErr w:type="spellStart"/>
-      <w:r>
-        <w:t>Struggles</w:t>
-      </w:r>
-      <w:proofErr w:type="spellEnd"/>
-      <w:r>
-        <w:t xml:space="preserve"> </w:t>
-      </w:r>
-      <w:proofErr w:type="spellStart"/>
-      <w:r>
-        <w:t>defending</w:t>
-      </w:r>
-      <w:proofErr w:type="spellEnd"/>
+      <w:r>
+        <w:rPr>
+          <w:lang w:val="en-US"/>
+        </w:rPr>
+        <w:t>Struggles defending</w:t>
+      </w:r>
     </w:p>
     <w:p>
       <w:pPr>
@@ -961,35 +958,7 @@
         <w:rPr>
           <w:lang w:val="en-US"/>
         </w:rPr>
-        <w:t xml:space="preserve">Scores as a balanced central midfielder in the Nordic bet </w:t>
-      </w:r>
-      <w:proofErr w:type="spellStart"/>
-      <w:r>
-        <w:rPr>
-          <w:lang w:val="en-US"/>
-        </w:rPr>
-        <w:t>liga</w:t>
-      </w:r>
-      <w:proofErr w:type="spellEnd"/>
-      <w:r>
-        <w:rPr>
-          <w:lang w:val="en-US"/>
-        </w:rPr>
-        <w:t xml:space="preserve">. No big weaknesses and no big strengths but </w:t>
-      </w:r>
-      <w:proofErr w:type="gramStart"/>
-      <w:r>
-        <w:rPr>
-          <w:lang w:val="en-US"/>
-        </w:rPr>
-        <w:t>does</w:t>
-      </w:r>
-      <w:proofErr w:type="gramEnd"/>
-      <w:r>
-        <w:rPr>
-          <w:lang w:val="en-US"/>
-        </w:rPr>
-        <w:t xml:space="preserve"> ok on all parameters.</w:t>
+        <w:t>Scores as a balanced central midfielder in the Nordic bet liga. No big weaknesses and no big strengths but does ok on all parameters.</w:t>
       </w:r>
     </w:p>
     <w:p>
@@ -1081,81 +1050,37 @@
           <w:lang w:val="en-US"/>
         </w:rPr>
       </w:pPr>
-      <w:proofErr w:type="spellStart"/>
-      <w:proofErr w:type="gramStart"/>
-      <w:r>
-        <w:rPr>
-          <w:lang w:val="en-US"/>
-        </w:rPr>
-        <w:t>A.Mucolli</w:t>
-      </w:r>
-      <w:proofErr w:type="spellEnd"/>
-      <w:proofErr w:type="gramEnd"/>
-      <w:r>
-        <w:rPr>
-          <w:lang w:val="en-US"/>
-        </w:rPr>
-        <w:t xml:space="preserve">: </w:t>
-      </w:r>
-      <w:r>
-        <w:rPr>
-          <w:lang w:val="en-US"/>
-        </w:rPr>
-        <w:t>The biggest offensive threat when he plays as a winger. Creates chances and can also score himself.</w:t>
-      </w:r>
-    </w:p>
-    <w:p>
-      <w:pPr>
-        <w:rPr>
-          <w:lang w:val="en-US"/>
-        </w:rPr>
-      </w:pPr>
-      <w:r>
-        <w:rPr>
-          <w:lang w:val="en-US"/>
-        </w:rPr>
-        <w:t xml:space="preserve">G. Marcussen: Has a good passing accuracy, while also being able to create chances for both </w:t>
-      </w:r>
-      <w:proofErr w:type="gramStart"/>
-      <w:r>
-        <w:rPr>
-          <w:lang w:val="en-US"/>
-        </w:rPr>
-        <w:t>himself</w:t>
-      </w:r>
-      <w:proofErr w:type="gramEnd"/>
-      <w:r>
-        <w:rPr>
-          <w:lang w:val="en-US"/>
-        </w:rPr>
-        <w:t xml:space="preserve"> and teammates</w:t>
-      </w:r>
-    </w:p>
-    <w:p>
-      <w:pPr>
-        <w:rPr>
-          <w:lang w:val="en-US"/>
-        </w:rPr>
-      </w:pPr>
-      <w:r>
-        <w:rPr>
-          <w:lang w:val="en-US"/>
-        </w:rPr>
-        <w:t xml:space="preserve">O. Buch: Plays with high risk, but very low success rate. We would prefer him having the ball than </w:t>
-      </w:r>
-      <w:proofErr w:type="spellStart"/>
-      <w:r>
-        <w:rPr>
-          <w:lang w:val="en-US"/>
-        </w:rPr>
-        <w:t>Mucolli</w:t>
-      </w:r>
-      <w:proofErr w:type="spellEnd"/>
-      <w:r>
-        <w:rPr>
-          <w:lang w:val="en-US"/>
-        </w:rPr>
-        <w:t>.</w:t>
+      <w:r>
+        <w:rPr>
+          <w:lang w:val="en-US"/>
+        </w:rPr>
+        <w:t>A.Mucolli: The biggest offensive threat when he plays as a winger. Creates chances and can also score himself.</w:t>
+      </w:r>
+    </w:p>
+    <w:p>
+      <w:pPr>
+        <w:rPr>
+          <w:lang w:val="en-US"/>
+        </w:rPr>
+      </w:pPr>
+      <w:r>
+        <w:rPr>
+          <w:lang w:val="en-US"/>
+        </w:rPr>
+        <w:t>G. Marcussen: Has a good passing accuracy, while also being able to create chances for both himself and teammates</w:t>
+      </w:r>
+    </w:p>
+    <w:p>
+      <w:pPr>
+        <w:rPr>
+          <w:lang w:val="en-US"/>
+        </w:rPr>
+      </w:pPr>
+      <w:r>
+        <w:rPr>
+          <w:lang w:val="en-US"/>
+        </w:rPr>
+        <w:t>O. Buch: Plays with high risk, but very low success rate. We would prefer him having the ball than Mucolli.</w:t>
       </w:r>
     </w:p>
     <w:p>
@@ -1181,97 +1106,17 @@
           <w:lang w:val="en-US"/>
         </w:rPr>
       </w:pPr>
-      <w:proofErr w:type="spellStart"/>
-      <w:proofErr w:type="gramStart"/>
-      <w:r>
-        <w:rPr>
-          <w:lang w:val="en-US"/>
-        </w:rPr>
-        <w:t>A.Bøndergaard</w:t>
-      </w:r>
-      <w:proofErr w:type="spellEnd"/>
-      <w:proofErr w:type="gramEnd"/>
-      <w:r>
-        <w:rPr>
-          <w:lang w:val="en-US"/>
-        </w:rPr>
-        <w:t>: has scored 5 g</w:t>
-      </w:r>
-      <w:r>
-        <w:rPr>
-          <w:lang w:val="en-US"/>
-        </w:rPr>
-        <w:t xml:space="preserve">oals but only 2,2 in </w:t>
-      </w:r>
-      <w:proofErr w:type="spellStart"/>
-      <w:r>
-        <w:rPr>
-          <w:lang w:val="en-US"/>
-        </w:rPr>
-        <w:t>xG</w:t>
-      </w:r>
-      <w:proofErr w:type="spellEnd"/>
-      <w:r>
-        <w:rPr>
-          <w:lang w:val="en-US"/>
-        </w:rPr>
-        <w:t xml:space="preserve">. Even though he is the </w:t>
-      </w:r>
-      <w:proofErr w:type="spellStart"/>
-      <w:r>
-        <w:rPr>
-          <w:lang w:val="en-US"/>
-        </w:rPr>
-        <w:t>topscorer</w:t>
-      </w:r>
-      <w:proofErr w:type="spellEnd"/>
-      <w:r>
-        <w:rPr>
-          <w:lang w:val="en-US"/>
-        </w:rPr>
-        <w:t xml:space="preserve"> he is the weak link offensively. Struggles linking up and creating chances for both </w:t>
-      </w:r>
-      <w:proofErr w:type="gramStart"/>
-      <w:r>
-        <w:rPr>
-          <w:lang w:val="en-US"/>
-        </w:rPr>
-        <w:t>himself</w:t>
-      </w:r>
-      <w:proofErr w:type="gramEnd"/>
-      <w:r>
-        <w:rPr>
-          <w:lang w:val="en-US"/>
-        </w:rPr>
-        <w:t xml:space="preserve"> and teammates. On data he is a striker in the bottom of the </w:t>
-      </w:r>
-      <w:proofErr w:type="spellStart"/>
-      <w:r>
-        <w:rPr>
-          <w:lang w:val="en-US"/>
-        </w:rPr>
-        <w:t>NordicBet</w:t>
-      </w:r>
-      <w:proofErr w:type="spellEnd"/>
-      <w:r>
-        <w:rPr>
-          <w:lang w:val="en-US"/>
-        </w:rPr>
-        <w:t xml:space="preserve"> </w:t>
-      </w:r>
-      <w:proofErr w:type="spellStart"/>
-      <w:r>
-        <w:rPr>
-          <w:lang w:val="en-US"/>
-        </w:rPr>
-        <w:t>liga</w:t>
-      </w:r>
-      <w:proofErr w:type="spellEnd"/>
-      <w:r>
-        <w:rPr>
-          <w:lang w:val="en-US"/>
-        </w:rPr>
-        <w:t>.</w:t>
+      <w:r>
+        <w:rPr>
+          <w:lang w:val="en-US"/>
+        </w:rPr>
+        <w:t>A.Bøndergaard: has scored 5 g</w:t>
+      </w:r>
+      <w:r>
+        <w:rPr>
+          <w:lang w:val="en-US"/>
+        </w:rPr>
+        <w:t>oals but only 2,2 in xG. Even though he is the topscorer he is the weak link offensively. Struggles linking up and creating chances for both himself and teammates. On data he is a striker in the bottom of the NordicBet liga.</w:t>
       </w:r>
     </w:p>
     <w:p>
@@ -1286,6 +1131,7 @@
         <w:rPr>
           <w:b/>
           <w:bCs/>
+          <w:lang w:val="en-US"/>
         </w:rPr>
       </w:pPr>
     </w:p>
@@ -1312,77 +1158,27 @@
           <w:bCs/>
           <w:lang w:val="en-US"/>
         </w:rPr>
-        <w:t xml:space="preserve">he 3 latest matches and against teams </w:t>
-      </w:r>
-      <w:proofErr w:type="gramStart"/>
+        <w:t>he 3 latest matches and against teams similar to Fredericia (B93, Hillerød and HB_Køge</w:t>
+      </w:r>
       <w:r>
         <w:rPr>
           <w:b/>
           <w:bCs/>
           <w:lang w:val="en-US"/>
         </w:rPr>
-        <w:t>similar to</w:t>
-      </w:r>
-      <w:proofErr w:type="gramEnd"/>
-      <w:r>
-        <w:rPr>
-          <w:b/>
-          <w:bCs/>
-          <w:lang w:val="en-US"/>
-        </w:rPr>
-        <w:t xml:space="preserve"> Fredericia (B93, </w:t>
-      </w:r>
-      <w:proofErr w:type="spellStart"/>
-      <w:r>
-        <w:rPr>
-          <w:b/>
-          <w:bCs/>
-          <w:lang w:val="en-US"/>
-        </w:rPr>
-        <w:t>Hillerød</w:t>
-      </w:r>
-      <w:proofErr w:type="spellEnd"/>
-      <w:r>
-        <w:rPr>
-          <w:b/>
-          <w:bCs/>
-          <w:lang w:val="en-US"/>
-        </w:rPr>
-        <w:t xml:space="preserve"> and </w:t>
-      </w:r>
-      <w:proofErr w:type="spellStart"/>
-      <w:r>
-        <w:rPr>
-          <w:b/>
-          <w:bCs/>
-          <w:lang w:val="en-US"/>
-        </w:rPr>
-        <w:t>HB_Køge</w:t>
-      </w:r>
-      <w:proofErr w:type="spellEnd"/>
-    </w:p>
-    <w:p>
-      <w:pPr>
-        <w:rPr>
-          <w:lang w:val="en-US"/>
-        </w:rPr>
-      </w:pPr>
-    </w:p>
-    <w:p>
-      <w:r>
-        <w:t xml:space="preserve">Central </w:t>
-      </w:r>
-      <w:proofErr w:type="spellStart"/>
-      <w:r>
-        <w:t>defenders</w:t>
-      </w:r>
-      <w:proofErr w:type="spellEnd"/>
-      <w:r>
-        <w:t>:</w:t>
-      </w:r>
-    </w:p>
-    <w:p>
-      <w:r>
+        <w:t>):</w:t>
+      </w:r>
+    </w:p>
+    <w:p>
+      <w:r>
+        <w:t>Central defenders:</w:t>
+      </w:r>
+    </w:p>
+    <w:p>
+      <w:r>
+        <w:rPr>
+          <w:noProof/>
+        </w:rPr>
         <w:drawing>
           <wp:inline distT="0" distB="0" distL="0" distR="0" wp14:anchorId="09BB0091" wp14:editId="450C47BB">
             <wp:extent cx="4515082" cy="838243"/>
@@ -1420,19 +1216,16 @@
         </w:drawing>
       </w:r>
     </w:p>
-    <w:p/>
-    <w:p>
-      <w:proofErr w:type="spellStart"/>
-      <w:r>
-        <w:t>Fullbacks</w:t>
-      </w:r>
-      <w:proofErr w:type="spellEnd"/>
-      <w:r>
-        <w:t>:</w:t>
-      </w:r>
-    </w:p>
-    <w:p>
-      <w:r>
+    <w:p>
+      <w:r>
+        <w:t>Fullbacks:</w:t>
+      </w:r>
+    </w:p>
+    <w:p>
+      <w:r>
+        <w:rPr>
+          <w:noProof/>
+        </w:rPr>
         <w:drawing>
           <wp:inline distT="0" distB="0" distL="0" distR="0" wp14:anchorId="3095E935" wp14:editId="30EC40BB">
             <wp:extent cx="5410478" cy="863644"/>
@@ -1470,15 +1263,9 @@
         </w:drawing>
       </w:r>
     </w:p>
-    <w:p/>
-    <w:p>
-      <w:proofErr w:type="spellStart"/>
-      <w:r>
-        <w:t>Number</w:t>
-      </w:r>
-      <w:proofErr w:type="spellEnd"/>
-      <w:r>
-        <w:t xml:space="preserve"> 6:</w:t>
+    <w:p>
+      <w:r>
+        <w:t>Number 6:</w:t>
       </w:r>
     </w:p>
     <w:p>
@@ -1524,17 +1311,15 @@
       </w:r>
     </w:p>
     <w:p>
-      <w:proofErr w:type="spellStart"/>
-      <w:r>
-        <w:t>Number</w:t>
-      </w:r>
-      <w:proofErr w:type="spellEnd"/>
-      <w:r>
-        <w:t xml:space="preserve"> 10:</w:t>
-      </w:r>
-    </w:p>
-    <w:p>
-      <w:r>
+      <w:r>
+        <w:t>Number 10:</w:t>
+      </w:r>
+    </w:p>
+    <w:p>
+      <w:r>
+        <w:rPr>
+          <w:noProof/>
+        </w:rPr>
         <w:drawing>
           <wp:anchor distT="0" distB="0" distL="114300" distR="114300" simplePos="0" relativeHeight="251664384" behindDoc="0" locked="0" layoutInCell="1" allowOverlap="1" wp14:anchorId="3DD8FEB6" wp14:editId="42A4033B">
             <wp:simplePos x="0" y="0"/>
@@ -1586,6 +1371,9 @@
         </w:drawing>
       </w:r>
       <w:r>
+        <w:rPr>
+          <w:noProof/>
+        </w:rPr>
         <w:drawing>
           <wp:inline distT="0" distB="0" distL="0" distR="0" wp14:anchorId="18825038" wp14:editId="37F6D71F">
             <wp:extent cx="5207268" cy="209561"/>
@@ -1626,6 +1414,9 @@
     <w:p/>
     <w:p>
       <w:r>
+        <w:rPr>
+          <w:noProof/>
+        </w:rPr>
         <w:drawing>
           <wp:anchor distT="0" distB="0" distL="114300" distR="114300" simplePos="0" relativeHeight="251663360" behindDoc="0" locked="0" layoutInCell="1" allowOverlap="1" wp14:anchorId="3F8AE75D" wp14:editId="7647038D">
             <wp:simplePos x="0" y="0"/>
@@ -1677,22 +1468,18 @@
         </w:drawing>
       </w:r>
     </w:p>
-    <w:p/>
-    <w:p>
-      <w:r>
-        <w:t>Angribere:</w:t>
-      </w:r>
-    </w:p>
-    <w:p>
-      <w:r>
-        <w:rPr>
-          <w:noProof/>
-        </w:rPr>
+    <w:p>
+      <w:r>
+        <w:t>Wingers:</w:t>
+      </w:r>
+    </w:p>
+    <w:p>
+      <w:r>
         <w:drawing>
-          <wp:inline distT="0" distB="0" distL="0" distR="0" wp14:anchorId="4E035A94" wp14:editId="1B541F8B">
-            <wp:extent cx="6120130" cy="1304925"/>
-            <wp:effectExtent l="0" t="0" r="0" b="9525"/>
-            <wp:docPr id="1146763065" name="Billede 1" descr="Et billede, der indeholder tekst, skærmbillede, nummer/tal, linje/række&#10;&#10;Automatisk genereret beskrivelse"/>
+          <wp:inline distT="0" distB="0" distL="0" distR="0" wp14:anchorId="14F808E6" wp14:editId="08446B11">
+            <wp:extent cx="5219968" cy="673135"/>
+            <wp:effectExtent l="0" t="0" r="0" b="0"/>
+            <wp:docPr id="705310718" name="Billede 1" descr="Et billede, der indeholder tekst, skærmbillede, Font/skrifttype, linje/række&#10;&#10;Automatisk genereret beskrivelse"/>
             <wp:cNvGraphicFramePr>
               <a:graphicFrameLocks xmlns:a="http://schemas.openxmlformats.org/drawingml/2006/main" noChangeAspect="1"/>
             </wp:cNvGraphicFramePr>
@@ -1700,7 +1487,7 @@
               <a:graphicData uri="http://schemas.openxmlformats.org/drawingml/2006/picture">
                 <pic:pic xmlns:pic="http://schemas.openxmlformats.org/drawingml/2006/picture">
                   <pic:nvPicPr>
-                    <pic:cNvPr id="1146763065" name="Billede 1" descr="Et billede, der indeholder tekst, skærmbillede, nummer/tal, linje/række&#10;&#10;Automatisk genereret beskrivelse"/>
+                    <pic:cNvPr id="705310718" name="Billede 1" descr="Et billede, der indeholder tekst, skærmbillede, Font/skrifttype, linje/række&#10;&#10;Automatisk genereret beskrivelse"/>
                     <pic:cNvPicPr/>
                   </pic:nvPicPr>
                   <pic:blipFill>
@@ -1712,7 +1499,7 @@
                   <pic:spPr>
                     <a:xfrm>
                       <a:off x="0" y="0"/>
-                      <a:ext cx="6120130" cy="1304925"/>
+                      <a:ext cx="5219968" cy="673135"/>
                     </a:xfrm>
                     <a:prstGeom prst="rect">
                       <a:avLst/>
@@ -1726,10 +1513,58 @@
       </w:r>
     </w:p>
     <w:p/>
+    <w:p>
+      <w:r>
+        <w:t>Strikers</w:t>
+      </w:r>
+      <w:r>
+        <w:t>:</w:t>
+      </w:r>
+    </w:p>
+    <w:p>
+      <w:r>
+        <w:drawing>
+          <wp:inline distT="0" distB="0" distL="0" distR="0" wp14:anchorId="45A9908F" wp14:editId="5C36AD9A">
+            <wp:extent cx="5169166" cy="882695"/>
+            <wp:effectExtent l="0" t="0" r="0" b="0"/>
+            <wp:docPr id="1742409795" name="Billede 1" descr="Et billede, der indeholder tekst, linje/række, Font/skrifttype, nummer/tal&#10;&#10;Automatisk genereret beskrivelse"/>
+            <wp:cNvGraphicFramePr>
+              <a:graphicFrameLocks xmlns:a="http://schemas.openxmlformats.org/drawingml/2006/main" noChangeAspect="1"/>
+            </wp:cNvGraphicFramePr>
+            <a:graphic xmlns:a="http://schemas.openxmlformats.org/drawingml/2006/main">
+              <a:graphicData uri="http://schemas.openxmlformats.org/drawingml/2006/picture">
+                <pic:pic xmlns:pic="http://schemas.openxmlformats.org/drawingml/2006/picture">
+                  <pic:nvPicPr>
+                    <pic:cNvPr id="1742409795" name="Billede 1" descr="Et billede, der indeholder tekst, linje/række, Font/skrifttype, nummer/tal&#10;&#10;Automatisk genereret beskrivelse"/>
+                    <pic:cNvPicPr/>
+                  </pic:nvPicPr>
+                  <pic:blipFill>
+                    <a:blip r:embed="rId12"/>
+                    <a:stretch>
+                      <a:fillRect/>
+                    </a:stretch>
+                  </pic:blipFill>
+                  <pic:spPr>
+                    <a:xfrm>
+                      <a:off x="0" y="0"/>
+                      <a:ext cx="5169166" cy="882695"/>
+                    </a:xfrm>
+                    <a:prstGeom prst="rect">
+                      <a:avLst/>
+                    </a:prstGeom>
+                  </pic:spPr>
+                </pic:pic>
+              </a:graphicData>
+            </a:graphic>
+          </wp:inline>
+        </w:drawing>
+      </w:r>
+    </w:p>
+    <w:p/>
     <w:tbl>
       <w:tblPr>
         <w:tblpPr w:leftFromText="141" w:rightFromText="141" w:vertAnchor="text" w:horzAnchor="margin" w:tblpX="-284" w:tblpY="1062"/>
-        <w:tblW w:w="4536" w:type="dxa"/>
+        <w:tblW w:w="4565" w:type="dxa"/>
         <w:tblCellMar>
           <w:left w:w="70" w:type="dxa"/>
           <w:right w:w="70" w:type="dxa"/>
@@ -1737,16 +1572,16 @@
         <w:tblLook w:val="04A0" w:firstRow="1" w:lastRow="0" w:firstColumn="1" w:lastColumn="0" w:noHBand="0" w:noVBand="1"/>
       </w:tblPr>
       <w:tblGrid>
-        <w:gridCol w:w="2835"/>
-        <w:gridCol w:w="1701"/>
+        <w:gridCol w:w="2853"/>
+        <w:gridCol w:w="1712"/>
       </w:tblGrid>
       <w:tr>
         <w:trPr>
-          <w:trHeight w:val="300"/>
+          <w:trHeight w:val="326"/>
         </w:trPr>
         <w:tc>
           <w:tcPr>
-            <w:tcW w:w="2835" w:type="dxa"/>
+            <w:tcW w:w="2853" w:type="dxa"/>
             <w:tcBorders>
               <w:top w:val="nil"/>
               <w:left w:val="nil"/>
@@ -1771,11 +1606,8 @@
             </w:pPr>
             <w:r>
               <w:rPr>
-                <w:rFonts w:ascii="Aptos Narrow" w:eastAsia="Times New Roman" w:hAnsi="Aptos Narrow" w:cs="Times New Roman"/>
-                <w:color w:val="000000"/>
-                <w:kern w:val="0"/>
-                <w:lang w:eastAsia="da-DK"/>
-                <w14:ligatures w14:val="none"/>
+                <w:rFonts w:ascii="Aptos Narrow" w:hAnsi="Aptos Narrow"/>
+                <w:color w:val="000000"/>
               </w:rPr>
               <w:lastRenderedPageBreak/>
               <w:t>Player</w:t>
@@ -1784,7 +1616,7 @@
         </w:tc>
         <w:tc>
           <w:tcPr>
-            <w:tcW w:w="1701" w:type="dxa"/>
+            <w:tcW w:w="1712" w:type="dxa"/>
             <w:tcBorders>
               <w:top w:val="nil"/>
               <w:left w:val="nil"/>
@@ -1809,11 +1641,8 @@
             </w:pPr>
             <w:r>
               <w:rPr>
-                <w:rFonts w:ascii="Aptos Narrow" w:eastAsia="Times New Roman" w:hAnsi="Aptos Narrow" w:cs="Times New Roman"/>
-                <w:color w:val="000000"/>
-                <w:kern w:val="0"/>
-                <w:lang w:eastAsia="da-DK"/>
-                <w14:ligatures w14:val="none"/>
+                <w:rFonts w:ascii="Aptos Narrow" w:hAnsi="Aptos Narrow"/>
+                <w:color w:val="000000"/>
               </w:rPr>
               <w:t>Top Speed</w:t>
             </w:r>
@@ -1822,11 +1651,11 @@
       </w:tr>
       <w:tr>
         <w:trPr>
-          <w:trHeight w:val="300"/>
+          <w:trHeight w:val="326"/>
         </w:trPr>
         <w:tc>
           <w:tcPr>
-            <w:tcW w:w="2835" w:type="dxa"/>
+            <w:tcW w:w="2853" w:type="dxa"/>
             <w:tcBorders>
               <w:top w:val="nil"/>
               <w:left w:val="nil"/>
@@ -1851,19 +1680,16 @@
             </w:pPr>
             <w:r>
               <w:rPr>
-                <w:rFonts w:ascii="Aptos Narrow" w:eastAsia="Times New Roman" w:hAnsi="Aptos Narrow" w:cs="Times New Roman"/>
-                <w:color w:val="000000"/>
-                <w:kern w:val="0"/>
-                <w:lang w:eastAsia="da-DK"/>
-                <w14:ligatures w14:val="none"/>
-              </w:rPr>
-              <w:t>Jesper Cornelius Rasmussen</w:t>
+                <w:rFonts w:ascii="Aptos Narrow" w:hAnsi="Aptos Narrow"/>
+                <w:color w:val="000000"/>
+              </w:rPr>
+              <w:t>Daniel Kristjansson</w:t>
             </w:r>
           </w:p>
         </w:tc>
         <w:tc>
           <w:tcPr>
-            <w:tcW w:w="1701" w:type="dxa"/>
+            <w:tcW w:w="1712" w:type="dxa"/>
             <w:tcBorders>
               <w:top w:val="nil"/>
               <w:left w:val="nil"/>
@@ -1888,24 +1714,21 @@
             </w:pPr>
             <w:r>
               <w:rPr>
-                <w:rFonts w:ascii="Aptos Narrow" w:eastAsia="Times New Roman" w:hAnsi="Aptos Narrow" w:cs="Times New Roman"/>
-                <w:color w:val="000000"/>
-                <w:kern w:val="0"/>
-                <w:lang w:eastAsia="da-DK"/>
-                <w14:ligatures w14:val="none"/>
-              </w:rPr>
-              <w:t>33.11</w:t>
+                <w:rFonts w:ascii="Aptos Narrow" w:hAnsi="Aptos Narrow"/>
+                <w:color w:val="000000"/>
+              </w:rPr>
+              <w:t>33.86</w:t>
             </w:r>
           </w:p>
         </w:tc>
       </w:tr>
       <w:tr>
         <w:trPr>
-          <w:trHeight w:val="300"/>
+          <w:trHeight w:val="326"/>
         </w:trPr>
         <w:tc>
           <w:tcPr>
-            <w:tcW w:w="2835" w:type="dxa"/>
+            <w:tcW w:w="2853" w:type="dxa"/>
             <w:tcBorders>
               <w:top w:val="nil"/>
               <w:left w:val="nil"/>
@@ -1930,19 +1753,16 @@
             </w:pPr>
             <w:r>
               <w:rPr>
-                <w:rFonts w:ascii="Aptos Narrow" w:eastAsia="Times New Roman" w:hAnsi="Aptos Narrow" w:cs="Times New Roman"/>
-                <w:color w:val="000000"/>
-                <w:kern w:val="0"/>
-                <w:lang w:eastAsia="da-DK"/>
-                <w14:ligatures w14:val="none"/>
-              </w:rPr>
-              <w:t>Oliver Klitten</w:t>
+                <w:rFonts w:ascii="Aptos Narrow" w:hAnsi="Aptos Narrow"/>
+                <w:color w:val="000000"/>
+              </w:rPr>
+              <w:t>Asbjorn Bondergaard</w:t>
             </w:r>
           </w:p>
         </w:tc>
         <w:tc>
           <w:tcPr>
-            <w:tcW w:w="1701" w:type="dxa"/>
+            <w:tcW w:w="1712" w:type="dxa"/>
             <w:tcBorders>
               <w:top w:val="nil"/>
               <w:left w:val="nil"/>
@@ -1967,24 +1787,21 @@
             </w:pPr>
             <w:r>
               <w:rPr>
-                <w:rFonts w:ascii="Aptos Narrow" w:eastAsia="Times New Roman" w:hAnsi="Aptos Narrow" w:cs="Times New Roman"/>
-                <w:color w:val="000000"/>
-                <w:kern w:val="0"/>
-                <w:lang w:eastAsia="da-DK"/>
-                <w14:ligatures w14:val="none"/>
-              </w:rPr>
-              <w:t>32.57</w:t>
+                <w:rFonts w:ascii="Aptos Narrow" w:hAnsi="Aptos Narrow"/>
+                <w:color w:val="000000"/>
+              </w:rPr>
+              <w:t>33.46</w:t>
             </w:r>
           </w:p>
         </w:tc>
       </w:tr>
       <w:tr>
         <w:trPr>
-          <w:trHeight w:val="300"/>
+          <w:trHeight w:val="326"/>
         </w:trPr>
         <w:tc>
           <w:tcPr>
-            <w:tcW w:w="2835" w:type="dxa"/>
+            <w:tcW w:w="2853" w:type="dxa"/>
             <w:tcBorders>
               <w:top w:val="nil"/>
               <w:left w:val="nil"/>
@@ -2009,19 +1826,16 @@
             </w:pPr>
             <w:r>
               <w:rPr>
-                <w:rFonts w:ascii="Aptos Narrow" w:eastAsia="Times New Roman" w:hAnsi="Aptos Narrow" w:cs="Times New Roman"/>
-                <w:color w:val="000000"/>
-                <w:kern w:val="0"/>
-                <w:lang w:eastAsia="da-DK"/>
-                <w14:ligatures w14:val="none"/>
-              </w:rPr>
-              <w:t>Lukas Klitten</w:t>
+                <w:rFonts w:ascii="Aptos Narrow" w:hAnsi="Aptos Narrow"/>
+                <w:color w:val="000000"/>
+              </w:rPr>
+              <w:t>Anders Dahl</w:t>
             </w:r>
           </w:p>
         </w:tc>
         <w:tc>
           <w:tcPr>
-            <w:tcW w:w="1701" w:type="dxa"/>
+            <w:tcW w:w="1712" w:type="dxa"/>
             <w:tcBorders>
               <w:top w:val="nil"/>
               <w:left w:val="nil"/>
@@ -2046,24 +1860,21 @@
             </w:pPr>
             <w:r>
               <w:rPr>
-                <w:rFonts w:ascii="Aptos Narrow" w:eastAsia="Times New Roman" w:hAnsi="Aptos Narrow" w:cs="Times New Roman"/>
-                <w:color w:val="000000"/>
-                <w:kern w:val="0"/>
-                <w:lang w:eastAsia="da-DK"/>
-                <w14:ligatures w14:val="none"/>
-              </w:rPr>
-              <w:t>32.28</w:t>
+                <w:rFonts w:ascii="Aptos Narrow" w:hAnsi="Aptos Narrow"/>
+                <w:color w:val="000000"/>
+              </w:rPr>
+              <w:t>33.24</w:t>
             </w:r>
           </w:p>
         </w:tc>
       </w:tr>
       <w:tr>
         <w:trPr>
-          <w:trHeight w:val="300"/>
+          <w:trHeight w:val="326"/>
         </w:trPr>
         <w:tc>
           <w:tcPr>
-            <w:tcW w:w="2835" w:type="dxa"/>
+            <w:tcW w:w="2853" w:type="dxa"/>
             <w:tcBorders>
               <w:top w:val="nil"/>
               <w:left w:val="nil"/>
@@ -2088,19 +1899,16 @@
             </w:pPr>
             <w:r>
               <w:rPr>
-                <w:rFonts w:ascii="Aptos Narrow" w:eastAsia="Times New Roman" w:hAnsi="Aptos Narrow" w:cs="Times New Roman"/>
-                <w:color w:val="000000"/>
-                <w:kern w:val="0"/>
-                <w:lang w:eastAsia="da-DK"/>
-                <w14:ligatures w14:val="none"/>
-              </w:rPr>
-              <w:t>Frederik Rasmus Christensen</w:t>
+                <w:rFonts w:ascii="Aptos Narrow" w:hAnsi="Aptos Narrow"/>
+                <w:color w:val="000000"/>
+              </w:rPr>
+              <w:t>Frederik Rieper</w:t>
             </w:r>
           </w:p>
         </w:tc>
         <w:tc>
           <w:tcPr>
-            <w:tcW w:w="1701" w:type="dxa"/>
+            <w:tcW w:w="1712" w:type="dxa"/>
             <w:tcBorders>
               <w:top w:val="nil"/>
               <w:left w:val="nil"/>
@@ -2125,24 +1933,21 @@
             </w:pPr>
             <w:r>
               <w:rPr>
-                <w:rFonts w:ascii="Aptos Narrow" w:eastAsia="Times New Roman" w:hAnsi="Aptos Narrow" w:cs="Times New Roman"/>
-                <w:color w:val="000000"/>
-                <w:kern w:val="0"/>
-                <w:lang w:eastAsia="da-DK"/>
-                <w14:ligatures w14:val="none"/>
-              </w:rPr>
-              <w:t>32.26</w:t>
+                <w:rFonts w:ascii="Aptos Narrow" w:hAnsi="Aptos Narrow"/>
+                <w:color w:val="000000"/>
+              </w:rPr>
+              <w:t>32.43</w:t>
             </w:r>
           </w:p>
         </w:tc>
       </w:tr>
       <w:tr>
         <w:trPr>
-          <w:trHeight w:val="300"/>
+          <w:trHeight w:val="326"/>
         </w:trPr>
         <w:tc>
           <w:tcPr>
-            <w:tcW w:w="2835" w:type="dxa"/>
+            <w:tcW w:w="2853" w:type="dxa"/>
             <w:tcBorders>
               <w:top w:val="nil"/>
               <w:left w:val="nil"/>
@@ -2167,19 +1972,16 @@
             </w:pPr>
             <w:r>
               <w:rPr>
-                <w:rFonts w:ascii="Aptos Narrow" w:eastAsia="Times New Roman" w:hAnsi="Aptos Narrow" w:cs="Times New Roman"/>
-                <w:color w:val="000000"/>
-                <w:kern w:val="0"/>
-                <w:lang w:eastAsia="da-DK"/>
-                <w14:ligatures w14:val="none"/>
-              </w:rPr>
-              <w:t>Frederik Dietz Nielsen</w:t>
+                <w:rFonts w:ascii="Aptos Narrow" w:hAnsi="Aptos Narrow"/>
+                <w:color w:val="000000"/>
+              </w:rPr>
+              <w:t>Gustav Marcussen</w:t>
             </w:r>
           </w:p>
         </w:tc>
         <w:tc>
           <w:tcPr>
-            <w:tcW w:w="1701" w:type="dxa"/>
+            <w:tcW w:w="1712" w:type="dxa"/>
             <w:tcBorders>
               <w:top w:val="nil"/>
               <w:left w:val="nil"/>
@@ -2204,24 +2006,21 @@
             </w:pPr>
             <w:r>
               <w:rPr>
-                <w:rFonts w:ascii="Aptos Narrow" w:eastAsia="Times New Roman" w:hAnsi="Aptos Narrow" w:cs="Times New Roman"/>
-                <w:color w:val="000000"/>
-                <w:kern w:val="0"/>
-                <w:lang w:eastAsia="da-DK"/>
-                <w14:ligatures w14:val="none"/>
-              </w:rPr>
-              <w:t>32.25</w:t>
+                <w:rFonts w:ascii="Aptos Narrow" w:hAnsi="Aptos Narrow"/>
+                <w:color w:val="000000"/>
+              </w:rPr>
+              <w:t>32.2</w:t>
             </w:r>
           </w:p>
         </w:tc>
       </w:tr>
       <w:tr>
         <w:trPr>
-          <w:trHeight w:val="300"/>
+          <w:trHeight w:val="326"/>
         </w:trPr>
         <w:tc>
           <w:tcPr>
-            <w:tcW w:w="2835" w:type="dxa"/>
+            <w:tcW w:w="2853" w:type="dxa"/>
             <w:tcBorders>
               <w:top w:val="nil"/>
               <w:left w:val="nil"/>
@@ -2246,41 +2045,16 @@
             </w:pPr>
             <w:r>
               <w:rPr>
-                <w:rFonts w:ascii="Aptos Narrow" w:eastAsia="Times New Roman" w:hAnsi="Aptos Narrow" w:cs="Times New Roman"/>
-                <w:color w:val="000000"/>
-                <w:kern w:val="0"/>
-                <w:lang w:eastAsia="da-DK"/>
-                <w14:ligatures w14:val="none"/>
-              </w:rPr>
-              <w:t xml:space="preserve">Emil </w:t>
-            </w:r>
-            <w:proofErr w:type="spellStart"/>
-            <w:r>
-              <w:rPr>
-                <w:rFonts w:ascii="Aptos Narrow" w:eastAsia="Times New Roman" w:hAnsi="Aptos Narrow" w:cs="Times New Roman"/>
-                <w:color w:val="000000"/>
-                <w:kern w:val="0"/>
-                <w:lang w:eastAsia="da-DK"/>
-                <w14:ligatures w14:val="none"/>
-              </w:rPr>
-              <w:t>Sogaard</w:t>
-            </w:r>
-            <w:proofErr w:type="spellEnd"/>
-            <w:r>
-              <w:rPr>
-                <w:rFonts w:ascii="Aptos Narrow" w:eastAsia="Times New Roman" w:hAnsi="Aptos Narrow" w:cs="Times New Roman"/>
-                <w:color w:val="000000"/>
-                <w:kern w:val="0"/>
-                <w:lang w:eastAsia="da-DK"/>
-                <w14:ligatures w14:val="none"/>
-              </w:rPr>
-              <w:t xml:space="preserve"> Jensen</w:t>
+                <w:rFonts w:ascii="Aptos Narrow" w:hAnsi="Aptos Narrow"/>
+                <w:color w:val="000000"/>
+              </w:rPr>
+              <w:t>Jonatan Lindekilde</w:t>
             </w:r>
           </w:p>
         </w:tc>
         <w:tc>
           <w:tcPr>
-            <w:tcW w:w="1701" w:type="dxa"/>
+            <w:tcW w:w="1712" w:type="dxa"/>
             <w:tcBorders>
               <w:top w:val="nil"/>
               <w:left w:val="nil"/>
@@ -2305,24 +2079,21 @@
             </w:pPr>
             <w:r>
               <w:rPr>
-                <w:rFonts w:ascii="Aptos Narrow" w:eastAsia="Times New Roman" w:hAnsi="Aptos Narrow" w:cs="Times New Roman"/>
-                <w:color w:val="000000"/>
-                <w:kern w:val="0"/>
-                <w:lang w:eastAsia="da-DK"/>
-                <w14:ligatures w14:val="none"/>
-              </w:rPr>
-              <w:t>32.11</w:t>
+                <w:rFonts w:ascii="Aptos Narrow" w:hAnsi="Aptos Narrow"/>
+                <w:color w:val="000000"/>
+              </w:rPr>
+              <w:t>31.99</w:t>
             </w:r>
           </w:p>
         </w:tc>
       </w:tr>
       <w:tr>
         <w:trPr>
-          <w:trHeight w:val="300"/>
+          <w:trHeight w:val="326"/>
         </w:trPr>
         <w:tc>
           <w:tcPr>
-            <w:tcW w:w="2835" w:type="dxa"/>
+            <w:tcW w:w="2853" w:type="dxa"/>
             <w:tcBorders>
               <w:top w:val="nil"/>
               <w:left w:val="nil"/>
@@ -2347,19 +2118,16 @@
             </w:pPr>
             <w:r>
               <w:rPr>
-                <w:rFonts w:ascii="Aptos Narrow" w:eastAsia="Times New Roman" w:hAnsi="Aptos Narrow" w:cs="Times New Roman"/>
-                <w:color w:val="000000"/>
-                <w:kern w:val="0"/>
-                <w:lang w:eastAsia="da-DK"/>
-                <w14:ligatures w14:val="none"/>
-              </w:rPr>
-              <w:t>Villads Rasmussen</w:t>
+                <w:rFonts w:ascii="Aptos Narrow" w:hAnsi="Aptos Narrow"/>
+                <w:color w:val="000000"/>
+              </w:rPr>
+              <w:t>Jakob Vestergaard Jessen</w:t>
             </w:r>
           </w:p>
         </w:tc>
         <w:tc>
           <w:tcPr>
-            <w:tcW w:w="1701" w:type="dxa"/>
+            <w:tcW w:w="1712" w:type="dxa"/>
             <w:tcBorders>
               <w:top w:val="nil"/>
               <w:left w:val="nil"/>
@@ -2384,24 +2152,21 @@
             </w:pPr>
             <w:r>
               <w:rPr>
-                <w:rFonts w:ascii="Aptos Narrow" w:eastAsia="Times New Roman" w:hAnsi="Aptos Narrow" w:cs="Times New Roman"/>
-                <w:color w:val="000000"/>
-                <w:kern w:val="0"/>
-                <w:lang w:eastAsia="da-DK"/>
-                <w14:ligatures w14:val="none"/>
-              </w:rPr>
-              <w:t>32.08</w:t>
+                <w:rFonts w:ascii="Aptos Narrow" w:hAnsi="Aptos Narrow"/>
+                <w:color w:val="000000"/>
+              </w:rPr>
+              <w:t>31.91</w:t>
             </w:r>
           </w:p>
         </w:tc>
       </w:tr>
       <w:tr>
         <w:trPr>
-          <w:trHeight w:val="300"/>
+          <w:trHeight w:val="326"/>
         </w:trPr>
         <w:tc>
           <w:tcPr>
-            <w:tcW w:w="2835" w:type="dxa"/>
+            <w:tcW w:w="2853" w:type="dxa"/>
             <w:tcBorders>
               <w:top w:val="nil"/>
               <w:left w:val="nil"/>
@@ -2424,45 +2189,18 @@
                 <w14:ligatures w14:val="none"/>
               </w:rPr>
             </w:pPr>
-            <w:proofErr w:type="spellStart"/>
             <w:r>
               <w:rPr>
-                <w:rFonts w:ascii="Aptos Narrow" w:eastAsia="Times New Roman" w:hAnsi="Aptos Narrow" w:cs="Times New Roman"/>
-                <w:color w:val="000000"/>
-                <w:kern w:val="0"/>
-                <w:lang w:eastAsia="da-DK"/>
-                <w14:ligatures w14:val="none"/>
-              </w:rPr>
-              <w:t>Moubarack</w:t>
+                <w:rFonts w:ascii="Aptos Narrow" w:hAnsi="Aptos Narrow"/>
+                <w:color w:val="000000"/>
+              </w:rPr>
+              <w:t>Oscar Buch</w:t>
             </w:r>
-            <w:proofErr w:type="spellEnd"/>
-            <w:r>
-              <w:rPr>
-                <w:rFonts w:ascii="Aptos Narrow" w:eastAsia="Times New Roman" w:hAnsi="Aptos Narrow" w:cs="Times New Roman"/>
-                <w:color w:val="000000"/>
-                <w:kern w:val="0"/>
-                <w:lang w:eastAsia="da-DK"/>
-                <w14:ligatures w14:val="none"/>
-              </w:rPr>
-              <w:t xml:space="preserve"> </w:t>
-            </w:r>
-            <w:proofErr w:type="spellStart"/>
-            <w:r>
-              <w:rPr>
-                <w:rFonts w:ascii="Aptos Narrow" w:eastAsia="Times New Roman" w:hAnsi="Aptos Narrow" w:cs="Times New Roman"/>
-                <w:color w:val="000000"/>
-                <w:kern w:val="0"/>
-                <w:lang w:eastAsia="da-DK"/>
-                <w14:ligatures w14:val="none"/>
-              </w:rPr>
-              <w:t>Compaore</w:t>
-            </w:r>
-            <w:proofErr w:type="spellEnd"/>
           </w:p>
         </w:tc>
         <w:tc>
           <w:tcPr>
-            <w:tcW w:w="1701" w:type="dxa"/>
+            <w:tcW w:w="1712" w:type="dxa"/>
             <w:tcBorders>
               <w:top w:val="nil"/>
               <w:left w:val="nil"/>
@@ -2487,24 +2225,21 @@
             </w:pPr>
             <w:r>
               <w:rPr>
-                <w:rFonts w:ascii="Aptos Narrow" w:eastAsia="Times New Roman" w:hAnsi="Aptos Narrow" w:cs="Times New Roman"/>
-                <w:color w:val="000000"/>
-                <w:kern w:val="0"/>
-                <w:lang w:eastAsia="da-DK"/>
-                <w14:ligatures w14:val="none"/>
-              </w:rPr>
-              <w:t>31.79</w:t>
+                <w:rFonts w:ascii="Aptos Narrow" w:hAnsi="Aptos Narrow"/>
+                <w:color w:val="000000"/>
+              </w:rPr>
+              <w:t>31.75</w:t>
             </w:r>
           </w:p>
         </w:tc>
       </w:tr>
       <w:tr>
         <w:trPr>
-          <w:trHeight w:val="300"/>
+          <w:trHeight w:val="326"/>
         </w:trPr>
         <w:tc>
           <w:tcPr>
-            <w:tcW w:w="2835" w:type="dxa"/>
+            <w:tcW w:w="2853" w:type="dxa"/>
             <w:tcBorders>
               <w:top w:val="nil"/>
               <w:left w:val="nil"/>
@@ -2529,19 +2264,16 @@
             </w:pPr>
             <w:r>
               <w:rPr>
-                <w:rFonts w:ascii="Aptos Narrow" w:eastAsia="Times New Roman" w:hAnsi="Aptos Narrow" w:cs="Times New Roman"/>
-                <w:color w:val="000000"/>
-                <w:kern w:val="0"/>
-                <w:lang w:eastAsia="da-DK"/>
-                <w14:ligatures w14:val="none"/>
-              </w:rPr>
-              <w:t>Theo Hansen</w:t>
+                <w:rFonts w:ascii="Aptos Narrow" w:hAnsi="Aptos Narrow"/>
+                <w:color w:val="000000"/>
+              </w:rPr>
+              <w:t>Eskild Dall</w:t>
             </w:r>
           </w:p>
         </w:tc>
         <w:tc>
           <w:tcPr>
-            <w:tcW w:w="1701" w:type="dxa"/>
+            <w:tcW w:w="1712" w:type="dxa"/>
             <w:tcBorders>
               <w:top w:val="nil"/>
               <w:left w:val="nil"/>
@@ -2566,24 +2298,21 @@
             </w:pPr>
             <w:r>
               <w:rPr>
-                <w:rFonts w:ascii="Aptos Narrow" w:eastAsia="Times New Roman" w:hAnsi="Aptos Narrow" w:cs="Times New Roman"/>
-                <w:color w:val="000000"/>
-                <w:kern w:val="0"/>
-                <w:lang w:eastAsia="da-DK"/>
-                <w14:ligatures w14:val="none"/>
-              </w:rPr>
-              <w:t>31.48</w:t>
+                <w:rFonts w:ascii="Aptos Narrow" w:hAnsi="Aptos Narrow"/>
+                <w:color w:val="000000"/>
+              </w:rPr>
+              <w:t>31.71</w:t>
             </w:r>
           </w:p>
         </w:tc>
       </w:tr>
       <w:tr>
         <w:trPr>
-          <w:trHeight w:val="300"/>
+          <w:trHeight w:val="326"/>
         </w:trPr>
         <w:tc>
           <w:tcPr>
-            <w:tcW w:w="2835" w:type="dxa"/>
+            <w:tcW w:w="2853" w:type="dxa"/>
             <w:tcBorders>
               <w:top w:val="nil"/>
               <w:left w:val="nil"/>
@@ -2608,19 +2337,16 @@
             </w:pPr>
             <w:r>
               <w:rPr>
-                <w:rFonts w:ascii="Aptos Narrow" w:eastAsia="Times New Roman" w:hAnsi="Aptos Narrow" w:cs="Times New Roman"/>
-                <w:color w:val="000000"/>
-                <w:kern w:val="0"/>
-                <w:lang w:eastAsia="da-DK"/>
-                <w14:ligatures w14:val="none"/>
-              </w:rPr>
-              <w:t>Oliver Harbo Overgaard</w:t>
+                <w:rFonts w:ascii="Aptos Narrow" w:hAnsi="Aptos Narrow"/>
+                <w:color w:val="000000"/>
+              </w:rPr>
+              <w:t>Agon Mucolli</w:t>
             </w:r>
           </w:p>
         </w:tc>
         <w:tc>
           <w:tcPr>
-            <w:tcW w:w="1701" w:type="dxa"/>
+            <w:tcW w:w="1712" w:type="dxa"/>
             <w:tcBorders>
               <w:top w:val="nil"/>
               <w:left w:val="nil"/>
@@ -2645,24 +2371,21 @@
             </w:pPr>
             <w:r>
               <w:rPr>
-                <w:rFonts w:ascii="Aptos Narrow" w:eastAsia="Times New Roman" w:hAnsi="Aptos Narrow" w:cs="Times New Roman"/>
-                <w:color w:val="000000"/>
-                <w:kern w:val="0"/>
-                <w:lang w:eastAsia="da-DK"/>
-                <w14:ligatures w14:val="none"/>
-              </w:rPr>
-              <w:t>31.24</w:t>
+                <w:rFonts w:ascii="Aptos Narrow" w:hAnsi="Aptos Narrow"/>
+                <w:color w:val="000000"/>
+              </w:rPr>
+              <w:t>31.52</w:t>
             </w:r>
           </w:p>
         </w:tc>
       </w:tr>
       <w:tr>
         <w:trPr>
-          <w:trHeight w:val="300"/>
+          <w:trHeight w:val="326"/>
         </w:trPr>
         <w:tc>
           <w:tcPr>
-            <w:tcW w:w="2835" w:type="dxa"/>
+            <w:tcW w:w="2853" w:type="dxa"/>
             <w:tcBorders>
               <w:top w:val="nil"/>
               <w:left w:val="nil"/>
@@ -2687,19 +2410,16 @@
             </w:pPr>
             <w:r>
               <w:rPr>
-                <w:rFonts w:ascii="Aptos Narrow" w:eastAsia="Times New Roman" w:hAnsi="Aptos Narrow" w:cs="Times New Roman"/>
-                <w:color w:val="000000"/>
-                <w:kern w:val="0"/>
-                <w:lang w:eastAsia="da-DK"/>
-                <w14:ligatures w14:val="none"/>
-              </w:rPr>
-              <w:t>Mathias Kristensen</w:t>
+                <w:rFonts w:ascii="Aptos Narrow" w:hAnsi="Aptos Narrow"/>
+                <w:color w:val="000000"/>
+              </w:rPr>
+              <w:t>William Madsen</w:t>
             </w:r>
           </w:p>
         </w:tc>
         <w:tc>
           <w:tcPr>
-            <w:tcW w:w="1701" w:type="dxa"/>
+            <w:tcW w:w="1712" w:type="dxa"/>
             <w:tcBorders>
               <w:top w:val="nil"/>
               <w:left w:val="nil"/>
@@ -2724,24 +2444,21 @@
             </w:pPr>
             <w:r>
               <w:rPr>
-                <w:rFonts w:ascii="Aptos Narrow" w:eastAsia="Times New Roman" w:hAnsi="Aptos Narrow" w:cs="Times New Roman"/>
-                <w:color w:val="000000"/>
-                <w:kern w:val="0"/>
-                <w:lang w:eastAsia="da-DK"/>
-                <w14:ligatures w14:val="none"/>
-              </w:rPr>
-              <w:t>31.16</w:t>
+                <w:rFonts w:ascii="Aptos Narrow" w:hAnsi="Aptos Narrow"/>
+                <w:color w:val="000000"/>
+              </w:rPr>
+              <w:t>31.03</w:t>
             </w:r>
           </w:p>
         </w:tc>
       </w:tr>
       <w:tr>
         <w:trPr>
-          <w:trHeight w:val="300"/>
+          <w:trHeight w:val="326"/>
         </w:trPr>
         <w:tc>
           <w:tcPr>
-            <w:tcW w:w="2835" w:type="dxa"/>
+            <w:tcW w:w="2853" w:type="dxa"/>
             <w:tcBorders>
               <w:top w:val="nil"/>
               <w:left w:val="nil"/>
@@ -2766,19 +2483,16 @@
             </w:pPr>
             <w:r>
               <w:rPr>
-                <w:rFonts w:ascii="Aptos Narrow" w:eastAsia="Times New Roman" w:hAnsi="Aptos Narrow" w:cs="Times New Roman"/>
-                <w:color w:val="000000"/>
-                <w:kern w:val="0"/>
-                <w:lang w:eastAsia="da-DK"/>
-                <w14:ligatures w14:val="none"/>
-              </w:rPr>
-              <w:t>Max Nielsen</w:t>
+                <w:rFonts w:ascii="Aptos Narrow" w:hAnsi="Aptos Narrow"/>
+                <w:color w:val="000000"/>
+              </w:rPr>
+              <w:t>Jeppe Kudsk</w:t>
             </w:r>
           </w:p>
         </w:tc>
         <w:tc>
           <w:tcPr>
-            <w:tcW w:w="1701" w:type="dxa"/>
+            <w:tcW w:w="1712" w:type="dxa"/>
             <w:tcBorders>
               <w:top w:val="nil"/>
               <w:left w:val="nil"/>
@@ -2803,24 +2517,21 @@
             </w:pPr>
             <w:r>
               <w:rPr>
-                <w:rFonts w:ascii="Aptos Narrow" w:eastAsia="Times New Roman" w:hAnsi="Aptos Narrow" w:cs="Times New Roman"/>
-                <w:color w:val="000000"/>
-                <w:kern w:val="0"/>
-                <w:lang w:eastAsia="da-DK"/>
-                <w14:ligatures w14:val="none"/>
-              </w:rPr>
-              <w:t>30.62</w:t>
+                <w:rFonts w:ascii="Aptos Narrow" w:hAnsi="Aptos Narrow"/>
+                <w:color w:val="000000"/>
+              </w:rPr>
+              <w:t>30.82</w:t>
             </w:r>
           </w:p>
         </w:tc>
       </w:tr>
       <w:tr>
         <w:trPr>
-          <w:trHeight w:val="300"/>
+          <w:trHeight w:val="326"/>
         </w:trPr>
         <w:tc>
           <w:tcPr>
-            <w:tcW w:w="2835" w:type="dxa"/>
+            <w:tcW w:w="2853" w:type="dxa"/>
             <w:tcBorders>
               <w:top w:val="nil"/>
               <w:left w:val="nil"/>
@@ -2845,19 +2556,16 @@
             </w:pPr>
             <w:r>
               <w:rPr>
-                <w:rFonts w:ascii="Aptos Narrow" w:eastAsia="Times New Roman" w:hAnsi="Aptos Narrow" w:cs="Times New Roman"/>
-                <w:color w:val="000000"/>
-                <w:kern w:val="0"/>
-                <w:lang w:eastAsia="da-DK"/>
-                <w14:ligatures w14:val="none"/>
-              </w:rPr>
-              <w:t>Zander Hyltoft</w:t>
+                <w:rFonts w:ascii="Aptos Narrow" w:hAnsi="Aptos Narrow"/>
+                <w:color w:val="000000"/>
+              </w:rPr>
+              <w:t>Jesper Juelsgard</w:t>
             </w:r>
           </w:p>
         </w:tc>
         <w:tc>
           <w:tcPr>
-            <w:tcW w:w="1701" w:type="dxa"/>
+            <w:tcW w:w="1712" w:type="dxa"/>
             <w:tcBorders>
               <w:top w:val="nil"/>
               <w:left w:val="nil"/>
@@ -2882,24 +2590,21 @@
             </w:pPr>
             <w:r>
               <w:rPr>
-                <w:rFonts w:ascii="Aptos Narrow" w:eastAsia="Times New Roman" w:hAnsi="Aptos Narrow" w:cs="Times New Roman"/>
-                <w:color w:val="000000"/>
-                <w:kern w:val="0"/>
-                <w:lang w:eastAsia="da-DK"/>
-                <w14:ligatures w14:val="none"/>
-              </w:rPr>
-              <w:t>30.27</w:t>
+                <w:rFonts w:ascii="Aptos Narrow" w:hAnsi="Aptos Narrow"/>
+                <w:color w:val="000000"/>
+              </w:rPr>
+              <w:t>30.36</w:t>
             </w:r>
           </w:p>
         </w:tc>
       </w:tr>
       <w:tr>
         <w:trPr>
-          <w:trHeight w:val="300"/>
+          <w:trHeight w:val="326"/>
         </w:trPr>
         <w:tc>
           <w:tcPr>
-            <w:tcW w:w="2835" w:type="dxa"/>
+            <w:tcW w:w="2853" w:type="dxa"/>
             <w:tcBorders>
               <w:top w:val="nil"/>
               <w:left w:val="nil"/>
@@ -2924,41 +2629,16 @@
             </w:pPr>
             <w:r>
               <w:rPr>
-                <w:rFonts w:ascii="Aptos Narrow" w:eastAsia="Times New Roman" w:hAnsi="Aptos Narrow" w:cs="Times New Roman"/>
-                <w:color w:val="000000"/>
-                <w:kern w:val="0"/>
-                <w:lang w:eastAsia="da-DK"/>
-                <w14:ligatures w14:val="none"/>
-              </w:rPr>
-              <w:t xml:space="preserve">Marius </w:t>
-            </w:r>
-            <w:proofErr w:type="spellStart"/>
-            <w:r>
-              <w:rPr>
-                <w:rFonts w:ascii="Aptos Narrow" w:eastAsia="Times New Roman" w:hAnsi="Aptos Narrow" w:cs="Times New Roman"/>
-                <w:color w:val="000000"/>
-                <w:kern w:val="0"/>
-                <w:lang w:eastAsia="da-DK"/>
-                <w14:ligatures w14:val="none"/>
-              </w:rPr>
-              <w:t>Haudrum</w:t>
-            </w:r>
-            <w:proofErr w:type="spellEnd"/>
-            <w:r>
-              <w:rPr>
-                <w:rFonts w:ascii="Aptos Narrow" w:eastAsia="Times New Roman" w:hAnsi="Aptos Narrow" w:cs="Times New Roman"/>
-                <w:color w:val="000000"/>
-                <w:kern w:val="0"/>
-                <w:lang w:eastAsia="da-DK"/>
-                <w14:ligatures w14:val="none"/>
-              </w:rPr>
-              <w:t xml:space="preserve"> Jacobsen</w:t>
+                <w:rFonts w:ascii="Aptos Narrow" w:hAnsi="Aptos Narrow"/>
+                <w:color w:val="000000"/>
+              </w:rPr>
+              <w:t>Patrick Egelund</w:t>
             </w:r>
           </w:p>
         </w:tc>
         <w:tc>
           <w:tcPr>
-            <w:tcW w:w="1701" w:type="dxa"/>
+            <w:tcW w:w="1712" w:type="dxa"/>
             <w:tcBorders>
               <w:top w:val="nil"/>
               <w:left w:val="nil"/>
@@ -2983,24 +2663,21 @@
             </w:pPr>
             <w:r>
               <w:rPr>
-                <w:rFonts w:ascii="Aptos Narrow" w:eastAsia="Times New Roman" w:hAnsi="Aptos Narrow" w:cs="Times New Roman"/>
-                <w:color w:val="000000"/>
-                <w:kern w:val="0"/>
-                <w:lang w:eastAsia="da-DK"/>
-                <w14:ligatures w14:val="none"/>
-              </w:rPr>
-              <w:t>30.16</w:t>
+                <w:rFonts w:ascii="Aptos Narrow" w:hAnsi="Aptos Narrow"/>
+                <w:color w:val="000000"/>
+              </w:rPr>
+              <w:t>30.21</w:t>
             </w:r>
           </w:p>
         </w:tc>
       </w:tr>
       <w:tr>
         <w:trPr>
-          <w:trHeight w:val="300"/>
+          <w:trHeight w:val="326"/>
         </w:trPr>
         <w:tc>
           <w:tcPr>
-            <w:tcW w:w="2835" w:type="dxa"/>
+            <w:tcW w:w="2853" w:type="dxa"/>
             <w:tcBorders>
               <w:top w:val="nil"/>
               <w:left w:val="nil"/>
@@ -3025,19 +2702,16 @@
             </w:pPr>
             <w:r>
               <w:rPr>
-                <w:rFonts w:ascii="Aptos Narrow" w:eastAsia="Times New Roman" w:hAnsi="Aptos Narrow" w:cs="Times New Roman"/>
-                <w:color w:val="000000"/>
-                <w:kern w:val="0"/>
-                <w:lang w:eastAsia="da-DK"/>
-                <w14:ligatures w14:val="none"/>
-              </w:rPr>
-              <w:t>Jesper Boge</w:t>
+                <w:rFonts w:ascii="Aptos Narrow" w:hAnsi="Aptos Narrow"/>
+                <w:color w:val="000000"/>
+              </w:rPr>
+              <w:t>Daniel Thogersen</w:t>
             </w:r>
           </w:p>
         </w:tc>
         <w:tc>
           <w:tcPr>
-            <w:tcW w:w="1701" w:type="dxa"/>
+            <w:tcW w:w="1712" w:type="dxa"/>
             <w:tcBorders>
               <w:top w:val="nil"/>
               <w:left w:val="nil"/>
@@ -3062,24 +2736,21 @@
             </w:pPr>
             <w:r>
               <w:rPr>
-                <w:rFonts w:ascii="Aptos Narrow" w:eastAsia="Times New Roman" w:hAnsi="Aptos Narrow" w:cs="Times New Roman"/>
-                <w:color w:val="000000"/>
-                <w:kern w:val="0"/>
-                <w:lang w:eastAsia="da-DK"/>
-                <w14:ligatures w14:val="none"/>
-              </w:rPr>
-              <w:t>26.49</w:t>
+                <w:rFonts w:ascii="Aptos Narrow" w:hAnsi="Aptos Narrow"/>
+                <w:color w:val="000000"/>
+              </w:rPr>
+              <w:t>30.08</w:t>
             </w:r>
           </w:p>
         </w:tc>
       </w:tr>
       <w:tr>
         <w:trPr>
-          <w:trHeight w:val="300"/>
+          <w:trHeight w:val="326"/>
         </w:trPr>
         <w:tc>
           <w:tcPr>
-            <w:tcW w:w="2835" w:type="dxa"/>
+            <w:tcW w:w="2853" w:type="dxa"/>
             <w:tcBorders>
               <w:top w:val="nil"/>
               <w:left w:val="nil"/>
@@ -3104,19 +2775,16 @@
             </w:pPr>
             <w:r>
               <w:rPr>
-                <w:rFonts w:ascii="Aptos Narrow" w:eastAsia="Times New Roman" w:hAnsi="Aptos Narrow" w:cs="Times New Roman"/>
-                <w:color w:val="000000"/>
-                <w:kern w:val="0"/>
-                <w:lang w:eastAsia="da-DK"/>
-                <w14:ligatures w14:val="none"/>
-              </w:rPr>
-              <w:t>Oliver Dorph</w:t>
+                <w:rFonts w:ascii="Aptos Narrow" w:hAnsi="Aptos Narrow"/>
+                <w:color w:val="000000"/>
+              </w:rPr>
+              <w:t>Daniel Haarbo</w:t>
             </w:r>
           </w:p>
         </w:tc>
         <w:tc>
           <w:tcPr>
-            <w:tcW w:w="1701" w:type="dxa"/>
+            <w:tcW w:w="1712" w:type="dxa"/>
             <w:tcBorders>
               <w:top w:val="nil"/>
               <w:left w:val="nil"/>
@@ -3141,24 +2809,21 @@
             </w:pPr>
             <w:r>
               <w:rPr>
-                <w:rFonts w:ascii="Aptos Narrow" w:eastAsia="Times New Roman" w:hAnsi="Aptos Narrow" w:cs="Times New Roman"/>
-                <w:color w:val="000000"/>
-                <w:kern w:val="0"/>
-                <w:lang w:eastAsia="da-DK"/>
-                <w14:ligatures w14:val="none"/>
-              </w:rPr>
-              <w:t>25.27</w:t>
+                <w:rFonts w:ascii="Aptos Narrow" w:hAnsi="Aptos Narrow"/>
+                <w:color w:val="000000"/>
+              </w:rPr>
+              <w:t>29.54</w:t>
             </w:r>
           </w:p>
         </w:tc>
       </w:tr>
       <w:tr>
         <w:trPr>
-          <w:trHeight w:val="300"/>
+          <w:trHeight w:val="326"/>
         </w:trPr>
         <w:tc>
           <w:tcPr>
-            <w:tcW w:w="2835" w:type="dxa"/>
+            <w:tcW w:w="2853" w:type="dxa"/>
             <w:tcBorders>
               <w:top w:val="nil"/>
               <w:left w:val="nil"/>
@@ -3183,31 +2848,16 @@
             </w:pPr>
             <w:r>
               <w:rPr>
-                <w:rFonts w:ascii="Aptos Narrow" w:eastAsia="Times New Roman" w:hAnsi="Aptos Narrow" w:cs="Times New Roman"/>
-                <w:color w:val="000000"/>
-                <w:kern w:val="0"/>
-                <w:lang w:eastAsia="da-DK"/>
-                <w14:ligatures w14:val="none"/>
-              </w:rPr>
-              <w:t xml:space="preserve">Andreas </w:t>
+                <w:rFonts w:ascii="Aptos Narrow" w:hAnsi="Aptos Narrow"/>
+                <w:color w:val="000000"/>
+              </w:rPr>
+              <w:t>Felix Winther</w:t>
             </w:r>
-            <w:proofErr w:type="spellStart"/>
-            <w:r>
-              <w:rPr>
-                <w:rFonts w:ascii="Aptos Narrow" w:eastAsia="Times New Roman" w:hAnsi="Aptos Narrow" w:cs="Times New Roman"/>
-                <w:color w:val="000000"/>
-                <w:kern w:val="0"/>
-                <w:lang w:eastAsia="da-DK"/>
-                <w14:ligatures w14:val="none"/>
-              </w:rPr>
-              <w:t>Sondergaard</w:t>
-            </w:r>
-            <w:proofErr w:type="spellEnd"/>
           </w:p>
         </w:tc>
         <w:tc>
           <w:tcPr>
-            <w:tcW w:w="1701" w:type="dxa"/>
+            <w:tcW w:w="1712" w:type="dxa"/>
             <w:tcBorders>
               <w:top w:val="nil"/>
               <w:left w:val="nil"/>
@@ -3223,22 +2873,16 @@
             <w:pPr>
               <w:spacing w:after="0" w:line="240" w:lineRule="auto"/>
               <w:rPr>
-                <w:rFonts w:ascii="Aptos Narrow" w:eastAsia="Times New Roman" w:hAnsi="Aptos Narrow" w:cs="Times New Roman"/>
-                <w:color w:val="000000"/>
-                <w:kern w:val="0"/>
-                <w:lang w:eastAsia="da-DK"/>
-                <w14:ligatures w14:val="none"/>
+                <w:rFonts w:ascii="Aptos Narrow" w:hAnsi="Aptos Narrow"/>
+                <w:color w:val="000000"/>
               </w:rPr>
             </w:pPr>
             <w:r>
               <w:rPr>
-                <w:rFonts w:ascii="Aptos Narrow" w:eastAsia="Times New Roman" w:hAnsi="Aptos Narrow" w:cs="Times New Roman"/>
-                <w:color w:val="000000"/>
-                <w:kern w:val="0"/>
-                <w:lang w:eastAsia="da-DK"/>
-                <w14:ligatures w14:val="none"/>
-              </w:rPr>
-              <w:t>24.52</w:t>
+                <w:rFonts w:ascii="Aptos Narrow" w:hAnsi="Aptos Narrow"/>
+                <w:color w:val="000000"/>
+              </w:rPr>
+              <w:t>27.99</w:t>
             </w:r>
           </w:p>
         </w:tc>
@@ -3246,7 +2890,7 @@
     </w:tbl>
     <w:p>
       <w:r>
-        <w:t>Max fart Hobro:</w:t>
+        <w:t>Max speed:</w:t>
       </w:r>
     </w:p>
     <w:tbl>
@@ -3260,7 +2904,7 @@
         <w:tblLook w:val="04A0" w:firstRow="1" w:lastRow="0" w:firstColumn="1" w:lastColumn="0" w:noHBand="0" w:noVBand="1"/>
       </w:tblPr>
       <w:tblGrid>
-        <w:gridCol w:w="4530"/>
+        <w:gridCol w:w="4900"/>
         <w:gridCol w:w="146"/>
       </w:tblGrid>
       <w:tr>
@@ -3269,7 +2913,7 @@
         </w:trPr>
         <w:tc>
           <w:tcPr>
-            <w:tcW w:w="3886" w:type="dxa"/>
+            <w:tcW w:w="4769" w:type="dxa"/>
             <w:tcBorders>
               <w:top w:val="nil"/>
               <w:left w:val="nil"/>
@@ -3282,7 +2926,7 @@
           </w:tcPr>
           <w:tbl>
             <w:tblPr>
-              <w:tblW w:w="4390" w:type="dxa"/>
+              <w:tblW w:w="4760" w:type="dxa"/>
               <w:tblCellMar>
                 <w:left w:w="70" w:type="dxa"/>
                 <w:right w:w="70" w:type="dxa"/>
@@ -3290,16 +2934,16 @@
               <w:tblLook w:val="04A0" w:firstRow="1" w:lastRow="0" w:firstColumn="1" w:lastColumn="0" w:noHBand="0" w:noVBand="1"/>
             </w:tblPr>
             <w:tblGrid>
-              <w:gridCol w:w="3081"/>
-              <w:gridCol w:w="1309"/>
+              <w:gridCol w:w="3424"/>
+              <w:gridCol w:w="1336"/>
             </w:tblGrid>
             <w:tr>
               <w:trPr>
-                <w:trHeight w:val="358"/>
+                <w:trHeight w:val="297"/>
               </w:trPr>
               <w:tc>
                 <w:tcPr>
-                  <w:tcW w:w="3081" w:type="dxa"/>
+                  <w:tcW w:w="3424" w:type="dxa"/>
                   <w:tcBorders>
                     <w:top w:val="nil"/>
                     <w:left w:val="nil"/>
@@ -3337,7 +2981,7 @@
               </w:tc>
               <w:tc>
                 <w:tcPr>
-                  <w:tcW w:w="1309" w:type="dxa"/>
+                  <w:tcW w:w="1336" w:type="dxa"/>
                   <w:tcBorders>
                     <w:top w:val="nil"/>
                     <w:left w:val="nil"/>
@@ -3376,73 +3020,11 @@
             </w:tr>
             <w:tr>
               <w:trPr>
-                <w:trHeight w:val="358"/>
+                <w:trHeight w:val="297"/>
               </w:trPr>
               <w:tc>
                 <w:tcPr>
-                  <w:tcW w:w="3081" w:type="dxa"/>
-                  <w:tcBorders>
-                    <w:top w:val="nil"/>
-                    <w:left w:val="nil"/>
-                    <w:bottom w:val="nil"/>
-                    <w:right w:val="nil"/>
-                  </w:tcBorders>
-                  <w:shd w:val="clear" w:color="auto" w:fill="auto"/>
-                  <w:noWrap/>
-                  <w:vAlign w:val="bottom"/>
-                  <w:hideMark/>
-                </w:tcPr>
-                <w:p>
-                  <w:pPr>
-                    <w:framePr w:hSpace="141" w:wrap="around" w:vAnchor="text" w:hAnchor="page" w:x="5499" w:y="507"/>
-                    <w:spacing w:after="0" w:line="240" w:lineRule="auto"/>
-                    <w:rPr>
-                      <w:rFonts w:ascii="Aptos Narrow" w:eastAsia="Times New Roman" w:hAnsi="Aptos Narrow" w:cs="Times New Roman"/>
-                      <w:color w:val="000000"/>
-                      <w:kern w:val="0"/>
-                      <w:lang w:eastAsia="da-DK"/>
-                      <w14:ligatures w14:val="none"/>
-                    </w:rPr>
-                  </w:pPr>
-                  <w:proofErr w:type="spellStart"/>
-                  <w:r>
-                    <w:rPr>
-                      <w:rFonts w:ascii="Aptos Narrow" w:eastAsia="Times New Roman" w:hAnsi="Aptos Narrow" w:cs="Times New Roman"/>
-                      <w:color w:val="000000"/>
-                      <w:kern w:val="0"/>
-                      <w:lang w:eastAsia="da-DK"/>
-                      <w14:ligatures w14:val="none"/>
-                    </w:rPr>
-                    <w:t>Kwaku</w:t>
-                  </w:r>
-                  <w:proofErr w:type="spellEnd"/>
-                  <w:r>
-                    <w:rPr>
-                      <w:rFonts w:ascii="Aptos Narrow" w:eastAsia="Times New Roman" w:hAnsi="Aptos Narrow" w:cs="Times New Roman"/>
-                      <w:color w:val="000000"/>
-                      <w:kern w:val="0"/>
-                      <w:lang w:eastAsia="da-DK"/>
-                      <w14:ligatures w14:val="none"/>
-                    </w:rPr>
-                    <w:t xml:space="preserve"> </w:t>
-                  </w:r>
-                  <w:proofErr w:type="spellStart"/>
-                  <w:r>
-                    <w:rPr>
-                      <w:rFonts w:ascii="Aptos Narrow" w:eastAsia="Times New Roman" w:hAnsi="Aptos Narrow" w:cs="Times New Roman"/>
-                      <w:color w:val="000000"/>
-                      <w:kern w:val="0"/>
-                      <w:lang w:eastAsia="da-DK"/>
-                      <w14:ligatures w14:val="none"/>
-                    </w:rPr>
-                    <w:t>Karikari</w:t>
-                  </w:r>
-                  <w:proofErr w:type="spellEnd"/>
-                </w:p>
-              </w:tc>
-              <w:tc>
-                <w:tcPr>
-                  <w:tcW w:w="1309" w:type="dxa"/>
+                  <w:tcW w:w="3424" w:type="dxa"/>
                   <w:tcBorders>
                     <w:top w:val="nil"/>
                     <w:left w:val="nil"/>
@@ -3474,18 +3056,56 @@
                       <w:lang w:eastAsia="da-DK"/>
                       <w14:ligatures w14:val="none"/>
                     </w:rPr>
-                    <w:t>33.54</w:t>
+                    <w:t>Kwaku Karikari</w:t>
+                  </w:r>
+                </w:p>
+              </w:tc>
+              <w:tc>
+                <w:tcPr>
+                  <w:tcW w:w="1336" w:type="dxa"/>
+                  <w:tcBorders>
+                    <w:top w:val="nil"/>
+                    <w:left w:val="nil"/>
+                    <w:bottom w:val="nil"/>
+                    <w:right w:val="nil"/>
+                  </w:tcBorders>
+                  <w:shd w:val="clear" w:color="auto" w:fill="auto"/>
+                  <w:noWrap/>
+                  <w:vAlign w:val="bottom"/>
+                  <w:hideMark/>
+                </w:tcPr>
+                <w:p>
+                  <w:pPr>
+                    <w:framePr w:hSpace="141" w:wrap="around" w:vAnchor="text" w:hAnchor="page" w:x="5499" w:y="507"/>
+                    <w:spacing w:after="0" w:line="240" w:lineRule="auto"/>
+                    <w:rPr>
+                      <w:rFonts w:ascii="Aptos Narrow" w:eastAsia="Times New Roman" w:hAnsi="Aptos Narrow" w:cs="Times New Roman"/>
+                      <w:color w:val="000000"/>
+                      <w:kern w:val="0"/>
+                      <w:lang w:eastAsia="da-DK"/>
+                      <w14:ligatures w14:val="none"/>
+                    </w:rPr>
+                  </w:pPr>
+                  <w:r>
+                    <w:rPr>
+                      <w:rFonts w:ascii="Aptos Narrow" w:eastAsia="Times New Roman" w:hAnsi="Aptos Narrow" w:cs="Times New Roman"/>
+                      <w:color w:val="000000"/>
+                      <w:kern w:val="0"/>
+                      <w:lang w:eastAsia="da-DK"/>
+                      <w14:ligatures w14:val="none"/>
+                    </w:rPr>
+                    <w:t>33.9</w:t>
                   </w:r>
                 </w:p>
               </w:tc>
             </w:tr>
             <w:tr>
               <w:trPr>
-                <w:trHeight w:val="358"/>
+                <w:trHeight w:val="297"/>
               </w:trPr>
               <w:tc>
                 <w:tcPr>
-                  <w:tcW w:w="3081" w:type="dxa"/>
+                  <w:tcW w:w="3424" w:type="dxa"/>
                   <w:tcBorders>
                     <w:top w:val="nil"/>
                     <w:left w:val="nil"/>
@@ -3523,7 +3143,7 @@
               </w:tc>
               <w:tc>
                 <w:tcPr>
-                  <w:tcW w:w="1309" w:type="dxa"/>
+                  <w:tcW w:w="1336" w:type="dxa"/>
                   <w:tcBorders>
                     <w:top w:val="nil"/>
                     <w:left w:val="nil"/>
@@ -3562,11 +3182,11 @@
             </w:tr>
             <w:tr>
               <w:trPr>
-                <w:trHeight w:val="358"/>
+                <w:trHeight w:val="297"/>
               </w:trPr>
               <w:tc>
                 <w:tcPr>
-                  <w:tcW w:w="3081" w:type="dxa"/>
+                  <w:tcW w:w="3424" w:type="dxa"/>
                   <w:tcBorders>
                     <w:top w:val="nil"/>
                     <w:left w:val="nil"/>
@@ -3598,25 +3218,13 @@
                       <w:lang w:eastAsia="da-DK"/>
                       <w14:ligatures w14:val="none"/>
                     </w:rPr>
-                    <w:t xml:space="preserve">Adam </w:t>
+                    <w:t>Adam Herdonsson</w:t>
                   </w:r>
-                  <w:proofErr w:type="spellStart"/>
-                  <w:r>
-                    <w:rPr>
-                      <w:rFonts w:ascii="Aptos Narrow" w:eastAsia="Times New Roman" w:hAnsi="Aptos Narrow" w:cs="Times New Roman"/>
-                      <w:color w:val="000000"/>
-                      <w:kern w:val="0"/>
-                      <w:lang w:eastAsia="da-DK"/>
-                      <w14:ligatures w14:val="none"/>
-                    </w:rPr>
-                    <w:t>Herdonsson</w:t>
-                  </w:r>
-                  <w:proofErr w:type="spellEnd"/>
                 </w:p>
               </w:tc>
               <w:tc>
                 <w:tcPr>
-                  <w:tcW w:w="1309" w:type="dxa"/>
+                  <w:tcW w:w="1336" w:type="dxa"/>
                   <w:tcBorders>
                     <w:top w:val="nil"/>
                     <w:left w:val="nil"/>
@@ -3655,11 +3263,11 @@
             </w:tr>
             <w:tr>
               <w:trPr>
-                <w:trHeight w:val="358"/>
+                <w:trHeight w:val="297"/>
               </w:trPr>
               <w:tc>
                 <w:tcPr>
-                  <w:tcW w:w="3081" w:type="dxa"/>
+                  <w:tcW w:w="3424" w:type="dxa"/>
                   <w:tcBorders>
                     <w:top w:val="nil"/>
                     <w:left w:val="nil"/>
@@ -3697,7 +3305,7 @@
               </w:tc>
               <w:tc>
                 <w:tcPr>
-                  <w:tcW w:w="1309" w:type="dxa"/>
+                  <w:tcW w:w="1336" w:type="dxa"/>
                   <w:tcBorders>
                     <w:top w:val="nil"/>
                     <w:left w:val="nil"/>
@@ -3736,11 +3344,11 @@
             </w:tr>
             <w:tr>
               <w:trPr>
-                <w:trHeight w:val="358"/>
+                <w:trHeight w:val="297"/>
               </w:trPr>
               <w:tc>
                 <w:tcPr>
-                  <w:tcW w:w="3081" w:type="dxa"/>
+                  <w:tcW w:w="3424" w:type="dxa"/>
                   <w:tcBorders>
                     <w:top w:val="nil"/>
                     <w:left w:val="nil"/>
@@ -3772,25 +3380,13 @@
                       <w:lang w:eastAsia="da-DK"/>
                       <w14:ligatures w14:val="none"/>
                     </w:rPr>
-                    <w:t xml:space="preserve">Sebastian </w:t>
+                    <w:t>Sebastian Hausner</w:t>
                   </w:r>
-                  <w:proofErr w:type="spellStart"/>
-                  <w:r>
-                    <w:rPr>
-                      <w:rFonts w:ascii="Aptos Narrow" w:eastAsia="Times New Roman" w:hAnsi="Aptos Narrow" w:cs="Times New Roman"/>
-                      <w:color w:val="000000"/>
-                      <w:kern w:val="0"/>
-                      <w:lang w:eastAsia="da-DK"/>
-                      <w14:ligatures w14:val="none"/>
-                    </w:rPr>
-                    <w:t>Hausner</w:t>
-                  </w:r>
-                  <w:proofErr w:type="spellEnd"/>
                 </w:p>
               </w:tc>
               <w:tc>
                 <w:tcPr>
-                  <w:tcW w:w="1309" w:type="dxa"/>
+                  <w:tcW w:w="1336" w:type="dxa"/>
                   <w:tcBorders>
                     <w:top w:val="nil"/>
                     <w:left w:val="nil"/>
@@ -3829,11 +3425,11 @@
             </w:tr>
             <w:tr>
               <w:trPr>
-                <w:trHeight w:val="358"/>
+                <w:trHeight w:val="297"/>
               </w:trPr>
               <w:tc>
                 <w:tcPr>
-                  <w:tcW w:w="3081" w:type="dxa"/>
+                  <w:tcW w:w="3424" w:type="dxa"/>
                   <w:tcBorders>
                     <w:top w:val="nil"/>
                     <w:left w:val="nil"/>
@@ -3871,7 +3467,7 @@
               </w:tc>
               <w:tc>
                 <w:tcPr>
-                  <w:tcW w:w="1309" w:type="dxa"/>
+                  <w:tcW w:w="1336" w:type="dxa"/>
                   <w:tcBorders>
                     <w:top w:val="nil"/>
                     <w:left w:val="nil"/>
@@ -3910,11 +3506,11 @@
             </w:tr>
             <w:tr>
               <w:trPr>
-                <w:trHeight w:val="358"/>
+                <w:trHeight w:val="297"/>
               </w:trPr>
               <w:tc>
                 <w:tcPr>
-                  <w:tcW w:w="3081" w:type="dxa"/>
+                  <w:tcW w:w="3424" w:type="dxa"/>
                   <w:tcBorders>
                     <w:top w:val="nil"/>
                     <w:left w:val="nil"/>
@@ -3946,25 +3542,13 @@
                       <w:lang w:eastAsia="da-DK"/>
                       <w14:ligatures w14:val="none"/>
                     </w:rPr>
-                    <w:t xml:space="preserve">Mikkel </w:t>
+                    <w:t>Mikkel Kallesoe</w:t>
                   </w:r>
-                  <w:proofErr w:type="spellStart"/>
-                  <w:r>
-                    <w:rPr>
-                      <w:rFonts w:ascii="Aptos Narrow" w:eastAsia="Times New Roman" w:hAnsi="Aptos Narrow" w:cs="Times New Roman"/>
-                      <w:color w:val="000000"/>
-                      <w:kern w:val="0"/>
-                      <w:lang w:eastAsia="da-DK"/>
-                      <w14:ligatures w14:val="none"/>
-                    </w:rPr>
-                    <w:t>Kallesoe</w:t>
-                  </w:r>
-                  <w:proofErr w:type="spellEnd"/>
                 </w:p>
               </w:tc>
               <w:tc>
                 <w:tcPr>
-                  <w:tcW w:w="1309" w:type="dxa"/>
+                  <w:tcW w:w="1336" w:type="dxa"/>
                   <w:tcBorders>
                     <w:top w:val="nil"/>
                     <w:left w:val="nil"/>
@@ -4003,61 +3587,11 @@
             </w:tr>
             <w:tr>
               <w:trPr>
-                <w:trHeight w:val="358"/>
+                <w:trHeight w:val="297"/>
               </w:trPr>
               <w:tc>
                 <w:tcPr>
-                  <w:tcW w:w="3081" w:type="dxa"/>
-                  <w:tcBorders>
-                    <w:top w:val="nil"/>
-                    <w:left w:val="nil"/>
-                    <w:bottom w:val="nil"/>
-                    <w:right w:val="nil"/>
-                  </w:tcBorders>
-                  <w:shd w:val="clear" w:color="auto" w:fill="auto"/>
-                  <w:noWrap/>
-                  <w:vAlign w:val="bottom"/>
-                  <w:hideMark/>
-                </w:tcPr>
-                <w:p>
-                  <w:pPr>
-                    <w:framePr w:hSpace="141" w:wrap="around" w:vAnchor="text" w:hAnchor="page" w:x="5499" w:y="507"/>
-                    <w:spacing w:after="0" w:line="240" w:lineRule="auto"/>
-                    <w:rPr>
-                      <w:rFonts w:ascii="Aptos Narrow" w:eastAsia="Times New Roman" w:hAnsi="Aptos Narrow" w:cs="Times New Roman"/>
-                      <w:color w:val="000000"/>
-                      <w:kern w:val="0"/>
-                      <w:lang w:eastAsia="da-DK"/>
-                      <w14:ligatures w14:val="none"/>
-                    </w:rPr>
-                  </w:pPr>
-                  <w:proofErr w:type="spellStart"/>
-                  <w:r>
-                    <w:rPr>
-                      <w:rFonts w:ascii="Aptos Narrow" w:eastAsia="Times New Roman" w:hAnsi="Aptos Narrow" w:cs="Times New Roman"/>
-                      <w:color w:val="000000"/>
-                      <w:kern w:val="0"/>
-                      <w:lang w:eastAsia="da-DK"/>
-                      <w14:ligatures w14:val="none"/>
-                    </w:rPr>
-                    <w:t>Christ</w:t>
-                  </w:r>
-                  <w:proofErr w:type="spellEnd"/>
-                  <w:r>
-                    <w:rPr>
-                      <w:rFonts w:ascii="Aptos Narrow" w:eastAsia="Times New Roman" w:hAnsi="Aptos Narrow" w:cs="Times New Roman"/>
-                      <w:color w:val="000000"/>
-                      <w:kern w:val="0"/>
-                      <w:lang w:eastAsia="da-DK"/>
-                      <w14:ligatures w14:val="none"/>
-                    </w:rPr>
-                    <w:t xml:space="preserve"> Tape</w:t>
-                  </w:r>
-                </w:p>
-              </w:tc>
-              <w:tc>
-                <w:tcPr>
-                  <w:tcW w:w="1309" w:type="dxa"/>
+                  <w:tcW w:w="3424" w:type="dxa"/>
                   <w:tcBorders>
                     <w:top w:val="nil"/>
                     <w:left w:val="nil"/>
@@ -4089,18 +3623,13 @@
                       <w:lang w:eastAsia="da-DK"/>
                       <w14:ligatures w14:val="none"/>
                     </w:rPr>
-                    <w:t>32.08</w:t>
+                    <w:t>Christ Tape</w:t>
                   </w:r>
                 </w:p>
               </w:tc>
-            </w:tr>
-            <w:tr>
-              <w:trPr>
-                <w:trHeight w:val="358"/>
-              </w:trPr>
               <w:tc>
                 <w:tcPr>
-                  <w:tcW w:w="3081" w:type="dxa"/>
+                  <w:tcW w:w="1336" w:type="dxa"/>
                   <w:tcBorders>
                     <w:top w:val="nil"/>
                     <w:left w:val="nil"/>
@@ -4132,9 +3661,41 @@
                       <w:lang w:eastAsia="da-DK"/>
                       <w14:ligatures w14:val="none"/>
                     </w:rPr>
-                    <w:t xml:space="preserve">Oliver </w:t>
+                    <w:t>32.12</w:t>
                   </w:r>
-                  <w:proofErr w:type="spellStart"/>
+                </w:p>
+              </w:tc>
+            </w:tr>
+            <w:tr>
+              <w:trPr>
+                <w:trHeight w:val="297"/>
+              </w:trPr>
+              <w:tc>
+                <w:tcPr>
+                  <w:tcW w:w="3424" w:type="dxa"/>
+                  <w:tcBorders>
+                    <w:top w:val="nil"/>
+                    <w:left w:val="nil"/>
+                    <w:bottom w:val="nil"/>
+                    <w:right w:val="nil"/>
+                  </w:tcBorders>
+                  <w:shd w:val="clear" w:color="auto" w:fill="auto"/>
+                  <w:noWrap/>
+                  <w:vAlign w:val="bottom"/>
+                  <w:hideMark/>
+                </w:tcPr>
+                <w:p>
+                  <w:pPr>
+                    <w:framePr w:hSpace="141" w:wrap="around" w:vAnchor="text" w:hAnchor="page" w:x="5499" w:y="507"/>
+                    <w:spacing w:after="0" w:line="240" w:lineRule="auto"/>
+                    <w:rPr>
+                      <w:rFonts w:ascii="Aptos Narrow" w:eastAsia="Times New Roman" w:hAnsi="Aptos Narrow" w:cs="Times New Roman"/>
+                      <w:color w:val="000000"/>
+                      <w:kern w:val="0"/>
+                      <w:lang w:eastAsia="da-DK"/>
+                      <w14:ligatures w14:val="none"/>
+                    </w:rPr>
+                  </w:pPr>
                   <w:r>
                     <w:rPr>
                       <w:rFonts w:ascii="Aptos Narrow" w:eastAsia="Times New Roman" w:hAnsi="Aptos Narrow" w:cs="Times New Roman"/>
@@ -4143,14 +3704,94 @@
                       <w:lang w:eastAsia="da-DK"/>
                       <w14:ligatures w14:val="none"/>
                     </w:rPr>
-                    <w:t>Kjaergaard</w:t>
+                    <w:t>Ole Kolskogen</w:t>
                   </w:r>
-                  <w:proofErr w:type="spellEnd"/>
                 </w:p>
               </w:tc>
               <w:tc>
                 <w:tcPr>
-                  <w:tcW w:w="1309" w:type="dxa"/>
+                  <w:tcW w:w="1336" w:type="dxa"/>
+                  <w:tcBorders>
+                    <w:top w:val="nil"/>
+                    <w:left w:val="nil"/>
+                    <w:bottom w:val="nil"/>
+                    <w:right w:val="nil"/>
+                  </w:tcBorders>
+                  <w:shd w:val="clear" w:color="auto" w:fill="auto"/>
+                  <w:noWrap/>
+                  <w:vAlign w:val="bottom"/>
+                  <w:hideMark/>
+                </w:tcPr>
+                <w:p>
+                  <w:pPr>
+                    <w:framePr w:hSpace="141" w:wrap="around" w:vAnchor="text" w:hAnchor="page" w:x="5499" w:y="507"/>
+                    <w:spacing w:after="0" w:line="240" w:lineRule="auto"/>
+                    <w:rPr>
+                      <w:rFonts w:ascii="Aptos Narrow" w:eastAsia="Times New Roman" w:hAnsi="Aptos Narrow" w:cs="Times New Roman"/>
+                      <w:color w:val="000000"/>
+                      <w:kern w:val="0"/>
+                      <w:lang w:eastAsia="da-DK"/>
+                      <w14:ligatures w14:val="none"/>
+                    </w:rPr>
+                  </w:pPr>
+                  <w:r>
+                    <w:rPr>
+                      <w:rFonts w:ascii="Aptos Narrow" w:eastAsia="Times New Roman" w:hAnsi="Aptos Narrow" w:cs="Times New Roman"/>
+                      <w:color w:val="000000"/>
+                      <w:kern w:val="0"/>
+                      <w:lang w:eastAsia="da-DK"/>
+                      <w14:ligatures w14:val="none"/>
+                    </w:rPr>
+                    <w:t>31.78</w:t>
+                  </w:r>
+                </w:p>
+              </w:tc>
+            </w:tr>
+            <w:tr>
+              <w:trPr>
+                <w:trHeight w:val="297"/>
+              </w:trPr>
+              <w:tc>
+                <w:tcPr>
+                  <w:tcW w:w="3424" w:type="dxa"/>
+                  <w:tcBorders>
+                    <w:top w:val="nil"/>
+                    <w:left w:val="nil"/>
+                    <w:bottom w:val="nil"/>
+                    <w:right w:val="nil"/>
+                  </w:tcBorders>
+                  <w:shd w:val="clear" w:color="auto" w:fill="auto"/>
+                  <w:noWrap/>
+                  <w:vAlign w:val="bottom"/>
+                  <w:hideMark/>
+                </w:tcPr>
+                <w:p>
+                  <w:pPr>
+                    <w:framePr w:hSpace="141" w:wrap="around" w:vAnchor="text" w:hAnchor="page" w:x="5499" w:y="507"/>
+                    <w:spacing w:after="0" w:line="240" w:lineRule="auto"/>
+                    <w:rPr>
+                      <w:rFonts w:ascii="Aptos Narrow" w:eastAsia="Times New Roman" w:hAnsi="Aptos Narrow" w:cs="Times New Roman"/>
+                      <w:color w:val="000000"/>
+                      <w:kern w:val="0"/>
+                      <w:lang w:eastAsia="da-DK"/>
+                      <w14:ligatures w14:val="none"/>
+                    </w:rPr>
+                  </w:pPr>
+                  <w:r>
+                    <w:rPr>
+                      <w:rFonts w:ascii="Aptos Narrow" w:eastAsia="Times New Roman" w:hAnsi="Aptos Narrow" w:cs="Times New Roman"/>
+                      <w:color w:val="000000"/>
+                      <w:kern w:val="0"/>
+                      <w:lang w:eastAsia="da-DK"/>
+                      <w14:ligatures w14:val="none"/>
+                    </w:rPr>
+                    <w:t>Oliver Kjaergaard</w:t>
+                  </w:r>
+                </w:p>
+              </w:tc>
+              <w:tc>
+                <w:tcPr>
+                  <w:tcW w:w="1336" w:type="dxa"/>
                   <w:tcBorders>
                     <w:top w:val="nil"/>
                     <w:left w:val="nil"/>
@@ -4189,11 +3830,11 @@
             </w:tr>
             <w:tr>
               <w:trPr>
-                <w:trHeight w:val="358"/>
+                <w:trHeight w:val="297"/>
               </w:trPr>
               <w:tc>
                 <w:tcPr>
-                  <w:tcW w:w="3081" w:type="dxa"/>
+                  <w:tcW w:w="3424" w:type="dxa"/>
                   <w:tcBorders>
                     <w:top w:val="nil"/>
                     <w:left w:val="nil"/>
@@ -4225,25 +3866,13 @@
                       <w:lang w:eastAsia="da-DK"/>
                       <w14:ligatures w14:val="none"/>
                     </w:rPr>
-                    <w:t xml:space="preserve">Muhamet </w:t>
+                    <w:t>Muhamet Hyseni</w:t>
                   </w:r>
-                  <w:proofErr w:type="spellStart"/>
-                  <w:r>
-                    <w:rPr>
-                      <w:rFonts w:ascii="Aptos Narrow" w:eastAsia="Times New Roman" w:hAnsi="Aptos Narrow" w:cs="Times New Roman"/>
-                      <w:color w:val="000000"/>
-                      <w:kern w:val="0"/>
-                      <w:lang w:eastAsia="da-DK"/>
-                      <w14:ligatures w14:val="none"/>
-                    </w:rPr>
-                    <w:t>Hyseni</w:t>
-                  </w:r>
-                  <w:proofErr w:type="spellEnd"/>
                 </w:p>
               </w:tc>
               <w:tc>
                 <w:tcPr>
-                  <w:tcW w:w="1309" w:type="dxa"/>
+                  <w:tcW w:w="1336" w:type="dxa"/>
                   <w:tcBorders>
                     <w:top w:val="nil"/>
                     <w:left w:val="nil"/>
@@ -4282,11 +3911,11 @@
             </w:tr>
             <w:tr>
               <w:trPr>
-                <w:trHeight w:val="358"/>
+                <w:trHeight w:val="297"/>
               </w:trPr>
               <w:tc>
                 <w:tcPr>
-                  <w:tcW w:w="3081" w:type="dxa"/>
+                  <w:tcW w:w="3424" w:type="dxa"/>
                   <w:tcBorders>
                     <w:top w:val="nil"/>
                     <w:left w:val="nil"/>
@@ -4318,25 +3947,13 @@
                       <w:lang w:eastAsia="da-DK"/>
                       <w14:ligatures w14:val="none"/>
                     </w:rPr>
-                    <w:t xml:space="preserve">Marvin </w:t>
+                    <w:t>Marvin Egho</w:t>
                   </w:r>
-                  <w:proofErr w:type="spellStart"/>
-                  <w:r>
-                    <w:rPr>
-                      <w:rFonts w:ascii="Aptos Narrow" w:eastAsia="Times New Roman" w:hAnsi="Aptos Narrow" w:cs="Times New Roman"/>
-                      <w:color w:val="000000"/>
-                      <w:kern w:val="0"/>
-                      <w:lang w:eastAsia="da-DK"/>
-                      <w14:ligatures w14:val="none"/>
-                    </w:rPr>
-                    <w:t>Egho</w:t>
-                  </w:r>
-                  <w:proofErr w:type="spellEnd"/>
                 </w:p>
               </w:tc>
               <w:tc>
                 <w:tcPr>
-                  <w:tcW w:w="1309" w:type="dxa"/>
+                  <w:tcW w:w="1336" w:type="dxa"/>
                   <w:tcBorders>
                     <w:top w:val="nil"/>
                     <w:left w:val="nil"/>
@@ -4375,11 +3992,11 @@
             </w:tr>
             <w:tr>
               <w:trPr>
-                <w:trHeight w:val="358"/>
+                <w:trHeight w:val="297"/>
               </w:trPr>
               <w:tc>
                 <w:tcPr>
-                  <w:tcW w:w="3081" w:type="dxa"/>
+                  <w:tcW w:w="3424" w:type="dxa"/>
                   <w:tcBorders>
                     <w:top w:val="nil"/>
                     <w:left w:val="nil"/>
@@ -4411,25 +4028,13 @@
                       <w:lang w:eastAsia="da-DK"/>
                       <w14:ligatures w14:val="none"/>
                     </w:rPr>
-                    <w:t xml:space="preserve">Ole </w:t>
+                    <w:t>Sanders Ngabo</w:t>
                   </w:r>
-                  <w:proofErr w:type="spellStart"/>
-                  <w:r>
-                    <w:rPr>
-                      <w:rFonts w:ascii="Aptos Narrow" w:eastAsia="Times New Roman" w:hAnsi="Aptos Narrow" w:cs="Times New Roman"/>
-                      <w:color w:val="000000"/>
-                      <w:kern w:val="0"/>
-                      <w:lang w:eastAsia="da-DK"/>
-                      <w14:ligatures w14:val="none"/>
-                    </w:rPr>
-                    <w:t>Kolskogen</w:t>
-                  </w:r>
-                  <w:proofErr w:type="spellEnd"/>
                 </w:p>
               </w:tc>
               <w:tc>
                 <w:tcPr>
-                  <w:tcW w:w="1309" w:type="dxa"/>
+                  <w:tcW w:w="1336" w:type="dxa"/>
                   <w:tcBorders>
                     <w:top w:val="nil"/>
                     <w:left w:val="nil"/>
@@ -4461,111 +4066,18 @@
                       <w:lang w:eastAsia="da-DK"/>
                       <w14:ligatures w14:val="none"/>
                     </w:rPr>
-                    <w:t>31.12</w:t>
+                    <w:t>30.16</w:t>
                   </w:r>
                 </w:p>
               </w:tc>
             </w:tr>
             <w:tr>
               <w:trPr>
-                <w:trHeight w:val="358"/>
+                <w:trHeight w:val="297"/>
               </w:trPr>
               <w:tc>
                 <w:tcPr>
-                  <w:tcW w:w="3081" w:type="dxa"/>
-                  <w:tcBorders>
-                    <w:top w:val="nil"/>
-                    <w:left w:val="nil"/>
-                    <w:bottom w:val="nil"/>
-                    <w:right w:val="nil"/>
-                  </w:tcBorders>
-                  <w:shd w:val="clear" w:color="auto" w:fill="auto"/>
-                  <w:noWrap/>
-                  <w:vAlign w:val="bottom"/>
-                  <w:hideMark/>
-                </w:tcPr>
-                <w:p>
-                  <w:pPr>
-                    <w:framePr w:hSpace="141" w:wrap="around" w:vAnchor="text" w:hAnchor="page" w:x="5499" w:y="507"/>
-                    <w:spacing w:after="0" w:line="240" w:lineRule="auto"/>
-                    <w:rPr>
-                      <w:rFonts w:ascii="Aptos Narrow" w:eastAsia="Times New Roman" w:hAnsi="Aptos Narrow" w:cs="Times New Roman"/>
-                      <w:color w:val="000000"/>
-                      <w:kern w:val="0"/>
-                      <w:lang w:eastAsia="da-DK"/>
-                      <w14:ligatures w14:val="none"/>
-                    </w:rPr>
-                  </w:pPr>
-                  <w:r>
-                    <w:rPr>
-                      <w:rFonts w:ascii="Aptos Narrow" w:eastAsia="Times New Roman" w:hAnsi="Aptos Narrow" w:cs="Times New Roman"/>
-                      <w:color w:val="000000"/>
-                      <w:kern w:val="0"/>
-                      <w:lang w:eastAsia="da-DK"/>
-                      <w14:ligatures w14:val="none"/>
-                    </w:rPr>
-                    <w:t xml:space="preserve">Sanders </w:t>
-                  </w:r>
-                  <w:proofErr w:type="spellStart"/>
-                  <w:r>
-                    <w:rPr>
-                      <w:rFonts w:ascii="Aptos Narrow" w:eastAsia="Times New Roman" w:hAnsi="Aptos Narrow" w:cs="Times New Roman"/>
-                      <w:color w:val="000000"/>
-                      <w:kern w:val="0"/>
-                      <w:lang w:eastAsia="da-DK"/>
-                      <w14:ligatures w14:val="none"/>
-                    </w:rPr>
-                    <w:t>Ngabo</w:t>
-                  </w:r>
-                  <w:proofErr w:type="spellEnd"/>
-                </w:p>
-              </w:tc>
-              <w:tc>
-                <w:tcPr>
-                  <w:tcW w:w="1309" w:type="dxa"/>
-                  <w:tcBorders>
-                    <w:top w:val="nil"/>
-                    <w:left w:val="nil"/>
-                    <w:bottom w:val="nil"/>
-                    <w:right w:val="nil"/>
-                  </w:tcBorders>
-                  <w:shd w:val="clear" w:color="auto" w:fill="auto"/>
-                  <w:noWrap/>
-                  <w:vAlign w:val="bottom"/>
-                  <w:hideMark/>
-                </w:tcPr>
-                <w:p>
-                  <w:pPr>
-                    <w:framePr w:hSpace="141" w:wrap="around" w:vAnchor="text" w:hAnchor="page" w:x="5499" w:y="507"/>
-                    <w:spacing w:after="0" w:line="240" w:lineRule="auto"/>
-                    <w:rPr>
-                      <w:rFonts w:ascii="Aptos Narrow" w:eastAsia="Times New Roman" w:hAnsi="Aptos Narrow" w:cs="Times New Roman"/>
-                      <w:color w:val="000000"/>
-                      <w:kern w:val="0"/>
-                      <w:lang w:eastAsia="da-DK"/>
-                      <w14:ligatures w14:val="none"/>
-                    </w:rPr>
-                  </w:pPr>
-                  <w:r>
-                    <w:rPr>
-                      <w:rFonts w:ascii="Aptos Narrow" w:eastAsia="Times New Roman" w:hAnsi="Aptos Narrow" w:cs="Times New Roman"/>
-                      <w:color w:val="000000"/>
-                      <w:kern w:val="0"/>
-                      <w:lang w:eastAsia="da-DK"/>
-                      <w14:ligatures w14:val="none"/>
-                    </w:rPr>
-                    <w:t>29.14</w:t>
-                  </w:r>
-                </w:p>
-              </w:tc>
-            </w:tr>
-            <w:tr>
-              <w:trPr>
-                <w:trHeight w:val="358"/>
-              </w:trPr>
-              <w:tc>
-                <w:tcPr>
-                  <w:tcW w:w="3081" w:type="dxa"/>
+                  <w:tcW w:w="3424" w:type="dxa"/>
                   <w:tcBorders>
                     <w:top w:val="nil"/>
                     <w:left w:val="nil"/>
@@ -4603,7 +4115,7 @@
               </w:tc>
               <w:tc>
                 <w:tcPr>
-                  <w:tcW w:w="1309" w:type="dxa"/>
+                  <w:tcW w:w="1336" w:type="dxa"/>
                   <w:tcBorders>
                     <w:top w:val="nil"/>
                     <w:left w:val="nil"/>
@@ -4635,18 +4147,18 @@
                       <w:lang w:eastAsia="da-DK"/>
                       <w14:ligatures w14:val="none"/>
                     </w:rPr>
-                    <w:t>27.92</w:t>
+                    <w:t>30.07</w:t>
                   </w:r>
                 </w:p>
               </w:tc>
             </w:tr>
             <w:tr>
               <w:trPr>
-                <w:trHeight w:val="358"/>
+                <w:trHeight w:val="297"/>
               </w:trPr>
               <w:tc>
                 <w:tcPr>
-                  <w:tcW w:w="3081" w:type="dxa"/>
+                  <w:tcW w:w="3424" w:type="dxa"/>
                   <w:tcBorders>
                     <w:top w:val="nil"/>
                     <w:left w:val="nil"/>
@@ -4670,7 +4182,6 @@
                       <w14:ligatures w14:val="none"/>
                     </w:rPr>
                   </w:pPr>
-                  <w:proofErr w:type="spellStart"/>
                   <w:r>
                     <w:rPr>
                       <w:rFonts w:ascii="Aptos Narrow" w:eastAsia="Times New Roman" w:hAnsi="Aptos Narrow" w:cs="Times New Roman"/>
@@ -4679,9 +4190,36 @@
                       <w:lang w:eastAsia="da-DK"/>
                       <w14:ligatures w14:val="none"/>
                     </w:rPr>
-                    <w:t>Matej</w:t>
+                    <w:t>Emil Frederiksen</w:t>
                   </w:r>
-                  <w:proofErr w:type="spellEnd"/>
+                </w:p>
+              </w:tc>
+              <w:tc>
+                <w:tcPr>
+                  <w:tcW w:w="1336" w:type="dxa"/>
+                  <w:tcBorders>
+                    <w:top w:val="nil"/>
+                    <w:left w:val="nil"/>
+                    <w:bottom w:val="nil"/>
+                    <w:right w:val="nil"/>
+                  </w:tcBorders>
+                  <w:shd w:val="clear" w:color="auto" w:fill="auto"/>
+                  <w:noWrap/>
+                  <w:vAlign w:val="bottom"/>
+                  <w:hideMark/>
+                </w:tcPr>
+                <w:p>
+                  <w:pPr>
+                    <w:framePr w:hSpace="141" w:wrap="around" w:vAnchor="text" w:hAnchor="page" w:x="5499" w:y="507"/>
+                    <w:spacing w:after="0" w:line="240" w:lineRule="auto"/>
+                    <w:rPr>
+                      <w:rFonts w:ascii="Aptos Narrow" w:eastAsia="Times New Roman" w:hAnsi="Aptos Narrow" w:cs="Times New Roman"/>
+                      <w:color w:val="000000"/>
+                      <w:kern w:val="0"/>
+                      <w:lang w:eastAsia="da-DK"/>
+                      <w14:ligatures w14:val="none"/>
+                    </w:rPr>
+                  </w:pPr>
                   <w:r>
                     <w:rPr>
                       <w:rFonts w:ascii="Aptos Narrow" w:eastAsia="Times New Roman" w:hAnsi="Aptos Narrow" w:cs="Times New Roman"/>
@@ -4690,13 +4228,137 @@
                       <w:lang w:eastAsia="da-DK"/>
                       <w14:ligatures w14:val="none"/>
                     </w:rPr>
-                    <w:t xml:space="preserve"> Delac</w:t>
+                    <w:t>29.56</w:t>
+                  </w:r>
+                </w:p>
+              </w:tc>
+            </w:tr>
+            <w:tr>
+              <w:trPr>
+                <w:trHeight w:val="297"/>
+              </w:trPr>
+              <w:tc>
+                <w:tcPr>
+                  <w:tcW w:w="3424" w:type="dxa"/>
+                  <w:tcBorders>
+                    <w:top w:val="nil"/>
+                    <w:left w:val="nil"/>
+                    <w:bottom w:val="nil"/>
+                    <w:right w:val="nil"/>
+                  </w:tcBorders>
+                  <w:shd w:val="clear" w:color="auto" w:fill="auto"/>
+                  <w:noWrap/>
+                  <w:vAlign w:val="bottom"/>
+                  <w:hideMark/>
+                </w:tcPr>
+                <w:p>
+                  <w:pPr>
+                    <w:framePr w:hSpace="141" w:wrap="around" w:vAnchor="text" w:hAnchor="page" w:x="5499" w:y="507"/>
+                    <w:spacing w:after="0" w:line="240" w:lineRule="auto"/>
+                    <w:rPr>
+                      <w:rFonts w:ascii="Aptos Narrow" w:eastAsia="Times New Roman" w:hAnsi="Aptos Narrow" w:cs="Times New Roman"/>
+                      <w:color w:val="000000"/>
+                      <w:kern w:val="0"/>
+                      <w:lang w:eastAsia="da-DK"/>
+                      <w14:ligatures w14:val="none"/>
+                    </w:rPr>
+                  </w:pPr>
+                  <w:r>
+                    <w:rPr>
+                      <w:rFonts w:ascii="Aptos Narrow" w:eastAsia="Times New Roman" w:hAnsi="Aptos Narrow" w:cs="Times New Roman"/>
+                      <w:color w:val="000000"/>
+                      <w:kern w:val="0"/>
+                      <w:lang w:eastAsia="da-DK"/>
+                      <w14:ligatures w14:val="none"/>
+                    </w:rPr>
+                    <w:t>Karlo Lusavec</w:t>
                   </w:r>
                 </w:p>
               </w:tc>
               <w:tc>
                 <w:tcPr>
-                  <w:tcW w:w="1309" w:type="dxa"/>
+                  <w:tcW w:w="1336" w:type="dxa"/>
+                  <w:tcBorders>
+                    <w:top w:val="nil"/>
+                    <w:left w:val="nil"/>
+                    <w:bottom w:val="nil"/>
+                    <w:right w:val="nil"/>
+                  </w:tcBorders>
+                  <w:shd w:val="clear" w:color="auto" w:fill="auto"/>
+                  <w:noWrap/>
+                  <w:vAlign w:val="bottom"/>
+                  <w:hideMark/>
+                </w:tcPr>
+                <w:p>
+                  <w:pPr>
+                    <w:framePr w:hSpace="141" w:wrap="around" w:vAnchor="text" w:hAnchor="page" w:x="5499" w:y="507"/>
+                    <w:spacing w:after="0" w:line="240" w:lineRule="auto"/>
+                    <w:rPr>
+                      <w:rFonts w:ascii="Aptos Narrow" w:eastAsia="Times New Roman" w:hAnsi="Aptos Narrow" w:cs="Times New Roman"/>
+                      <w:color w:val="000000"/>
+                      <w:kern w:val="0"/>
+                      <w:lang w:eastAsia="da-DK"/>
+                      <w14:ligatures w14:val="none"/>
+                    </w:rPr>
+                  </w:pPr>
+                  <w:r>
+                    <w:rPr>
+                      <w:rFonts w:ascii="Aptos Narrow" w:eastAsia="Times New Roman" w:hAnsi="Aptos Narrow" w:cs="Times New Roman"/>
+                      <w:color w:val="000000"/>
+                      <w:kern w:val="0"/>
+                      <w:lang w:eastAsia="da-DK"/>
+                      <w14:ligatures w14:val="none"/>
+                    </w:rPr>
+                    <w:t>29.47</w:t>
+                  </w:r>
+                </w:p>
+              </w:tc>
+            </w:tr>
+            <w:tr>
+              <w:trPr>
+                <w:trHeight w:val="297"/>
+              </w:trPr>
+              <w:tc>
+                <w:tcPr>
+                  <w:tcW w:w="3424" w:type="dxa"/>
+                  <w:tcBorders>
+                    <w:top w:val="nil"/>
+                    <w:left w:val="nil"/>
+                    <w:bottom w:val="nil"/>
+                    <w:right w:val="nil"/>
+                  </w:tcBorders>
+                  <w:shd w:val="clear" w:color="auto" w:fill="auto"/>
+                  <w:noWrap/>
+                  <w:vAlign w:val="bottom"/>
+                  <w:hideMark/>
+                </w:tcPr>
+                <w:p>
+                  <w:pPr>
+                    <w:framePr w:hSpace="141" w:wrap="around" w:vAnchor="text" w:hAnchor="page" w:x="5499" w:y="507"/>
+                    <w:spacing w:after="0" w:line="240" w:lineRule="auto"/>
+                    <w:rPr>
+                      <w:rFonts w:ascii="Aptos Narrow" w:eastAsia="Times New Roman" w:hAnsi="Aptos Narrow" w:cs="Times New Roman"/>
+                      <w:color w:val="000000"/>
+                      <w:kern w:val="0"/>
+                      <w:lang w:eastAsia="da-DK"/>
+                      <w14:ligatures w14:val="none"/>
+                    </w:rPr>
+                  </w:pPr>
+                  <w:r>
+                    <w:rPr>
+                      <w:rFonts w:ascii="Aptos Narrow" w:eastAsia="Times New Roman" w:hAnsi="Aptos Narrow" w:cs="Times New Roman"/>
+                      <w:color w:val="000000"/>
+                      <w:kern w:val="0"/>
+                      <w:lang w:eastAsia="da-DK"/>
+                      <w14:ligatures w14:val="none"/>
+                    </w:rPr>
+                    <w:t>Matej Delac</w:t>
+                  </w:r>
+                </w:p>
+              </w:tc>
+              <w:tc>
+                <w:tcPr>
+                  <w:tcW w:w="1336" w:type="dxa"/>
                   <w:tcBorders>
                     <w:top w:val="nil"/>
                     <w:left w:val="nil"/>
@@ -4733,16 +4395,175 @@
                 </w:p>
               </w:tc>
             </w:tr>
+            <w:tr>
+              <w:trPr>
+                <w:trHeight w:val="297"/>
+              </w:trPr>
+              <w:tc>
+                <w:tcPr>
+                  <w:tcW w:w="3424" w:type="dxa"/>
+                  <w:tcBorders>
+                    <w:top w:val="nil"/>
+                    <w:left w:val="nil"/>
+                    <w:bottom w:val="nil"/>
+                    <w:right w:val="nil"/>
+                  </w:tcBorders>
+                  <w:shd w:val="clear" w:color="auto" w:fill="auto"/>
+                  <w:noWrap/>
+                  <w:vAlign w:val="bottom"/>
+                  <w:hideMark/>
+                </w:tcPr>
+                <w:p>
+                  <w:pPr>
+                    <w:framePr w:hSpace="141" w:wrap="around" w:vAnchor="text" w:hAnchor="page" w:x="5499" w:y="507"/>
+                    <w:spacing w:after="0" w:line="240" w:lineRule="auto"/>
+                    <w:rPr>
+                      <w:rFonts w:ascii="Aptos Narrow" w:eastAsia="Times New Roman" w:hAnsi="Aptos Narrow" w:cs="Times New Roman"/>
+                      <w:color w:val="000000"/>
+                      <w:kern w:val="0"/>
+                      <w:lang w:eastAsia="da-DK"/>
+                      <w14:ligatures w14:val="none"/>
+                    </w:rPr>
+                  </w:pPr>
+                  <w:r>
+                    <w:rPr>
+                      <w:rFonts w:ascii="Aptos Narrow" w:eastAsia="Times New Roman" w:hAnsi="Aptos Narrow" w:cs="Times New Roman"/>
+                      <w:color w:val="000000"/>
+                      <w:kern w:val="0"/>
+                      <w:lang w:eastAsia="da-DK"/>
+                      <w14:ligatures w14:val="none"/>
+                    </w:rPr>
+                    <w:t>Frederik Roslyng</w:t>
+                  </w:r>
+                </w:p>
+              </w:tc>
+              <w:tc>
+                <w:tcPr>
+                  <w:tcW w:w="1336" w:type="dxa"/>
+                  <w:tcBorders>
+                    <w:top w:val="nil"/>
+                    <w:left w:val="nil"/>
+                    <w:bottom w:val="nil"/>
+                    <w:right w:val="nil"/>
+                  </w:tcBorders>
+                  <w:shd w:val="clear" w:color="auto" w:fill="auto"/>
+                  <w:noWrap/>
+                  <w:vAlign w:val="bottom"/>
+                  <w:hideMark/>
+                </w:tcPr>
+                <w:p>
+                  <w:pPr>
+                    <w:framePr w:hSpace="141" w:wrap="around" w:vAnchor="text" w:hAnchor="page" w:x="5499" w:y="507"/>
+                    <w:spacing w:after="0" w:line="240" w:lineRule="auto"/>
+                    <w:rPr>
+                      <w:rFonts w:ascii="Aptos Narrow" w:eastAsia="Times New Roman" w:hAnsi="Aptos Narrow" w:cs="Times New Roman"/>
+                      <w:color w:val="000000"/>
+                      <w:kern w:val="0"/>
+                      <w:lang w:eastAsia="da-DK"/>
+                      <w14:ligatures w14:val="none"/>
+                    </w:rPr>
+                  </w:pPr>
+                  <w:r>
+                    <w:rPr>
+                      <w:rFonts w:ascii="Aptos Narrow" w:eastAsia="Times New Roman" w:hAnsi="Aptos Narrow" w:cs="Times New Roman"/>
+                      <w:color w:val="000000"/>
+                      <w:kern w:val="0"/>
+                      <w:lang w:eastAsia="da-DK"/>
+                      <w14:ligatures w14:val="none"/>
+                    </w:rPr>
+                    <w:t>26.9</w:t>
+                  </w:r>
+                </w:p>
+              </w:tc>
+            </w:tr>
+            <w:tr>
+              <w:trPr>
+                <w:trHeight w:val="297"/>
+              </w:trPr>
+              <w:tc>
+                <w:tcPr>
+                  <w:tcW w:w="3424" w:type="dxa"/>
+                  <w:tcBorders>
+                    <w:top w:val="nil"/>
+                    <w:left w:val="nil"/>
+                    <w:bottom w:val="nil"/>
+                    <w:right w:val="nil"/>
+                  </w:tcBorders>
+                  <w:shd w:val="clear" w:color="auto" w:fill="auto"/>
+                  <w:noWrap/>
+                  <w:vAlign w:val="bottom"/>
+                  <w:hideMark/>
+                </w:tcPr>
+                <w:p>
+                  <w:pPr>
+                    <w:framePr w:hSpace="141" w:wrap="around" w:vAnchor="text" w:hAnchor="page" w:x="5499" w:y="507"/>
+                    <w:spacing w:after="0" w:line="240" w:lineRule="auto"/>
+                    <w:rPr>
+                      <w:rFonts w:ascii="Aptos Narrow" w:eastAsia="Times New Roman" w:hAnsi="Aptos Narrow" w:cs="Times New Roman"/>
+                      <w:color w:val="000000"/>
+                      <w:kern w:val="0"/>
+                      <w:lang w:eastAsia="da-DK"/>
+                      <w14:ligatures w14:val="none"/>
+                    </w:rPr>
+                  </w:pPr>
+                  <w:r>
+                    <w:rPr>
+                      <w:rFonts w:ascii="Aptos Narrow" w:eastAsia="Times New Roman" w:hAnsi="Aptos Narrow" w:cs="Times New Roman"/>
+                      <w:color w:val="000000"/>
+                      <w:kern w:val="0"/>
+                      <w:lang w:eastAsia="da-DK"/>
+                      <w14:ligatures w14:val="none"/>
+                    </w:rPr>
+                    <w:t>Marinus Larsen</w:t>
+                  </w:r>
+                </w:p>
+              </w:tc>
+              <w:tc>
+                <w:tcPr>
+                  <w:tcW w:w="1336" w:type="dxa"/>
+                  <w:tcBorders>
+                    <w:top w:val="nil"/>
+                    <w:left w:val="nil"/>
+                    <w:bottom w:val="nil"/>
+                    <w:right w:val="nil"/>
+                  </w:tcBorders>
+                  <w:shd w:val="clear" w:color="auto" w:fill="auto"/>
+                  <w:noWrap/>
+                  <w:vAlign w:val="bottom"/>
+                  <w:hideMark/>
+                </w:tcPr>
+                <w:p>
+                  <w:pPr>
+                    <w:framePr w:hSpace="141" w:wrap="around" w:vAnchor="text" w:hAnchor="page" w:x="5499" w:y="507"/>
+                    <w:spacing w:after="0" w:line="240" w:lineRule="auto"/>
+                    <w:rPr>
+                      <w:rFonts w:ascii="Aptos Narrow" w:eastAsia="Times New Roman" w:hAnsi="Aptos Narrow" w:cs="Times New Roman"/>
+                      <w:color w:val="000000"/>
+                      <w:kern w:val="0"/>
+                      <w:lang w:eastAsia="da-DK"/>
+                      <w14:ligatures w14:val="none"/>
+                    </w:rPr>
+                  </w:pPr>
+                  <w:r>
+                    <w:rPr>
+                      <w:rFonts w:ascii="Aptos Narrow" w:eastAsia="Times New Roman" w:hAnsi="Aptos Narrow" w:cs="Times New Roman"/>
+                      <w:color w:val="000000"/>
+                      <w:kern w:val="0"/>
+                      <w:lang w:eastAsia="da-DK"/>
+                      <w14:ligatures w14:val="none"/>
+                    </w:rPr>
+                    <w:t>26.45</w:t>
+                  </w:r>
+                </w:p>
+              </w:tc>
+            </w:tr>
           </w:tbl>
           <w:p>
             <w:pPr>
               <w:spacing w:after="0" w:line="240" w:lineRule="auto"/>
               <w:rPr>
-                <w:rFonts w:ascii="Aptos Narrow" w:eastAsia="Times New Roman" w:hAnsi="Aptos Narrow" w:cs="Times New Roman"/>
-                <w:color w:val="000000"/>
-                <w:kern w:val="0"/>
-                <w:lang w:eastAsia="da-DK"/>
-                <w14:ligatures w14:val="none"/>
+                <w:rFonts w:ascii="Aptos Narrow" w:hAnsi="Aptos Narrow"/>
+                <w:color w:val="000000"/>
               </w:rPr>
             </w:pPr>
           </w:p>
@@ -4780,7 +4601,7 @@
         </w:trPr>
         <w:tc>
           <w:tcPr>
-            <w:tcW w:w="3886" w:type="dxa"/>
+            <w:tcW w:w="4769" w:type="dxa"/>
             <w:tcBorders>
               <w:top w:val="nil"/>
               <w:left w:val="nil"/>
@@ -4837,7 +4658,7 @@
         </w:trPr>
         <w:tc>
           <w:tcPr>
-            <w:tcW w:w="3886" w:type="dxa"/>
+            <w:tcW w:w="4769" w:type="dxa"/>
             <w:tcBorders>
               <w:top w:val="nil"/>
               <w:left w:val="nil"/>
@@ -4894,7 +4715,7 @@
         </w:trPr>
         <w:tc>
           <w:tcPr>
-            <w:tcW w:w="3886" w:type="dxa"/>
+            <w:tcW w:w="4769" w:type="dxa"/>
             <w:tcBorders>
               <w:top w:val="nil"/>
               <w:left w:val="nil"/>
@@ -4951,7 +4772,7 @@
         </w:trPr>
         <w:tc>
           <w:tcPr>
-            <w:tcW w:w="3886" w:type="dxa"/>
+            <w:tcW w:w="4769" w:type="dxa"/>
             <w:tcBorders>
               <w:top w:val="nil"/>
               <w:left w:val="nil"/>
@@ -5008,7 +4829,7 @@
         </w:trPr>
         <w:tc>
           <w:tcPr>
-            <w:tcW w:w="3886" w:type="dxa"/>
+            <w:tcW w:w="4769" w:type="dxa"/>
             <w:tcBorders>
               <w:top w:val="nil"/>
               <w:left w:val="nil"/>
@@ -5065,7 +4886,7 @@
         </w:trPr>
         <w:tc>
           <w:tcPr>
-            <w:tcW w:w="3886" w:type="dxa"/>
+            <w:tcW w:w="4769" w:type="dxa"/>
             <w:tcBorders>
               <w:top w:val="nil"/>
               <w:left w:val="nil"/>
@@ -5122,7 +4943,7 @@
         </w:trPr>
         <w:tc>
           <w:tcPr>
-            <w:tcW w:w="3886" w:type="dxa"/>
+            <w:tcW w:w="4769" w:type="dxa"/>
             <w:tcBorders>
               <w:top w:val="nil"/>
               <w:left w:val="nil"/>
@@ -5179,7 +5000,7 @@
         </w:trPr>
         <w:tc>
           <w:tcPr>
-            <w:tcW w:w="3886" w:type="dxa"/>
+            <w:tcW w:w="4769" w:type="dxa"/>
             <w:tcBorders>
               <w:top w:val="nil"/>
               <w:left w:val="nil"/>
@@ -5236,7 +5057,7 @@
         </w:trPr>
         <w:tc>
           <w:tcPr>
-            <w:tcW w:w="3886" w:type="dxa"/>
+            <w:tcW w:w="4769" w:type="dxa"/>
             <w:tcBorders>
               <w:top w:val="nil"/>
               <w:left w:val="nil"/>
@@ -5293,7 +5114,7 @@
         </w:trPr>
         <w:tc>
           <w:tcPr>
-            <w:tcW w:w="3886" w:type="dxa"/>
+            <w:tcW w:w="4769" w:type="dxa"/>
             <w:tcBorders>
               <w:top w:val="nil"/>
               <w:left w:val="nil"/>
@@ -5344,134 +5165,13 @@
           </w:p>
         </w:tc>
       </w:tr>
-      <w:tr>
-        <w:trPr>
-          <w:trHeight w:val="305"/>
-        </w:trPr>
-        <w:tc>
-          <w:tcPr>
-            <w:tcW w:w="3886" w:type="dxa"/>
-            <w:tcBorders>
-              <w:top w:val="nil"/>
-              <w:left w:val="nil"/>
-              <w:bottom w:val="nil"/>
-              <w:right w:val="nil"/>
-            </w:tcBorders>
-            <w:shd w:val="clear" w:color="auto" w:fill="auto"/>
-            <w:noWrap/>
-            <w:vAlign w:val="bottom"/>
-          </w:tcPr>
-          <w:p>
-            <w:pPr>
-              <w:spacing w:after="0" w:line="240" w:lineRule="auto"/>
-              <w:rPr>
-                <w:rFonts w:ascii="Aptos Narrow" w:eastAsia="Times New Roman" w:hAnsi="Aptos Narrow" w:cs="Times New Roman"/>
-                <w:color w:val="000000"/>
-                <w:kern w:val="0"/>
-                <w:lang w:eastAsia="da-DK"/>
-                <w14:ligatures w14:val="none"/>
-              </w:rPr>
-            </w:pPr>
-          </w:p>
-        </w:tc>
-        <w:tc>
-          <w:tcPr>
-            <w:tcW w:w="0" w:type="auto"/>
-            <w:tcBorders>
-              <w:top w:val="nil"/>
-              <w:left w:val="nil"/>
-              <w:bottom w:val="nil"/>
-              <w:right w:val="nil"/>
-            </w:tcBorders>
-            <w:shd w:val="clear" w:color="auto" w:fill="auto"/>
-            <w:noWrap/>
-            <w:vAlign w:val="bottom"/>
-          </w:tcPr>
-          <w:p>
-            <w:pPr>
-              <w:spacing w:after="0" w:line="240" w:lineRule="auto"/>
-              <w:rPr>
-                <w:rFonts w:ascii="Aptos Narrow" w:eastAsia="Times New Roman" w:hAnsi="Aptos Narrow" w:cs="Times New Roman"/>
-                <w:color w:val="000000"/>
-                <w:kern w:val="0"/>
-                <w:lang w:eastAsia="da-DK"/>
-                <w14:ligatures w14:val="none"/>
-              </w:rPr>
-            </w:pPr>
-          </w:p>
-        </w:tc>
-      </w:tr>
-      <w:tr>
-        <w:trPr>
-          <w:trHeight w:val="305"/>
-        </w:trPr>
-        <w:tc>
-          <w:tcPr>
-            <w:tcW w:w="3886" w:type="dxa"/>
-            <w:tcBorders>
-              <w:top w:val="nil"/>
-              <w:left w:val="nil"/>
-              <w:bottom w:val="nil"/>
-              <w:right w:val="nil"/>
-            </w:tcBorders>
-            <w:shd w:val="clear" w:color="auto" w:fill="auto"/>
-            <w:noWrap/>
-            <w:vAlign w:val="bottom"/>
-          </w:tcPr>
-          <w:p>
-            <w:pPr>
-              <w:spacing w:after="0" w:line="240" w:lineRule="auto"/>
-              <w:rPr>
-                <w:rFonts w:ascii="Aptos Narrow" w:eastAsia="Times New Roman" w:hAnsi="Aptos Narrow" w:cs="Times New Roman"/>
-                <w:color w:val="000000"/>
-                <w:kern w:val="0"/>
-                <w:lang w:eastAsia="da-DK"/>
-                <w14:ligatures w14:val="none"/>
-              </w:rPr>
-            </w:pPr>
-          </w:p>
-        </w:tc>
-        <w:tc>
-          <w:tcPr>
-            <w:tcW w:w="0" w:type="auto"/>
-            <w:tcBorders>
-              <w:top w:val="nil"/>
-              <w:left w:val="nil"/>
-              <w:bottom w:val="nil"/>
-              <w:right w:val="nil"/>
-            </w:tcBorders>
-            <w:shd w:val="clear" w:color="auto" w:fill="auto"/>
-            <w:noWrap/>
-            <w:vAlign w:val="bottom"/>
-          </w:tcPr>
-          <w:p>
-            <w:pPr>
-              <w:spacing w:after="0" w:line="240" w:lineRule="auto"/>
-              <w:rPr>
-                <w:rFonts w:ascii="Aptos Narrow" w:eastAsia="Times New Roman" w:hAnsi="Aptos Narrow" w:cs="Times New Roman"/>
-                <w:color w:val="000000"/>
-                <w:kern w:val="0"/>
-                <w:lang w:eastAsia="da-DK"/>
-                <w14:ligatures w14:val="none"/>
-              </w:rPr>
-            </w:pPr>
-          </w:p>
-        </w:tc>
-      </w:tr>
     </w:tbl>
-    <w:p>
-      <w:r>
-        <w:t>Standarder:</w:t>
-      </w:r>
-    </w:p>
-    <w:p>
-      <w:r>
-        <w:t>Højde Hobro:</w:t>
-      </w:r>
-    </w:p>
+    <w:p/>
+    <w:p/>
+    <w:p/>
     <w:tbl>
       <w:tblPr>
-        <w:tblW w:w="3606" w:type="dxa"/>
+        <w:tblW w:w="3933" w:type="dxa"/>
         <w:tblCellMar>
           <w:left w:w="70" w:type="dxa"/>
           <w:right w:w="70" w:type="dxa"/>
@@ -5479,16 +5179,16 @@
         <w:tblLook w:val="04A0" w:firstRow="1" w:lastRow="0" w:firstColumn="1" w:lastColumn="0" w:noHBand="0" w:noVBand="1"/>
       </w:tblPr>
       <w:tblGrid>
-        <w:gridCol w:w="2544"/>
-        <w:gridCol w:w="1062"/>
+        <w:gridCol w:w="2679"/>
+        <w:gridCol w:w="1254"/>
       </w:tblGrid>
       <w:tr>
         <w:trPr>
-          <w:trHeight w:val="270"/>
+          <w:trHeight w:val="283"/>
         </w:trPr>
         <w:tc>
           <w:tcPr>
-            <w:tcW w:w="2544" w:type="dxa"/>
+            <w:tcW w:w="2679" w:type="dxa"/>
             <w:tcBorders>
               <w:top w:val="nil"/>
               <w:left w:val="nil"/>
@@ -5513,19 +5213,16 @@
             </w:pPr>
             <w:r>
               <w:rPr>
-                <w:rFonts w:ascii="Aptos Narrow" w:eastAsia="Times New Roman" w:hAnsi="Aptos Narrow" w:cs="Times New Roman"/>
-                <w:color w:val="000000"/>
-                <w:kern w:val="0"/>
-                <w:lang w:eastAsia="da-DK"/>
-                <w14:ligatures w14:val="none"/>
-              </w:rPr>
-              <w:t>J. Andersen</w:t>
+                <w:rFonts w:ascii="Aptos Narrow" w:hAnsi="Aptos Narrow"/>
+                <w:color w:val="000000"/>
+              </w:rPr>
+              <w:t>Player name</w:t>
             </w:r>
           </w:p>
         </w:tc>
         <w:tc>
           <w:tcPr>
-            <w:tcW w:w="1062" w:type="dxa"/>
+            <w:tcW w:w="1254" w:type="dxa"/>
             <w:tcBorders>
               <w:top w:val="nil"/>
               <w:left w:val="nil"/>
@@ -5550,24 +5247,21 @@
             </w:pPr>
             <w:r>
               <w:rPr>
-                <w:rFonts w:ascii="Aptos Narrow" w:eastAsia="Times New Roman" w:hAnsi="Aptos Narrow" w:cs="Times New Roman"/>
-                <w:color w:val="000000"/>
-                <w:kern w:val="0"/>
-                <w:lang w:eastAsia="da-DK"/>
-                <w14:ligatures w14:val="none"/>
-              </w:rPr>
-              <w:t>195.0</w:t>
+                <w:rFonts w:ascii="Aptos Narrow" w:hAnsi="Aptos Narrow"/>
+                <w:color w:val="000000"/>
+              </w:rPr>
+              <w:t>height</w:t>
             </w:r>
           </w:p>
         </w:tc>
       </w:tr>
       <w:tr>
         <w:trPr>
-          <w:trHeight w:val="270"/>
+          <w:trHeight w:val="283"/>
         </w:trPr>
         <w:tc>
           <w:tcPr>
-            <w:tcW w:w="2544" w:type="dxa"/>
+            <w:tcW w:w="2679" w:type="dxa"/>
             <w:tcBorders>
               <w:top w:val="nil"/>
               <w:left w:val="nil"/>
@@ -5592,19 +5286,16 @@
             </w:pPr>
             <w:r>
               <w:rPr>
-                <w:rFonts w:ascii="Aptos Narrow" w:eastAsia="Times New Roman" w:hAnsi="Aptos Narrow" w:cs="Times New Roman"/>
-                <w:color w:val="000000"/>
-                <w:kern w:val="0"/>
-                <w:lang w:eastAsia="da-DK"/>
-                <w14:ligatures w14:val="none"/>
-              </w:rPr>
-              <w:t>F. Christensen</w:t>
+                <w:rFonts w:ascii="Aptos Narrow" w:hAnsi="Aptos Narrow"/>
+                <w:color w:val="000000"/>
+              </w:rPr>
+              <w:t>M. Eriksen</w:t>
             </w:r>
           </w:p>
         </w:tc>
         <w:tc>
           <w:tcPr>
-            <w:tcW w:w="1062" w:type="dxa"/>
+            <w:tcW w:w="1254" w:type="dxa"/>
             <w:tcBorders>
               <w:top w:val="nil"/>
               <w:left w:val="nil"/>
@@ -5629,24 +5320,21 @@
             </w:pPr>
             <w:r>
               <w:rPr>
-                <w:rFonts w:ascii="Aptos Narrow" w:eastAsia="Times New Roman" w:hAnsi="Aptos Narrow" w:cs="Times New Roman"/>
-                <w:color w:val="000000"/>
-                <w:kern w:val="0"/>
-                <w:lang w:eastAsia="da-DK"/>
-                <w14:ligatures w14:val="none"/>
-              </w:rPr>
-              <w:t>194.0</w:t>
+                <w:rFonts w:ascii="Aptos Narrow" w:hAnsi="Aptos Narrow"/>
+                <w:color w:val="000000"/>
+              </w:rPr>
+              <w:t>198.0</w:t>
             </w:r>
           </w:p>
         </w:tc>
       </w:tr>
       <w:tr>
         <w:trPr>
-          <w:trHeight w:val="270"/>
+          <w:trHeight w:val="283"/>
         </w:trPr>
         <w:tc>
           <w:tcPr>
-            <w:tcW w:w="2544" w:type="dxa"/>
+            <w:tcW w:w="2679" w:type="dxa"/>
             <w:tcBorders>
               <w:top w:val="nil"/>
               <w:left w:val="nil"/>
@@ -5671,19 +5359,16 @@
             </w:pPr>
             <w:r>
               <w:rPr>
-                <w:rFonts w:ascii="Aptos Narrow" w:eastAsia="Times New Roman" w:hAnsi="Aptos Narrow" w:cs="Times New Roman"/>
-                <w:color w:val="000000"/>
-                <w:kern w:val="0"/>
-                <w:lang w:eastAsia="da-DK"/>
-                <w14:ligatures w14:val="none"/>
-              </w:rPr>
-              <w:t>L. Klitten</w:t>
+                <w:rFonts w:ascii="Aptos Narrow" w:hAnsi="Aptos Narrow"/>
+                <w:color w:val="000000"/>
+              </w:rPr>
+              <w:t>F. Rieper</w:t>
             </w:r>
           </w:p>
         </w:tc>
         <w:tc>
           <w:tcPr>
-            <w:tcW w:w="1062" w:type="dxa"/>
+            <w:tcW w:w="1254" w:type="dxa"/>
             <w:tcBorders>
               <w:top w:val="nil"/>
               <w:left w:val="nil"/>
@@ -5708,24 +5393,21 @@
             </w:pPr>
             <w:r>
               <w:rPr>
-                <w:rFonts w:ascii="Aptos Narrow" w:eastAsia="Times New Roman" w:hAnsi="Aptos Narrow" w:cs="Times New Roman"/>
-                <w:color w:val="000000"/>
-                <w:kern w:val="0"/>
-                <w:lang w:eastAsia="da-DK"/>
-                <w14:ligatures w14:val="none"/>
-              </w:rPr>
-              <w:t>193.0</w:t>
+                <w:rFonts w:ascii="Aptos Narrow" w:hAnsi="Aptos Narrow"/>
+                <w:color w:val="000000"/>
+              </w:rPr>
+              <w:t>196.0</w:t>
             </w:r>
           </w:p>
         </w:tc>
       </w:tr>
       <w:tr>
         <w:trPr>
-          <w:trHeight w:val="270"/>
+          <w:trHeight w:val="283"/>
         </w:trPr>
         <w:tc>
           <w:tcPr>
-            <w:tcW w:w="2544" w:type="dxa"/>
+            <w:tcW w:w="2679" w:type="dxa"/>
             <w:tcBorders>
               <w:top w:val="nil"/>
               <w:left w:val="nil"/>
@@ -5750,19 +5432,16 @@
             </w:pPr>
             <w:r>
               <w:rPr>
-                <w:rFonts w:ascii="Aptos Narrow" w:eastAsia="Times New Roman" w:hAnsi="Aptos Narrow" w:cs="Times New Roman"/>
-                <w:color w:val="000000"/>
-                <w:kern w:val="0"/>
-                <w:lang w:eastAsia="da-DK"/>
-                <w14:ligatures w14:val="none"/>
-              </w:rPr>
-              <w:t>M. Boye</w:t>
+                <w:rFonts w:ascii="Aptos Narrow" w:hAnsi="Aptos Narrow"/>
+                <w:color w:val="000000"/>
+              </w:rPr>
+              <w:t>J. Lindekilde</w:t>
             </w:r>
           </w:p>
         </w:tc>
         <w:tc>
           <w:tcPr>
-            <w:tcW w:w="1062" w:type="dxa"/>
+            <w:tcW w:w="1254" w:type="dxa"/>
             <w:tcBorders>
               <w:top w:val="nil"/>
               <w:left w:val="nil"/>
@@ -5787,24 +5466,21 @@
             </w:pPr>
             <w:r>
               <w:rPr>
-                <w:rFonts w:ascii="Aptos Narrow" w:eastAsia="Times New Roman" w:hAnsi="Aptos Narrow" w:cs="Times New Roman"/>
-                <w:color w:val="000000"/>
-                <w:kern w:val="0"/>
-                <w:lang w:eastAsia="da-DK"/>
-                <w14:ligatures w14:val="none"/>
-              </w:rPr>
-              <w:t>192.0</w:t>
+                <w:rFonts w:ascii="Aptos Narrow" w:hAnsi="Aptos Narrow"/>
+                <w:color w:val="000000"/>
+              </w:rPr>
+              <w:t>188.0</w:t>
             </w:r>
           </w:p>
         </w:tc>
       </w:tr>
       <w:tr>
         <w:trPr>
-          <w:trHeight w:val="270"/>
+          <w:trHeight w:val="283"/>
         </w:trPr>
         <w:tc>
           <w:tcPr>
-            <w:tcW w:w="2544" w:type="dxa"/>
+            <w:tcW w:w="2679" w:type="dxa"/>
             <w:tcBorders>
               <w:top w:val="nil"/>
               <w:left w:val="nil"/>
@@ -5829,31 +5505,16 @@
             </w:pPr>
             <w:r>
               <w:rPr>
-                <w:rFonts w:ascii="Aptos Narrow" w:eastAsia="Times New Roman" w:hAnsi="Aptos Narrow" w:cs="Times New Roman"/>
-                <w:color w:val="000000"/>
-                <w:kern w:val="0"/>
-                <w:lang w:eastAsia="da-DK"/>
-                <w14:ligatures w14:val="none"/>
-              </w:rPr>
-              <w:t xml:space="preserve">J. </w:t>
+                <w:rFonts w:ascii="Aptos Narrow" w:hAnsi="Aptos Narrow"/>
+                <w:color w:val="000000"/>
+              </w:rPr>
+              <w:t>J. Kudsk</w:t>
             </w:r>
-            <w:proofErr w:type="spellStart"/>
-            <w:r>
-              <w:rPr>
-                <w:rFonts w:ascii="Aptos Narrow" w:eastAsia="Times New Roman" w:hAnsi="Aptos Narrow" w:cs="Times New Roman"/>
-                <w:color w:val="000000"/>
-                <w:kern w:val="0"/>
-                <w:lang w:eastAsia="da-DK"/>
-                <w14:ligatures w14:val="none"/>
-              </w:rPr>
-              <w:t>Dakir</w:t>
-            </w:r>
-            <w:proofErr w:type="spellEnd"/>
           </w:p>
         </w:tc>
         <w:tc>
           <w:tcPr>
-            <w:tcW w:w="1062" w:type="dxa"/>
+            <w:tcW w:w="1254" w:type="dxa"/>
             <w:tcBorders>
               <w:top w:val="nil"/>
               <w:left w:val="nil"/>
@@ -5878,24 +5539,21 @@
             </w:pPr>
             <w:r>
               <w:rPr>
-                <w:rFonts w:ascii="Aptos Narrow" w:eastAsia="Times New Roman" w:hAnsi="Aptos Narrow" w:cs="Times New Roman"/>
-                <w:color w:val="000000"/>
-                <w:kern w:val="0"/>
-                <w:lang w:eastAsia="da-DK"/>
-                <w14:ligatures w14:val="none"/>
-              </w:rPr>
-              <w:t>191.0</w:t>
+                <w:rFonts w:ascii="Aptos Narrow" w:hAnsi="Aptos Narrow"/>
+                <w:color w:val="000000"/>
+              </w:rPr>
+              <w:t>188.0</w:t>
             </w:r>
           </w:p>
         </w:tc>
       </w:tr>
       <w:tr>
         <w:trPr>
-          <w:trHeight w:val="270"/>
+          <w:trHeight w:val="283"/>
         </w:trPr>
         <w:tc>
           <w:tcPr>
-            <w:tcW w:w="2544" w:type="dxa"/>
+            <w:tcW w:w="2679" w:type="dxa"/>
             <w:tcBorders>
               <w:top w:val="nil"/>
               <w:left w:val="nil"/>
@@ -5920,19 +5578,16 @@
             </w:pPr>
             <w:r>
               <w:rPr>
-                <w:rFonts w:ascii="Aptos Narrow" w:eastAsia="Times New Roman" w:hAnsi="Aptos Narrow" w:cs="Times New Roman"/>
-                <w:color w:val="000000"/>
-                <w:kern w:val="0"/>
-                <w:lang w:eastAsia="da-DK"/>
-                <w14:ligatures w14:val="none"/>
-              </w:rPr>
-              <w:t>Z. Hyltoft</w:t>
+                <w:rFonts w:ascii="Aptos Narrow" w:hAnsi="Aptos Narrow"/>
+                <w:color w:val="000000"/>
+              </w:rPr>
+              <w:t>E. Dall</w:t>
             </w:r>
           </w:p>
         </w:tc>
         <w:tc>
           <w:tcPr>
-            <w:tcW w:w="1062" w:type="dxa"/>
+            <w:tcW w:w="1254" w:type="dxa"/>
             <w:tcBorders>
               <w:top w:val="nil"/>
               <w:left w:val="nil"/>
@@ -5957,24 +5612,21 @@
             </w:pPr>
             <w:r>
               <w:rPr>
-                <w:rFonts w:ascii="Aptos Narrow" w:eastAsia="Times New Roman" w:hAnsi="Aptos Narrow" w:cs="Times New Roman"/>
-                <w:color w:val="000000"/>
-                <w:kern w:val="0"/>
-                <w:lang w:eastAsia="da-DK"/>
-                <w14:ligatures w14:val="none"/>
-              </w:rPr>
-              <w:t>190.0</w:t>
+                <w:rFonts w:ascii="Aptos Narrow" w:hAnsi="Aptos Narrow"/>
+                <w:color w:val="000000"/>
+              </w:rPr>
+              <w:t>186.0</w:t>
             </w:r>
           </w:p>
         </w:tc>
       </w:tr>
       <w:tr>
         <w:trPr>
-          <w:trHeight w:val="270"/>
+          <w:trHeight w:val="283"/>
         </w:trPr>
         <w:tc>
           <w:tcPr>
-            <w:tcW w:w="2544" w:type="dxa"/>
+            <w:tcW w:w="2679" w:type="dxa"/>
             <w:tcBorders>
               <w:top w:val="nil"/>
               <w:left w:val="nil"/>
@@ -5999,31 +5651,16 @@
             </w:pPr>
             <w:r>
               <w:rPr>
-                <w:rFonts w:ascii="Aptos Narrow" w:eastAsia="Times New Roman" w:hAnsi="Aptos Narrow" w:cs="Times New Roman"/>
-                <w:color w:val="000000"/>
-                <w:kern w:val="0"/>
-                <w:lang w:eastAsia="da-DK"/>
-                <w14:ligatures w14:val="none"/>
-              </w:rPr>
-              <w:t xml:space="preserve">A. </w:t>
+                <w:rFonts w:ascii="Aptos Narrow" w:hAnsi="Aptos Narrow"/>
+                <w:color w:val="000000"/>
+              </w:rPr>
+              <w:t>J. Brinch</w:t>
             </w:r>
-            <w:proofErr w:type="spellStart"/>
-            <w:r>
-              <w:rPr>
-                <w:rFonts w:ascii="Aptos Narrow" w:eastAsia="Times New Roman" w:hAnsi="Aptos Narrow" w:cs="Times New Roman"/>
-                <w:color w:val="000000"/>
-                <w:kern w:val="0"/>
-                <w:lang w:eastAsia="da-DK"/>
-                <w14:ligatures w14:val="none"/>
-              </w:rPr>
-              <w:t>SÃ¸ndergaard</w:t>
-            </w:r>
-            <w:proofErr w:type="spellEnd"/>
           </w:p>
         </w:tc>
         <w:tc>
           <w:tcPr>
-            <w:tcW w:w="1062" w:type="dxa"/>
+            <w:tcW w:w="1254" w:type="dxa"/>
             <w:tcBorders>
               <w:top w:val="nil"/>
               <w:left w:val="nil"/>
@@ -6048,24 +5685,21 @@
             </w:pPr>
             <w:r>
               <w:rPr>
-                <w:rFonts w:ascii="Aptos Narrow" w:eastAsia="Times New Roman" w:hAnsi="Aptos Narrow" w:cs="Times New Roman"/>
-                <w:color w:val="000000"/>
-                <w:kern w:val="0"/>
-                <w:lang w:eastAsia="da-DK"/>
-                <w14:ligatures w14:val="none"/>
-              </w:rPr>
-              <w:t>189.0</w:t>
+                <w:rFonts w:ascii="Aptos Narrow" w:hAnsi="Aptos Narrow"/>
+                <w:color w:val="000000"/>
+              </w:rPr>
+              <w:t>185.0</w:t>
             </w:r>
           </w:p>
         </w:tc>
       </w:tr>
       <w:tr>
         <w:trPr>
-          <w:trHeight w:val="270"/>
+          <w:trHeight w:val="283"/>
         </w:trPr>
         <w:tc>
           <w:tcPr>
-            <w:tcW w:w="2544" w:type="dxa"/>
+            <w:tcW w:w="2679" w:type="dxa"/>
             <w:tcBorders>
               <w:top w:val="nil"/>
               <w:left w:val="nil"/>
@@ -6090,19 +5724,16 @@
             </w:pPr>
             <w:r>
               <w:rPr>
-                <w:rFonts w:ascii="Aptos Narrow" w:eastAsia="Times New Roman" w:hAnsi="Aptos Narrow" w:cs="Times New Roman"/>
-                <w:color w:val="000000"/>
-                <w:kern w:val="0"/>
-                <w:lang w:eastAsia="da-DK"/>
-                <w14:ligatures w14:val="none"/>
-              </w:rPr>
-              <w:t>M. Kristensen</w:t>
+                <w:rFonts w:ascii="Aptos Narrow" w:hAnsi="Aptos Narrow"/>
+                <w:color w:val="000000"/>
+              </w:rPr>
+              <w:t>J. Jessen</w:t>
             </w:r>
           </w:p>
         </w:tc>
         <w:tc>
           <w:tcPr>
-            <w:tcW w:w="1062" w:type="dxa"/>
+            <w:tcW w:w="1254" w:type="dxa"/>
             <w:tcBorders>
               <w:top w:val="nil"/>
               <w:left w:val="nil"/>
@@ -6127,24 +5758,21 @@
             </w:pPr>
             <w:r>
               <w:rPr>
-                <w:rFonts w:ascii="Aptos Narrow" w:eastAsia="Times New Roman" w:hAnsi="Aptos Narrow" w:cs="Times New Roman"/>
-                <w:color w:val="000000"/>
-                <w:kern w:val="0"/>
-                <w:lang w:eastAsia="da-DK"/>
-                <w14:ligatures w14:val="none"/>
-              </w:rPr>
-              <w:t>187.0</w:t>
+                <w:rFonts w:ascii="Aptos Narrow" w:hAnsi="Aptos Narrow"/>
+                <w:color w:val="000000"/>
+              </w:rPr>
+              <w:t>184.0</w:t>
             </w:r>
           </w:p>
         </w:tc>
       </w:tr>
       <w:tr>
         <w:trPr>
-          <w:trHeight w:val="270"/>
+          <w:trHeight w:val="283"/>
         </w:trPr>
         <w:tc>
           <w:tcPr>
-            <w:tcW w:w="2544" w:type="dxa"/>
+            <w:tcW w:w="2679" w:type="dxa"/>
             <w:tcBorders>
               <w:top w:val="nil"/>
               <w:left w:val="nil"/>
@@ -6169,19 +5797,16 @@
             </w:pPr>
             <w:r>
               <w:rPr>
-                <w:rFonts w:ascii="Aptos Narrow" w:eastAsia="Times New Roman" w:hAnsi="Aptos Narrow" w:cs="Times New Roman"/>
-                <w:color w:val="000000"/>
-                <w:kern w:val="0"/>
-                <w:lang w:eastAsia="da-DK"/>
-                <w14:ligatures w14:val="none"/>
-              </w:rPr>
-              <w:t>M. Thomsen</w:t>
+                <w:rFonts w:ascii="Aptos Narrow" w:hAnsi="Aptos Narrow"/>
+                <w:color w:val="000000"/>
+              </w:rPr>
+              <w:t>A. BÃ¸ndergaard</w:t>
             </w:r>
           </w:p>
         </w:tc>
         <w:tc>
           <w:tcPr>
-            <w:tcW w:w="1062" w:type="dxa"/>
+            <w:tcW w:w="1254" w:type="dxa"/>
             <w:tcBorders>
               <w:top w:val="nil"/>
               <w:left w:val="nil"/>
@@ -6206,24 +5831,21 @@
             </w:pPr>
             <w:r>
               <w:rPr>
-                <w:rFonts w:ascii="Aptos Narrow" w:eastAsia="Times New Roman" w:hAnsi="Aptos Narrow" w:cs="Times New Roman"/>
-                <w:color w:val="000000"/>
-                <w:kern w:val="0"/>
-                <w:lang w:eastAsia="da-DK"/>
-                <w14:ligatures w14:val="none"/>
-              </w:rPr>
-              <w:t>183.0</w:t>
+                <w:rFonts w:ascii="Aptos Narrow" w:hAnsi="Aptos Narrow"/>
+                <w:color w:val="000000"/>
+              </w:rPr>
+              <w:t>184.0</w:t>
             </w:r>
           </w:p>
         </w:tc>
       </w:tr>
       <w:tr>
         <w:trPr>
-          <w:trHeight w:val="270"/>
+          <w:trHeight w:val="283"/>
         </w:trPr>
         <w:tc>
           <w:tcPr>
-            <w:tcW w:w="2544" w:type="dxa"/>
+            <w:tcW w:w="2679" w:type="dxa"/>
             <w:tcBorders>
               <w:top w:val="nil"/>
               <w:left w:val="nil"/>
@@ -6248,31 +5870,16 @@
             </w:pPr>
             <w:r>
               <w:rPr>
-                <w:rFonts w:ascii="Aptos Narrow" w:eastAsia="Times New Roman" w:hAnsi="Aptos Narrow" w:cs="Times New Roman"/>
-                <w:color w:val="000000"/>
-                <w:kern w:val="0"/>
-                <w:lang w:eastAsia="da-DK"/>
-                <w14:ligatures w14:val="none"/>
-              </w:rPr>
-              <w:t xml:space="preserve">C. </w:t>
+                <w:rFonts w:ascii="Aptos Narrow" w:hAnsi="Aptos Narrow"/>
+                <w:color w:val="000000"/>
+              </w:rPr>
+              <w:t>D. ThÃ¸gersen</w:t>
             </w:r>
-            <w:proofErr w:type="spellStart"/>
-            <w:r>
-              <w:rPr>
-                <w:rFonts w:ascii="Aptos Narrow" w:eastAsia="Times New Roman" w:hAnsi="Aptos Narrow" w:cs="Times New Roman"/>
-                <w:color w:val="000000"/>
-                <w:kern w:val="0"/>
-                <w:lang w:eastAsia="da-DK"/>
-                <w14:ligatures w14:val="none"/>
-              </w:rPr>
-              <w:t>HÃ¸rby</w:t>
-            </w:r>
-            <w:proofErr w:type="spellEnd"/>
           </w:p>
         </w:tc>
         <w:tc>
           <w:tcPr>
-            <w:tcW w:w="1062" w:type="dxa"/>
+            <w:tcW w:w="1254" w:type="dxa"/>
             <w:tcBorders>
               <w:top w:val="nil"/>
               <w:left w:val="nil"/>
@@ -6297,11 +5904,8 @@
             </w:pPr>
             <w:r>
               <w:rPr>
-                <w:rFonts w:ascii="Aptos Narrow" w:eastAsia="Times New Roman" w:hAnsi="Aptos Narrow" w:cs="Times New Roman"/>
-                <w:color w:val="000000"/>
-                <w:kern w:val="0"/>
-                <w:lang w:eastAsia="da-DK"/>
-                <w14:ligatures w14:val="none"/>
+                <w:rFonts w:ascii="Aptos Narrow" w:hAnsi="Aptos Narrow"/>
+                <w:color w:val="000000"/>
               </w:rPr>
               <w:t>183.0</w:t>
             </w:r>
@@ -6310,11 +5914,11 @@
       </w:tr>
       <w:tr>
         <w:trPr>
-          <w:trHeight w:val="270"/>
+          <w:trHeight w:val="283"/>
         </w:trPr>
         <w:tc>
           <w:tcPr>
-            <w:tcW w:w="2544" w:type="dxa"/>
+            <w:tcW w:w="2679" w:type="dxa"/>
             <w:tcBorders>
               <w:top w:val="nil"/>
               <w:left w:val="nil"/>
@@ -6339,19 +5943,16 @@
             </w:pPr>
             <w:r>
               <w:rPr>
-                <w:rFonts w:ascii="Aptos Narrow" w:eastAsia="Times New Roman" w:hAnsi="Aptos Narrow" w:cs="Times New Roman"/>
-                <w:color w:val="000000"/>
-                <w:kern w:val="0"/>
-                <w:lang w:eastAsia="da-DK"/>
-                <w14:ligatures w14:val="none"/>
-              </w:rPr>
-              <w:t>M. Pedersen</w:t>
+                <w:rFonts w:ascii="Aptos Narrow" w:hAnsi="Aptos Narrow"/>
+                <w:color w:val="000000"/>
+              </w:rPr>
+              <w:t>J. JuelsgÃ¥rd</w:t>
             </w:r>
           </w:p>
         </w:tc>
         <w:tc>
           <w:tcPr>
-            <w:tcW w:w="1062" w:type="dxa"/>
+            <w:tcW w:w="1254" w:type="dxa"/>
             <w:tcBorders>
               <w:top w:val="nil"/>
               <w:left w:val="nil"/>
@@ -6376,24 +5977,21 @@
             </w:pPr>
             <w:r>
               <w:rPr>
-                <w:rFonts w:ascii="Aptos Narrow" w:eastAsia="Times New Roman" w:hAnsi="Aptos Narrow" w:cs="Times New Roman"/>
-                <w:color w:val="000000"/>
-                <w:kern w:val="0"/>
-                <w:lang w:eastAsia="da-DK"/>
-                <w14:ligatures w14:val="none"/>
-              </w:rPr>
-              <w:t>182.0</w:t>
+                <w:rFonts w:ascii="Aptos Narrow" w:hAnsi="Aptos Narrow"/>
+                <w:color w:val="000000"/>
+              </w:rPr>
+              <w:t>180.0</w:t>
             </w:r>
           </w:p>
         </w:tc>
       </w:tr>
       <w:tr>
         <w:trPr>
-          <w:trHeight w:val="270"/>
+          <w:trHeight w:val="283"/>
         </w:trPr>
         <w:tc>
           <w:tcPr>
-            <w:tcW w:w="2544" w:type="dxa"/>
+            <w:tcW w:w="2679" w:type="dxa"/>
             <w:tcBorders>
               <w:top w:val="nil"/>
               <w:left w:val="nil"/>
@@ -6418,31 +6016,16 @@
             </w:pPr>
             <w:r>
               <w:rPr>
-                <w:rFonts w:ascii="Aptos Narrow" w:eastAsia="Times New Roman" w:hAnsi="Aptos Narrow" w:cs="Times New Roman"/>
-                <w:color w:val="000000"/>
-                <w:kern w:val="0"/>
-                <w:lang w:eastAsia="da-DK"/>
-                <w14:ligatures w14:val="none"/>
-              </w:rPr>
-              <w:t xml:space="preserve">J. </w:t>
+                <w:rFonts w:ascii="Aptos Narrow" w:hAnsi="Aptos Narrow"/>
+                <w:color w:val="000000"/>
+              </w:rPr>
+              <w:t>G. Marcussen</w:t>
             </w:r>
-            <w:proofErr w:type="spellStart"/>
-            <w:r>
-              <w:rPr>
-                <w:rFonts w:ascii="Aptos Narrow" w:eastAsia="Times New Roman" w:hAnsi="Aptos Narrow" w:cs="Times New Roman"/>
-                <w:color w:val="000000"/>
-                <w:kern w:val="0"/>
-                <w:lang w:eastAsia="da-DK"/>
-                <w14:ligatures w14:val="none"/>
-              </w:rPr>
-              <w:t>BÃ¸ge</w:t>
-            </w:r>
-            <w:proofErr w:type="spellEnd"/>
           </w:p>
         </w:tc>
         <w:tc>
           <w:tcPr>
-            <w:tcW w:w="1062" w:type="dxa"/>
+            <w:tcW w:w="1254" w:type="dxa"/>
             <w:tcBorders>
               <w:top w:val="nil"/>
               <w:left w:val="nil"/>
@@ -6467,24 +6050,21 @@
             </w:pPr>
             <w:r>
               <w:rPr>
-                <w:rFonts w:ascii="Aptos Narrow" w:eastAsia="Times New Roman" w:hAnsi="Aptos Narrow" w:cs="Times New Roman"/>
-                <w:color w:val="000000"/>
-                <w:kern w:val="0"/>
-                <w:lang w:eastAsia="da-DK"/>
-                <w14:ligatures w14:val="none"/>
-              </w:rPr>
-              <w:t>180.0</w:t>
+                <w:rFonts w:ascii="Aptos Narrow" w:hAnsi="Aptos Narrow"/>
+                <w:color w:val="000000"/>
+              </w:rPr>
+              <w:t>178.0</w:t>
             </w:r>
           </w:p>
         </w:tc>
       </w:tr>
       <w:tr>
         <w:trPr>
-          <w:trHeight w:val="270"/>
+          <w:trHeight w:val="283"/>
         </w:trPr>
         <w:tc>
           <w:tcPr>
-            <w:tcW w:w="2544" w:type="dxa"/>
+            <w:tcW w:w="2679" w:type="dxa"/>
             <w:tcBorders>
               <w:top w:val="nil"/>
               <w:left w:val="nil"/>
@@ -6509,19 +6089,16 @@
             </w:pPr>
             <w:r>
               <w:rPr>
-                <w:rFonts w:ascii="Aptos Narrow" w:eastAsia="Times New Roman" w:hAnsi="Aptos Narrow" w:cs="Times New Roman"/>
-                <w:color w:val="000000"/>
-                <w:kern w:val="0"/>
-                <w:lang w:eastAsia="da-DK"/>
-                <w14:ligatures w14:val="none"/>
-              </w:rPr>
-              <w:t>J. Sneftrup</w:t>
+                <w:rFonts w:ascii="Aptos Narrow" w:hAnsi="Aptos Narrow"/>
+                <w:color w:val="000000"/>
+              </w:rPr>
+              <w:t>A. Dahl</w:t>
             </w:r>
           </w:p>
         </w:tc>
         <w:tc>
           <w:tcPr>
-            <w:tcW w:w="1062" w:type="dxa"/>
+            <w:tcW w:w="1254" w:type="dxa"/>
             <w:tcBorders>
               <w:top w:val="nil"/>
               <w:left w:val="nil"/>
@@ -6546,24 +6123,21 @@
             </w:pPr>
             <w:r>
               <w:rPr>
-                <w:rFonts w:ascii="Aptos Narrow" w:eastAsia="Times New Roman" w:hAnsi="Aptos Narrow" w:cs="Times New Roman"/>
-                <w:color w:val="000000"/>
-                <w:kern w:val="0"/>
-                <w:lang w:eastAsia="da-DK"/>
-                <w14:ligatures w14:val="none"/>
-              </w:rPr>
-              <w:t>178.0</w:t>
+                <w:rFonts w:ascii="Aptos Narrow" w:hAnsi="Aptos Narrow"/>
+                <w:color w:val="000000"/>
+              </w:rPr>
+              <w:t>176.0</w:t>
             </w:r>
           </w:p>
         </w:tc>
       </w:tr>
       <w:tr>
         <w:trPr>
-          <w:trHeight w:val="270"/>
+          <w:trHeight w:val="283"/>
         </w:trPr>
         <w:tc>
           <w:tcPr>
-            <w:tcW w:w="2544" w:type="dxa"/>
+            <w:tcW w:w="2679" w:type="dxa"/>
             <w:tcBorders>
               <w:top w:val="nil"/>
               <w:left w:val="nil"/>
@@ -6588,19 +6162,16 @@
             </w:pPr>
             <w:r>
               <w:rPr>
-                <w:rFonts w:ascii="Aptos Narrow" w:eastAsia="Times New Roman" w:hAnsi="Aptos Narrow" w:cs="Times New Roman"/>
-                <w:color w:val="000000"/>
-                <w:kern w:val="0"/>
-                <w:lang w:eastAsia="da-DK"/>
-                <w14:ligatures w14:val="none"/>
-              </w:rPr>
-              <w:t>O. Dorph</w:t>
+                <w:rFonts w:ascii="Aptos Narrow" w:hAnsi="Aptos Narrow"/>
+                <w:color w:val="000000"/>
+              </w:rPr>
+              <w:t>J. Singh</w:t>
             </w:r>
           </w:p>
         </w:tc>
         <w:tc>
           <w:tcPr>
-            <w:tcW w:w="1062" w:type="dxa"/>
+            <w:tcW w:w="1254" w:type="dxa"/>
             <w:tcBorders>
               <w:top w:val="nil"/>
               <w:left w:val="nil"/>
@@ -6625,24 +6196,21 @@
             </w:pPr>
             <w:r>
               <w:rPr>
-                <w:rFonts w:ascii="Aptos Narrow" w:eastAsia="Times New Roman" w:hAnsi="Aptos Narrow" w:cs="Times New Roman"/>
-                <w:color w:val="000000"/>
-                <w:kern w:val="0"/>
-                <w:lang w:eastAsia="da-DK"/>
-                <w14:ligatures w14:val="none"/>
-              </w:rPr>
-              <w:t>178.0</w:t>
+                <w:rFonts w:ascii="Aptos Narrow" w:hAnsi="Aptos Narrow"/>
+                <w:color w:val="000000"/>
+              </w:rPr>
+              <w:t>175.0</w:t>
             </w:r>
           </w:p>
         </w:tc>
       </w:tr>
       <w:tr>
         <w:trPr>
-          <w:trHeight w:val="270"/>
+          <w:trHeight w:val="283"/>
         </w:trPr>
         <w:tc>
           <w:tcPr>
-            <w:tcW w:w="2544" w:type="dxa"/>
+            <w:tcW w:w="2679" w:type="dxa"/>
             <w:tcBorders>
               <w:top w:val="nil"/>
               <w:left w:val="nil"/>
@@ -6667,41 +6235,16 @@
             </w:pPr>
             <w:r>
               <w:rPr>
-                <w:rFonts w:ascii="Aptos Narrow" w:eastAsia="Times New Roman" w:hAnsi="Aptos Narrow" w:cs="Times New Roman"/>
-                <w:color w:val="000000"/>
-                <w:kern w:val="0"/>
-                <w:lang w:eastAsia="da-DK"/>
-                <w14:ligatures w14:val="none"/>
-              </w:rPr>
-              <w:t xml:space="preserve">M. </w:t>
-            </w:r>
-            <w:proofErr w:type="spellStart"/>
-            <w:r>
-              <w:rPr>
-                <w:rFonts w:ascii="Aptos Narrow" w:eastAsia="Times New Roman" w:hAnsi="Aptos Narrow" w:cs="Times New Roman"/>
-                <w:color w:val="000000"/>
-                <w:kern w:val="0"/>
-                <w:lang w:eastAsia="da-DK"/>
-                <w14:ligatures w14:val="none"/>
-              </w:rPr>
-              <w:t>CompaorÃ</w:t>
-            </w:r>
-            <w:proofErr w:type="spellEnd"/>
-            <w:r>
-              <w:rPr>
-                <w:rFonts w:ascii="Aptos Narrow" w:eastAsia="Times New Roman" w:hAnsi="Aptos Narrow" w:cs="Times New Roman"/>
-                <w:color w:val="000000"/>
-                <w:kern w:val="0"/>
-                <w:lang w:eastAsia="da-DK"/>
-                <w14:ligatures w14:val="none"/>
-              </w:rPr>
-              <w:t>©</w:t>
+                <w:rFonts w:ascii="Aptos Narrow" w:hAnsi="Aptos Narrow"/>
+                <w:color w:val="000000"/>
+              </w:rPr>
+              <w:t>M. Opondo</w:t>
             </w:r>
           </w:p>
         </w:tc>
         <w:tc>
           <w:tcPr>
-            <w:tcW w:w="1062" w:type="dxa"/>
+            <w:tcW w:w="1254" w:type="dxa"/>
             <w:tcBorders>
               <w:top w:val="nil"/>
               <w:left w:val="nil"/>
@@ -6726,24 +6269,21 @@
             </w:pPr>
             <w:r>
               <w:rPr>
-                <w:rFonts w:ascii="Aptos Narrow" w:eastAsia="Times New Roman" w:hAnsi="Aptos Narrow" w:cs="Times New Roman"/>
-                <w:color w:val="000000"/>
-                <w:kern w:val="0"/>
-                <w:lang w:eastAsia="da-DK"/>
-                <w14:ligatures w14:val="none"/>
-              </w:rPr>
-              <w:t>178.0</w:t>
+                <w:rFonts w:ascii="Aptos Narrow" w:hAnsi="Aptos Narrow"/>
+                <w:color w:val="000000"/>
+              </w:rPr>
+              <w:t>174.0</w:t>
             </w:r>
           </w:p>
         </w:tc>
       </w:tr>
       <w:tr>
         <w:trPr>
-          <w:trHeight w:val="270"/>
+          <w:trHeight w:val="283"/>
         </w:trPr>
         <w:tc>
           <w:tcPr>
-            <w:tcW w:w="2544" w:type="dxa"/>
+            <w:tcW w:w="2679" w:type="dxa"/>
             <w:tcBorders>
               <w:top w:val="nil"/>
               <w:left w:val="nil"/>
@@ -6753,7 +6293,6 @@
             <w:shd w:val="clear" w:color="auto" w:fill="auto"/>
             <w:noWrap/>
             <w:vAlign w:val="bottom"/>
-            <w:hideMark/>
           </w:tcPr>
           <w:p>
             <w:pPr>
@@ -6766,21 +6305,11 @@
                 <w14:ligatures w14:val="none"/>
               </w:rPr>
             </w:pPr>
-            <w:r>
-              <w:rPr>
-                <w:rFonts w:ascii="Aptos Narrow" w:eastAsia="Times New Roman" w:hAnsi="Aptos Narrow" w:cs="Times New Roman"/>
-                <w:color w:val="000000"/>
-                <w:kern w:val="0"/>
-                <w:lang w:eastAsia="da-DK"/>
-                <w14:ligatures w14:val="none"/>
-              </w:rPr>
-              <w:t>F. Mortensen</w:t>
-            </w:r>
           </w:p>
         </w:tc>
         <w:tc>
           <w:tcPr>
-            <w:tcW w:w="1062" w:type="dxa"/>
+            <w:tcW w:w="1254" w:type="dxa"/>
             <w:tcBorders>
               <w:top w:val="nil"/>
               <w:left w:val="nil"/>
@@ -6790,7 +6319,6 @@
             <w:shd w:val="clear" w:color="auto" w:fill="auto"/>
             <w:noWrap/>
             <w:vAlign w:val="bottom"/>
-            <w:hideMark/>
           </w:tcPr>
           <w:p>
             <w:pPr>
@@ -6803,107 +6331,52 @@
                 <w14:ligatures w14:val="none"/>
               </w:rPr>
             </w:pPr>
-            <w:r>
-              <w:rPr>
-                <w:rFonts w:ascii="Aptos Narrow" w:eastAsia="Times New Roman" w:hAnsi="Aptos Narrow" w:cs="Times New Roman"/>
-                <w:color w:val="000000"/>
-                <w:kern w:val="0"/>
-                <w:lang w:eastAsia="da-DK"/>
-                <w14:ligatures w14:val="none"/>
-              </w:rPr>
-              <w:t>176.0</w:t>
-            </w:r>
           </w:p>
         </w:tc>
       </w:tr>
     </w:tbl>
     <w:p/>
-    <w:p>
+    <w:p/>
+    <w:p>
+      <w:pPr>
+        <w:rPr>
+          <w:b/>
+          <w:bCs/>
+        </w:rPr>
+      </w:pPr>
+      <w:r>
+        <w:rPr>
+          <w:b/>
+          <w:bCs/>
+        </w:rPr>
+        <w:lastRenderedPageBreak/>
+        <w:t>Set pieces</w:t>
+      </w:r>
+    </w:p>
+    <w:p/>
+    <w:p>
+      <w:pPr>
+        <w:rPr>
+          <w:lang w:val="en-US"/>
+        </w:rPr>
+      </w:pPr>
       <w:r>
         <w:rPr>
           <w:noProof/>
         </w:rPr>
-        <w:lastRenderedPageBreak/>
         <w:drawing>
-          <wp:anchor distT="0" distB="0" distL="114300" distR="114300" simplePos="0" relativeHeight="251658240" behindDoc="0" locked="0" layoutInCell="1" allowOverlap="1" wp14:anchorId="14166A77" wp14:editId="36A45653">
+          <wp:anchor distT="0" distB="0" distL="114300" distR="114300" simplePos="0" relativeHeight="251666432" behindDoc="0" locked="0" layoutInCell="1" allowOverlap="1" wp14:anchorId="683A1BB7" wp14:editId="2F26CA30">
             <wp:simplePos x="0" y="0"/>
             <wp:positionH relativeFrom="column">
-              <wp:posOffset>22860</wp:posOffset>
+              <wp:posOffset>-24765</wp:posOffset>
             </wp:positionH>
             <wp:positionV relativeFrom="paragraph">
               <wp:posOffset>253365</wp:posOffset>
             </wp:positionV>
-            <wp:extent cx="2450465" cy="1952625"/>
-            <wp:effectExtent l="0" t="0" r="6985" b="9525"/>
+            <wp:extent cx="2357755" cy="1878278"/>
+            <wp:effectExtent l="0" t="0" r="4445" b="8255"/>
             <wp:wrapSquare wrapText="bothSides"/>
-            <wp:docPr id="821288148" name="Billede 1" descr="0"/>
-            <wp:cNvGraphicFramePr>
-              <a:graphicFrameLocks xmlns:a="http://schemas.openxmlformats.org/drawingml/2006/main" noChangeAspect="1"/>
-            </wp:cNvGraphicFramePr>
-            <a:graphic xmlns:a="http://schemas.openxmlformats.org/drawingml/2006/main">
-              <a:graphicData uri="http://schemas.openxmlformats.org/drawingml/2006/picture">
-                <pic:pic xmlns:pic="http://schemas.openxmlformats.org/drawingml/2006/picture">
-                  <pic:nvPicPr>
-                    <pic:cNvPr id="0" name="Picture 1" descr="0"/>
-                    <pic:cNvPicPr>
-                      <a:picLocks noChangeAspect="1" noChangeArrowheads="1"/>
-                    </pic:cNvPicPr>
-                  </pic:nvPicPr>
-                  <pic:blipFill>
-                    <a:blip r:embed="rId12" cstate="print">
-                      <a:extLst>
-                        <a:ext uri="{28A0092B-C50C-407E-A947-70E740481C1C}">
-                          <a14:useLocalDpi xmlns:a14="http://schemas.microsoft.com/office/drawing/2010/main" val="0"/>
-                        </a:ext>
-                      </a:extLst>
-                    </a:blip>
-                    <a:srcRect/>
-                    <a:stretch>
-                      <a:fillRect/>
-                    </a:stretch>
-                  </pic:blipFill>
-                  <pic:spPr bwMode="auto">
-                    <a:xfrm>
-                      <a:off x="0" y="0"/>
-                      <a:ext cx="2450465" cy="1952625"/>
-                    </a:xfrm>
-                    <a:prstGeom prst="rect">
-                      <a:avLst/>
-                    </a:prstGeom>
-                    <a:noFill/>
-                    <a:ln>
-                      <a:noFill/>
-                    </a:ln>
-                  </pic:spPr>
-                </pic:pic>
-              </a:graphicData>
-            </a:graphic>
-            <wp14:sizeRelH relativeFrom="page">
-              <wp14:pctWidth>0</wp14:pctWidth>
-            </wp14:sizeRelH>
-            <wp14:sizeRelV relativeFrom="page">
-              <wp14:pctHeight>0</wp14:pctHeight>
-            </wp14:sizeRelV>
-          </wp:anchor>
-        </w:drawing>
-      </w:r>
-      <w:r>
-        <w:rPr>
-          <w:noProof/>
-        </w:rPr>
-        <w:drawing>
-          <wp:anchor distT="0" distB="0" distL="114300" distR="114300" simplePos="0" relativeHeight="251659264" behindDoc="0" locked="0" layoutInCell="1" allowOverlap="1" wp14:anchorId="32E6B794" wp14:editId="41AA2042">
-            <wp:simplePos x="0" y="0"/>
-            <wp:positionH relativeFrom="column">
-              <wp:posOffset>3289935</wp:posOffset>
-            </wp:positionH>
-            <wp:positionV relativeFrom="paragraph">
-              <wp:posOffset>229235</wp:posOffset>
-            </wp:positionV>
-            <wp:extent cx="2524125" cy="2010410"/>
-            <wp:effectExtent l="0" t="0" r="9525" b="8890"/>
-            <wp:wrapSquare wrapText="bothSides"/>
-            <wp:docPr id="323193216" name="Billede 2" descr="0"/>
+            <wp:docPr id="1061087542" name="Billede 2" descr="0"/>
             <wp:cNvGraphicFramePr>
               <a:graphicFrameLocks xmlns:a="http://schemas.openxmlformats.org/drawingml/2006/main" noChangeAspect="1"/>
             </wp:cNvGraphicFramePr>
@@ -6930,9 +6403,70 @@
                     </a:stretch>
                   </pic:blipFill>
                   <pic:spPr bwMode="auto">
-                    <a:xfrm>
+                    <a:xfrm rot="10800000" flipV="1">
                       <a:off x="0" y="0"/>
-                      <a:ext cx="2524125" cy="2010410"/>
+                      <a:ext cx="2357755" cy="1878278"/>
+                    </a:xfrm>
+                    <a:prstGeom prst="rect">
+                      <a:avLst/>
+                    </a:prstGeom>
+                    <a:noFill/>
+                    <a:ln>
+                      <a:noFill/>
+                    </a:ln>
+                  </pic:spPr>
+                </pic:pic>
+              </a:graphicData>
+            </a:graphic>
+          </wp:anchor>
+        </w:drawing>
+      </w:r>
+      <w:r>
+        <w:rPr>
+          <w:noProof/>
+        </w:rPr>
+        <w:drawing>
+          <wp:anchor distT="0" distB="0" distL="114300" distR="114300" simplePos="0" relativeHeight="251665408" behindDoc="0" locked="0" layoutInCell="1" allowOverlap="1" wp14:anchorId="446B8B16" wp14:editId="21C18568">
+            <wp:simplePos x="0" y="0"/>
+            <wp:positionH relativeFrom="margin">
+              <wp:posOffset>3333750</wp:posOffset>
+            </wp:positionH>
+            <wp:positionV relativeFrom="paragraph">
+              <wp:posOffset>234315</wp:posOffset>
+            </wp:positionV>
+            <wp:extent cx="2486660" cy="1981200"/>
+            <wp:effectExtent l="0" t="0" r="8890" b="0"/>
+            <wp:wrapSquare wrapText="bothSides"/>
+            <wp:docPr id="2017473572" name="Billede 1" descr="0"/>
+            <wp:cNvGraphicFramePr>
+              <a:graphicFrameLocks xmlns:a="http://schemas.openxmlformats.org/drawingml/2006/main" noChangeAspect="1"/>
+            </wp:cNvGraphicFramePr>
+            <a:graphic xmlns:a="http://schemas.openxmlformats.org/drawingml/2006/main">
+              <a:graphicData uri="http://schemas.openxmlformats.org/drawingml/2006/picture">
+                <pic:pic xmlns:pic="http://schemas.openxmlformats.org/drawingml/2006/picture">
+                  <pic:nvPicPr>
+                    <pic:cNvPr id="0" name="Picture 1" descr="0"/>
+                    <pic:cNvPicPr>
+                      <a:picLocks noChangeAspect="1" noChangeArrowheads="1"/>
+                    </pic:cNvPicPr>
+                  </pic:nvPicPr>
+                  <pic:blipFill>
+                    <a:blip r:embed="rId14" cstate="print">
+                      <a:extLst>
+                        <a:ext uri="{28A0092B-C50C-407E-A947-70E740481C1C}">
+                          <a14:useLocalDpi xmlns:a14="http://schemas.microsoft.com/office/drawing/2010/main" val="0"/>
+                        </a:ext>
+                      </a:extLst>
+                    </a:blip>
+                    <a:srcRect/>
+                    <a:stretch>
+                      <a:fillRect/>
+                    </a:stretch>
+                  </pic:blipFill>
+                  <pic:spPr bwMode="auto">
+                    <a:xfrm flipH="1">
+                      <a:off x="0" y="0"/>
+                      <a:ext cx="2486660" cy="1981200"/>
                     </a:xfrm>
                     <a:prstGeom prst="rect">
                       <a:avLst/>
@@ -6954,107 +6488,199 @@
           </wp:anchor>
         </w:drawing>
       </w:r>
-      <w:proofErr w:type="spellStart"/>
-      <w:r>
+      <w:r>
+        <w:rPr>
+          <w:lang w:val="en-US"/>
+        </w:rPr>
         <w:t>Inswingers</w:t>
       </w:r>
-      <w:proofErr w:type="spellEnd"/>
-      <w:r>
-        <w:t xml:space="preserve"> fra</w:t>
-      </w:r>
-      <w:r>
-        <w:t xml:space="preserve"> venstre:</w:t>
-      </w:r>
-      <w:r>
+      <w:r>
+        <w:rPr>
+          <w:lang w:val="en-US"/>
+        </w:rPr>
+        <w:t xml:space="preserve"> fr</w:t>
+      </w:r>
+      <w:r>
+        <w:rPr>
+          <w:lang w:val="en-US"/>
+        </w:rPr>
+        <w:t>om left</w:t>
+      </w:r>
+      <w:r>
+        <w:rPr>
+          <w:lang w:val="en-US"/>
+        </w:rPr>
+        <w:t>:</w:t>
+      </w:r>
+      <w:r>
+        <w:rPr>
+          <w:lang w:val="en-US"/>
+        </w:rPr>
         <w:t xml:space="preserve"> </w:t>
       </w:r>
       <w:r>
+        <w:rPr>
+          <w:lang w:val="en-US"/>
+        </w:rPr>
         <w:tab/>
       </w:r>
       <w:r>
+        <w:rPr>
+          <w:lang w:val="en-US"/>
+        </w:rPr>
         <w:tab/>
       </w:r>
       <w:r>
+        <w:rPr>
+          <w:lang w:val="en-US"/>
+        </w:rPr>
         <w:tab/>
-      </w:r>
-      <w:proofErr w:type="spellStart"/>
-      <w:r>
-        <w:t>Inswingers</w:t>
-      </w:r>
-      <w:proofErr w:type="spellEnd"/>
-      <w:r>
+        <w:t xml:space="preserve">Inswingers </w:t>
+      </w:r>
+      <w:r>
+        <w:rPr>
+          <w:lang w:val="en-US"/>
+        </w:rPr>
+        <w:t>from right</w:t>
+      </w:r>
+      <w:r>
+        <w:rPr>
+          <w:lang w:val="en-US"/>
+        </w:rPr>
+        <w:t>:</w:t>
+      </w:r>
+    </w:p>
+    <w:p>
+      <w:pPr>
+        <w:rPr>
+          <w:lang w:val="en-US"/>
+        </w:rPr>
+      </w:pPr>
+    </w:p>
+    <w:p>
+      <w:pPr>
+        <w:rPr>
+          <w:lang w:val="en-US"/>
+        </w:rPr>
+      </w:pPr>
+    </w:p>
+    <w:p>
+      <w:pPr>
+        <w:rPr>
+          <w:lang w:val="en-US"/>
+        </w:rPr>
+      </w:pPr>
+      <w:r>
+        <w:rPr>
+          <w:lang w:val="en-US"/>
+        </w:rPr>
+        <w:tab/>
+      </w:r>
+      <w:r>
+        <w:rPr>
+          <w:lang w:val="en-US"/>
+        </w:rPr>
+        <w:tab/>
+      </w:r>
+    </w:p>
+    <w:p>
+      <w:pPr>
+        <w:rPr>
+          <w:lang w:val="en-US"/>
+        </w:rPr>
+      </w:pPr>
+    </w:p>
+    <w:p>
+      <w:pPr>
+        <w:rPr>
+          <w:lang w:val="en-US"/>
+        </w:rPr>
+      </w:pPr>
+    </w:p>
+    <w:p>
+      <w:pPr>
+        <w:rPr>
+          <w:lang w:val="en-US"/>
+        </w:rPr>
+      </w:pPr>
+    </w:p>
+    <w:p>
+      <w:pPr>
+        <w:rPr>
+          <w:lang w:val="en-US"/>
+        </w:rPr>
+      </w:pPr>
+    </w:p>
+    <w:p>
+      <w:pPr>
+        <w:rPr>
+          <w:lang w:val="en-US"/>
+        </w:rPr>
+      </w:pPr>
+      <w:r>
+        <w:rPr>
+          <w:lang w:val="en-US"/>
+        </w:rPr>
+        <w:t>Outswingers</w:t>
+      </w:r>
+      <w:r>
+        <w:rPr>
+          <w:lang w:val="en-US"/>
+        </w:rPr>
         <w:t xml:space="preserve"> </w:t>
       </w:r>
       <w:r>
-        <w:t xml:space="preserve">fra </w:t>
-      </w:r>
-      <w:r>
-        <w:t>højre:</w:t>
-      </w:r>
-    </w:p>
-    <w:p/>
-    <w:p/>
-    <w:p>
-      <w:r>
+        <w:rPr>
+          <w:lang w:val="en-US"/>
+        </w:rPr>
+        <w:t xml:space="preserve">from </w:t>
+      </w:r>
+      <w:r>
+        <w:rPr>
+          <w:lang w:val="en-US"/>
+        </w:rPr>
+        <w:t>left</w:t>
+      </w:r>
+      <w:r>
+        <w:rPr>
+          <w:lang w:val="en-US"/>
+        </w:rPr>
+        <w:t>:</w:t>
+      </w:r>
+      <w:r>
+        <w:rPr>
+          <w:lang w:val="en-US"/>
+        </w:rPr>
         <w:tab/>
       </w:r>
       <w:r>
+        <w:rPr>
+          <w:lang w:val="en-US"/>
+        </w:rPr>
         <w:tab/>
       </w:r>
-    </w:p>
-    <w:p>
-      <w:proofErr w:type="spellStart"/>
-      <w:r>
-        <w:t>Outswingers</w:t>
-      </w:r>
-      <w:proofErr w:type="spellEnd"/>
-      <w:r>
-        <w:t xml:space="preserve"> fra</w:t>
-      </w:r>
-      <w:r>
-        <w:t xml:space="preserve"> </w:t>
-      </w:r>
-      <w:r>
-        <w:t>venstre</w:t>
-      </w:r>
-      <w:r>
-        <w:t>:</w:t>
-      </w:r>
-      <w:r>
+      <w:r>
+        <w:rPr>
+          <w:lang w:val="en-US"/>
+        </w:rPr>
         <w:tab/>
       </w:r>
-      <w:r>
-        <w:tab/>
-      </w:r>
-      <w:r>
-        <w:tab/>
-        <w:t>Straight</w:t>
-      </w:r>
-      <w:r>
-        <w:t xml:space="preserve"> fra</w:t>
-      </w:r>
-      <w:r>
-        <w:t xml:space="preserve"> Venstre:</w:t>
-      </w:r>
-    </w:p>
-    <w:p>
+    </w:p>
+    <w:p>
+      <w:pPr>
+        <w:rPr>
+          <w:lang w:val="en-US"/>
+        </w:rPr>
+      </w:pPr>
       <w:r>
         <w:rPr>
           <w:noProof/>
         </w:rPr>
         <w:drawing>
-          <wp:anchor distT="0" distB="0" distL="114300" distR="114300" simplePos="0" relativeHeight="251661312" behindDoc="0" locked="0" layoutInCell="1" allowOverlap="1" wp14:anchorId="33B5BEF1" wp14:editId="0BD33BCF">
-            <wp:simplePos x="0" y="0"/>
-            <wp:positionH relativeFrom="column">
-              <wp:posOffset>3261360</wp:posOffset>
-            </wp:positionH>
-            <wp:positionV relativeFrom="paragraph">
-              <wp:posOffset>5715</wp:posOffset>
-            </wp:positionV>
-            <wp:extent cx="2672080" cy="2128520"/>
-            <wp:effectExtent l="0" t="0" r="0" b="5080"/>
-            <wp:wrapSquare wrapText="bothSides"/>
-            <wp:docPr id="1035270665" name="Billede 3" descr="0"/>
+          <wp:inline distT="0" distB="0" distL="0" distR="0" wp14:anchorId="523007DF" wp14:editId="5D1AF37C">
+            <wp:extent cx="2451081" cy="1952625"/>
+            <wp:effectExtent l="0" t="0" r="6985" b="0"/>
+            <wp:docPr id="461091678" name="Billede 3" descr="0"/>
             <wp:cNvGraphicFramePr>
               <a:graphicFrameLocks xmlns:a="http://schemas.openxmlformats.org/drawingml/2006/main" noChangeAspect="1"/>
             </wp:cNvGraphicFramePr>
@@ -7063,67 +6689,6 @@
                 <pic:pic xmlns:pic="http://schemas.openxmlformats.org/drawingml/2006/picture">
                   <pic:nvPicPr>
                     <pic:cNvPr id="0" name="Picture 5" descr="0"/>
-                    <pic:cNvPicPr>
-                      <a:picLocks noChangeAspect="1" noChangeArrowheads="1"/>
-                    </pic:cNvPicPr>
-                  </pic:nvPicPr>
-                  <pic:blipFill>
-                    <a:blip r:embed="rId14" cstate="print">
-                      <a:extLst>
-                        <a:ext uri="{28A0092B-C50C-407E-A947-70E740481C1C}">
-                          <a14:useLocalDpi xmlns:a14="http://schemas.microsoft.com/office/drawing/2010/main" val="0"/>
-                        </a:ext>
-                      </a:extLst>
-                    </a:blip>
-                    <a:srcRect/>
-                    <a:stretch>
-                      <a:fillRect/>
-                    </a:stretch>
-                  </pic:blipFill>
-                  <pic:spPr bwMode="auto">
-                    <a:xfrm>
-                      <a:off x="0" y="0"/>
-                      <a:ext cx="2672080" cy="2128520"/>
-                    </a:xfrm>
-                    <a:prstGeom prst="rect">
-                      <a:avLst/>
-                    </a:prstGeom>
-                    <a:noFill/>
-                    <a:ln>
-                      <a:noFill/>
-                    </a:ln>
-                  </pic:spPr>
-                </pic:pic>
-              </a:graphicData>
-            </a:graphic>
-          </wp:anchor>
-        </w:drawing>
-      </w:r>
-      <w:r>
-        <w:rPr>
-          <w:noProof/>
-        </w:rPr>
-        <w:drawing>
-          <wp:anchor distT="0" distB="0" distL="114300" distR="114300" simplePos="0" relativeHeight="251660288" behindDoc="0" locked="0" layoutInCell="1" allowOverlap="1" wp14:anchorId="61403006" wp14:editId="3F2865B9">
-            <wp:simplePos x="0" y="0"/>
-            <wp:positionH relativeFrom="column">
-              <wp:posOffset>3810</wp:posOffset>
-            </wp:positionH>
-            <wp:positionV relativeFrom="paragraph">
-              <wp:posOffset>-3810</wp:posOffset>
-            </wp:positionV>
-            <wp:extent cx="2570737" cy="2047875"/>
-            <wp:effectExtent l="0" t="0" r="1270" b="0"/>
-            <wp:wrapSquare wrapText="bothSides"/>
-            <wp:docPr id="2" name="Billede 1" descr="0"/>
-            <wp:cNvGraphicFramePr>
-              <a:graphicFrameLocks xmlns:a="http://schemas.openxmlformats.org/drawingml/2006/main" noChangeAspect="1"/>
-            </wp:cNvGraphicFramePr>
-            <a:graphic xmlns:a="http://schemas.openxmlformats.org/drawingml/2006/main">
-              <a:graphicData uri="http://schemas.openxmlformats.org/drawingml/2006/picture">
-                <pic:pic xmlns:pic="http://schemas.openxmlformats.org/drawingml/2006/picture">
-                  <pic:nvPicPr>
-                    <pic:cNvPr id="0" name="Picture 2" descr="0"/>
                     <pic:cNvPicPr>
                       <a:picLocks noChangeAspect="1" noChangeArrowheads="1"/>
                     </pic:cNvPicPr>
@@ -7142,9 +6707,123 @@
                     </a:stretch>
                   </pic:blipFill>
                   <pic:spPr bwMode="auto">
-                    <a:xfrm flipH="1">
+                    <a:xfrm>
                       <a:off x="0" y="0"/>
-                      <a:ext cx="2570737" cy="2047875"/>
+                      <a:ext cx="2459727" cy="1959513"/>
+                    </a:xfrm>
+                    <a:prstGeom prst="rect">
+                      <a:avLst/>
+                    </a:prstGeom>
+                    <a:noFill/>
+                    <a:ln>
+                      <a:noFill/>
+                    </a:ln>
+                  </pic:spPr>
+                </pic:pic>
+              </a:graphicData>
+            </a:graphic>
+          </wp:inline>
+        </w:drawing>
+      </w:r>
+    </w:p>
+    <w:p>
+      <w:pPr>
+        <w:rPr>
+          <w:lang w:val="en-US"/>
+        </w:rPr>
+      </w:pPr>
+    </w:p>
+    <w:p>
+      <w:pPr>
+        <w:rPr>
+          <w:lang w:val="en-US"/>
+        </w:rPr>
+      </w:pPr>
+    </w:p>
+    <w:p>
+      <w:pPr>
+        <w:rPr>
+          <w:lang w:val="en-US"/>
+        </w:rPr>
+      </w:pPr>
+      <w:r>
+        <w:rPr>
+          <w:lang w:val="en-US"/>
+        </w:rPr>
+        <w:t>Short from left:</w:t>
+      </w:r>
+      <w:r>
+        <w:rPr>
+          <w:lang w:val="en-US"/>
+        </w:rPr>
+        <w:tab/>
+      </w:r>
+      <w:r>
+        <w:rPr>
+          <w:lang w:val="en-US"/>
+        </w:rPr>
+        <w:tab/>
+      </w:r>
+      <w:r>
+        <w:rPr>
+          <w:lang w:val="en-US"/>
+        </w:rPr>
+        <w:tab/>
+        <w:t>Short from right:</w:t>
+      </w:r>
+    </w:p>
+    <w:p>
+      <w:pPr>
+        <w:rPr>
+          <w:lang w:val="en-US"/>
+        </w:rPr>
+      </w:pPr>
+      <w:r>
+        <w:rPr>
+          <w:noProof/>
+        </w:rPr>
+        <w:drawing>
+          <wp:anchor distT="0" distB="0" distL="114300" distR="114300" simplePos="0" relativeHeight="251667456" behindDoc="0" locked="0" layoutInCell="1" allowOverlap="1" wp14:anchorId="1E6E2B35" wp14:editId="15F1C854">
+            <wp:simplePos x="0" y="0"/>
+            <wp:positionH relativeFrom="column">
+              <wp:posOffset>3810</wp:posOffset>
+            </wp:positionH>
+            <wp:positionV relativeFrom="paragraph">
+              <wp:posOffset>3810</wp:posOffset>
+            </wp:positionV>
+            <wp:extent cx="2534865" cy="2019300"/>
+            <wp:effectExtent l="0" t="0" r="0" b="0"/>
+            <wp:wrapSquare wrapText="bothSides"/>
+            <wp:docPr id="4" name="Billede 1" descr="0"/>
+            <wp:cNvGraphicFramePr>
+              <a:graphicFrameLocks xmlns:a="http://schemas.openxmlformats.org/drawingml/2006/main" noChangeAspect="1"/>
+            </wp:cNvGraphicFramePr>
+            <a:graphic xmlns:a="http://schemas.openxmlformats.org/drawingml/2006/main">
+              <a:graphicData uri="http://schemas.openxmlformats.org/drawingml/2006/picture">
+                <pic:pic xmlns:pic="http://schemas.openxmlformats.org/drawingml/2006/picture">
+                  <pic:nvPicPr>
+                    <pic:cNvPr id="0" name="Picture 4" descr="0"/>
+                    <pic:cNvPicPr>
+                      <a:picLocks noChangeAspect="1" noChangeArrowheads="1"/>
+                    </pic:cNvPicPr>
+                  </pic:nvPicPr>
+                  <pic:blipFill>
+                    <a:blip r:embed="rId16" cstate="print">
+                      <a:extLst>
+                        <a:ext uri="{28A0092B-C50C-407E-A947-70E740481C1C}">
+                          <a14:useLocalDpi xmlns:a14="http://schemas.microsoft.com/office/drawing/2010/main" val="0"/>
+                        </a:ext>
+                      </a:extLst>
+                    </a:blip>
+                    <a:srcRect/>
+                    <a:stretch>
+                      <a:fillRect/>
+                    </a:stretch>
+                  </pic:blipFill>
+                  <pic:spPr bwMode="auto">
+                    <a:xfrm>
+                      <a:off x="0" y="0"/>
+                      <a:ext cx="2534865" cy="2019300"/>
                     </a:xfrm>
                     <a:prstGeom prst="rect">
                       <a:avLst/>
@@ -7160,197 +6839,21 @@
           </wp:anchor>
         </w:drawing>
       </w:r>
-    </w:p>
-    <w:p>
-      <w:r>
+      <w:r>
+        <w:rPr>
+          <w:lang w:val="en-US"/>
+        </w:rPr>
         <w:tab/>
       </w:r>
       <w:r>
-        <w:tab/>
-      </w:r>
-    </w:p>
-    <w:p>
-      <w:r>
         <w:rPr>
           <w:noProof/>
         </w:rPr>
         <w:drawing>
-          <wp:inline distT="0" distB="0" distL="0" distR="0" wp14:anchorId="09BE78BC" wp14:editId="6A97085A">
-            <wp:extent cx="6120130" cy="1957705"/>
-            <wp:effectExtent l="0" t="0" r="0" b="4445"/>
-            <wp:docPr id="1113891709" name="Billede 1" descr="Et billede, der indeholder tekst, skærmbillede, Font/skrifttype&#10;&#10;Automatisk genereret beskrivelse"/>
-            <wp:cNvGraphicFramePr>
-              <a:graphicFrameLocks xmlns:a="http://schemas.openxmlformats.org/drawingml/2006/main" noChangeAspect="1"/>
-            </wp:cNvGraphicFramePr>
-            <a:graphic xmlns:a="http://schemas.openxmlformats.org/drawingml/2006/main">
-              <a:graphicData uri="http://schemas.openxmlformats.org/drawingml/2006/picture">
-                <pic:pic xmlns:pic="http://schemas.openxmlformats.org/drawingml/2006/picture">
-                  <pic:nvPicPr>
-                    <pic:cNvPr id="1113891709" name="Billede 1" descr="Et billede, der indeholder tekst, skærmbillede, Font/skrifttype&#10;&#10;Automatisk genereret beskrivelse"/>
-                    <pic:cNvPicPr/>
-                  </pic:nvPicPr>
-                  <pic:blipFill>
-                    <a:blip r:embed="rId16"/>
-                    <a:stretch>
-                      <a:fillRect/>
-                    </a:stretch>
-                  </pic:blipFill>
-                  <pic:spPr>
-                    <a:xfrm>
-                      <a:off x="0" y="0"/>
-                      <a:ext cx="6120130" cy="1957705"/>
-                    </a:xfrm>
-                    <a:prstGeom prst="rect">
-                      <a:avLst/>
-                    </a:prstGeom>
-                  </pic:spPr>
-                </pic:pic>
-              </a:graphicData>
-            </a:graphic>
-          </wp:inline>
-        </w:drawing>
-      </w:r>
-    </w:p>
-    <w:p>
-      <w:r>
-        <w:t xml:space="preserve">Samlet set </w:t>
-      </w:r>
-      <w:proofErr w:type="spellStart"/>
-      <w:r>
-        <w:t>piece</w:t>
-      </w:r>
-      <w:proofErr w:type="spellEnd"/>
-      <w:r>
-        <w:t xml:space="preserve"> </w:t>
-      </w:r>
-      <w:proofErr w:type="spellStart"/>
-      <w:r>
-        <w:t>xG</w:t>
-      </w:r>
-      <w:proofErr w:type="spellEnd"/>
-      <w:r>
-        <w:t xml:space="preserve"> ligger de nummer 2 med 2,7.</w:t>
-      </w:r>
-    </w:p>
-    <w:p>
-      <w:proofErr w:type="spellStart"/>
-      <w:r>
-        <w:t>xG</w:t>
-      </w:r>
-      <w:proofErr w:type="spellEnd"/>
-      <w:r>
-        <w:t xml:space="preserve"> per corner ligger de nummer 6</w:t>
-      </w:r>
-    </w:p>
-    <w:p>
-      <w:proofErr w:type="spellStart"/>
-      <w:r>
-        <w:t>xG</w:t>
-      </w:r>
-      <w:proofErr w:type="spellEnd"/>
-      <w:r>
-        <w:t xml:space="preserve"> per frispark ligger de nummer 5</w:t>
-      </w:r>
-    </w:p>
-    <w:p>
-      <w:proofErr w:type="spellStart"/>
-      <w:r>
-        <w:t>xG</w:t>
-      </w:r>
-      <w:proofErr w:type="spellEnd"/>
-      <w:r>
-        <w:t xml:space="preserve"> per set </w:t>
-      </w:r>
-      <w:proofErr w:type="spellStart"/>
-      <w:r>
-        <w:t>piece</w:t>
-      </w:r>
-      <w:proofErr w:type="spellEnd"/>
-      <w:r>
-        <w:t xml:space="preserve"> ligger de numm</w:t>
-      </w:r>
-      <w:r>
-        <w:t>er 3</w:t>
-      </w:r>
-    </w:p>
-    <w:p/>
-    <w:p/>
-    <w:p/>
-    <w:p/>
-    <w:p/>
-    <w:p/>
-    <w:p/>
-    <w:p/>
-    <w:p/>
-    <w:p/>
-    <w:p/>
-    <w:p/>
-    <w:p/>
-    <w:p/>
-    <w:p/>
-    <w:p/>
-    <w:p/>
-    <w:p/>
-    <w:p/>
-    <w:p/>
-    <w:p/>
-    <w:p/>
-    <w:p/>
-    <w:p/>
-    <w:p/>
-    <w:p/>
-    <w:p/>
-    <w:p/>
-    <w:p>
-      <w:r>
-        <w:t>Spillestilsdefinerende spillere:</w:t>
-      </w:r>
-    </w:p>
-    <w:p>
-      <w:pPr>
-        <w:rPr>
-          <w:lang w:val="nb-NO"/>
-        </w:rPr>
-      </w:pPr>
-      <w:r>
-        <w:rPr>
-          <w:lang w:val="nb-NO"/>
-        </w:rPr>
-        <w:t>Keeper: spiller primært kort:</w:t>
-      </w:r>
-    </w:p>
-    <w:p>
-      <w:pPr>
-        <w:rPr>
-          <w:lang w:val="nb-NO"/>
-        </w:rPr>
-      </w:pPr>
-      <w:r>
-        <w:rPr>
-          <w:lang w:val="nb-NO"/>
-        </w:rPr>
-        <w:t xml:space="preserve">Pasning fra Jonas </w:t>
-      </w:r>
-      <w:proofErr w:type="spellStart"/>
-      <w:r>
-        <w:rPr>
-          <w:lang w:val="nb-NO"/>
-        </w:rPr>
-        <w:t>Dakir</w:t>
-      </w:r>
-      <w:proofErr w:type="spellEnd"/>
-    </w:p>
-    <w:p>
-      <w:r>
-        <w:rPr>
-          <w:noProof/>
-        </w:rPr>
-        <w:lastRenderedPageBreak/>
-        <w:drawing>
-          <wp:inline distT="0" distB="0" distL="0" distR="0" wp14:anchorId="485468C0" wp14:editId="16AFF890">
-            <wp:extent cx="6120130" cy="4140200"/>
+          <wp:inline distT="0" distB="0" distL="0" distR="0" wp14:anchorId="0901BBC7" wp14:editId="14A4EBAB">
+            <wp:extent cx="2543175" cy="2025990"/>
             <wp:effectExtent l="0" t="0" r="0" b="0"/>
-            <wp:docPr id="1428361946" name="Billede 4" descr="0"/>
+            <wp:docPr id="1517180156" name="Billede 4" descr="0"/>
             <wp:cNvGraphicFramePr>
               <a:graphicFrameLocks xmlns:a="http://schemas.openxmlformats.org/drawingml/2006/main" noChangeAspect="1"/>
             </wp:cNvGraphicFramePr>
@@ -7364,7 +6867,887 @@
                     </pic:cNvPicPr>
                   </pic:nvPicPr>
                   <pic:blipFill>
-                    <a:blip r:embed="rId17">
+                    <a:blip r:embed="rId17" cstate="print">
+                      <a:extLst>
+                        <a:ext uri="{28A0092B-C50C-407E-A947-70E740481C1C}">
+                          <a14:useLocalDpi xmlns:a14="http://schemas.microsoft.com/office/drawing/2010/main" val="0"/>
+                        </a:ext>
+                      </a:extLst>
+                    </a:blip>
+                    <a:srcRect/>
+                    <a:stretch>
+                      <a:fillRect/>
+                    </a:stretch>
+                  </pic:blipFill>
+                  <pic:spPr bwMode="auto">
+                    <a:xfrm>
+                      <a:off x="0" y="0"/>
+                      <a:ext cx="2552838" cy="2033688"/>
+                    </a:xfrm>
+                    <a:prstGeom prst="rect">
+                      <a:avLst/>
+                    </a:prstGeom>
+                    <a:noFill/>
+                    <a:ln>
+                      <a:noFill/>
+                    </a:ln>
+                  </pic:spPr>
+                </pic:pic>
+              </a:graphicData>
+            </a:graphic>
+          </wp:inline>
+        </w:drawing>
+      </w:r>
+    </w:p>
+    <w:p>
+      <w:r>
+        <w:lastRenderedPageBreak/>
+        <w:drawing>
+          <wp:inline distT="0" distB="0" distL="0" distR="0" wp14:anchorId="42DCE6E2" wp14:editId="1A04FB0D">
+            <wp:extent cx="1263715" cy="1587582"/>
+            <wp:effectExtent l="0" t="0" r="0" b="0"/>
+            <wp:docPr id="878769689" name="Billede 1" descr="Et billede, der indeholder tekst, skærmbillede, Font/skrifttype, nummer/tal&#10;&#10;Automatisk genereret beskrivelse"/>
+            <wp:cNvGraphicFramePr>
+              <a:graphicFrameLocks xmlns:a="http://schemas.openxmlformats.org/drawingml/2006/main" noChangeAspect="1"/>
+            </wp:cNvGraphicFramePr>
+            <a:graphic xmlns:a="http://schemas.openxmlformats.org/drawingml/2006/main">
+              <a:graphicData uri="http://schemas.openxmlformats.org/drawingml/2006/picture">
+                <pic:pic xmlns:pic="http://schemas.openxmlformats.org/drawingml/2006/picture">
+                  <pic:nvPicPr>
+                    <pic:cNvPr id="878769689" name="Billede 1" descr="Et billede, der indeholder tekst, skærmbillede, Font/skrifttype, nummer/tal&#10;&#10;Automatisk genereret beskrivelse"/>
+                    <pic:cNvPicPr/>
+                  </pic:nvPicPr>
+                  <pic:blipFill>
+                    <a:blip r:embed="rId18"/>
+                    <a:stretch>
+                      <a:fillRect/>
+                    </a:stretch>
+                  </pic:blipFill>
+                  <pic:spPr>
+                    <a:xfrm>
+                      <a:off x="0" y="0"/>
+                      <a:ext cx="1263715" cy="1587582"/>
+                    </a:xfrm>
+                    <a:prstGeom prst="rect">
+                      <a:avLst/>
+                    </a:prstGeom>
+                  </pic:spPr>
+                </pic:pic>
+              </a:graphicData>
+            </a:graphic>
+          </wp:inline>
+        </w:drawing>
+      </w:r>
+      <w:r>
+        <w:drawing>
+          <wp:anchor distT="0" distB="0" distL="114300" distR="114300" simplePos="0" relativeHeight="251668480" behindDoc="0" locked="0" layoutInCell="1" allowOverlap="1" wp14:anchorId="51360A3D" wp14:editId="71D02085">
+            <wp:simplePos x="0" y="0"/>
+            <wp:positionH relativeFrom="column">
+              <wp:posOffset>3810</wp:posOffset>
+            </wp:positionH>
+            <wp:positionV relativeFrom="paragraph">
+              <wp:posOffset>-3810</wp:posOffset>
+            </wp:positionV>
+            <wp:extent cx="1276416" cy="1390721"/>
+            <wp:effectExtent l="0" t="0" r="0" b="0"/>
+            <wp:wrapSquare wrapText="bothSides"/>
+            <wp:docPr id="140867830" name="Billede 1" descr="Et billede, der indeholder tekst, skærmbillede, Font/skrifttype, nummer/tal&#10;&#10;Automatisk genereret beskrivelse"/>
+            <wp:cNvGraphicFramePr>
+              <a:graphicFrameLocks xmlns:a="http://schemas.openxmlformats.org/drawingml/2006/main" noChangeAspect="1"/>
+            </wp:cNvGraphicFramePr>
+            <a:graphic xmlns:a="http://schemas.openxmlformats.org/drawingml/2006/main">
+              <a:graphicData uri="http://schemas.openxmlformats.org/drawingml/2006/picture">
+                <pic:pic xmlns:pic="http://schemas.openxmlformats.org/drawingml/2006/picture">
+                  <pic:nvPicPr>
+                    <pic:cNvPr id="140867830" name="Billede 1" descr="Et billede, der indeholder tekst, skærmbillede, Font/skrifttype, nummer/tal&#10;&#10;Automatisk genereret beskrivelse"/>
+                    <pic:cNvPicPr/>
+                  </pic:nvPicPr>
+                  <pic:blipFill>
+                    <a:blip r:embed="rId19">
+                      <a:extLst>
+                        <a:ext uri="{28A0092B-C50C-407E-A947-70E740481C1C}">
+                          <a14:useLocalDpi xmlns:a14="http://schemas.microsoft.com/office/drawing/2010/main" val="0"/>
+                        </a:ext>
+                      </a:extLst>
+                    </a:blip>
+                    <a:stretch>
+                      <a:fillRect/>
+                    </a:stretch>
+                  </pic:blipFill>
+                  <pic:spPr>
+                    <a:xfrm>
+                      <a:off x="0" y="0"/>
+                      <a:ext cx="1276416" cy="1390721"/>
+                    </a:xfrm>
+                    <a:prstGeom prst="rect">
+                      <a:avLst/>
+                    </a:prstGeom>
+                  </pic:spPr>
+                </pic:pic>
+              </a:graphicData>
+            </a:graphic>
+          </wp:anchor>
+        </w:drawing>
+      </w:r>
+      <w:r>
+        <w:tab/>
+      </w:r>
+      <w:r>
+        <w:drawing>
+          <wp:anchor distT="0" distB="0" distL="114300" distR="114300" simplePos="0" relativeHeight="251669504" behindDoc="0" locked="0" layoutInCell="1" allowOverlap="1" wp14:anchorId="120450C8" wp14:editId="2A4817D1">
+            <wp:simplePos x="0" y="0"/>
+            <wp:positionH relativeFrom="column">
+              <wp:posOffset>1651635</wp:posOffset>
+            </wp:positionH>
+            <wp:positionV relativeFrom="paragraph">
+              <wp:posOffset>0</wp:posOffset>
+            </wp:positionV>
+            <wp:extent cx="1638300" cy="1511300"/>
+            <wp:effectExtent l="0" t="0" r="0" b="0"/>
+            <wp:wrapSquare wrapText="bothSides"/>
+            <wp:docPr id="15581265" name="Billede 1" descr="Et billede, der indeholder tekst, skærmbillede, Font/skrifttype, nummer/tal&#10;&#10;Automatisk genereret beskrivelse"/>
+            <wp:cNvGraphicFramePr>
+              <a:graphicFrameLocks xmlns:a="http://schemas.openxmlformats.org/drawingml/2006/main" noChangeAspect="1"/>
+            </wp:cNvGraphicFramePr>
+            <a:graphic xmlns:a="http://schemas.openxmlformats.org/drawingml/2006/main">
+              <a:graphicData uri="http://schemas.openxmlformats.org/drawingml/2006/picture">
+                <pic:pic xmlns:pic="http://schemas.openxmlformats.org/drawingml/2006/picture">
+                  <pic:nvPicPr>
+                    <pic:cNvPr id="15581265" name="Billede 1" descr="Et billede, der indeholder tekst, skærmbillede, Font/skrifttype, nummer/tal&#10;&#10;Automatisk genereret beskrivelse"/>
+                    <pic:cNvPicPr/>
+                  </pic:nvPicPr>
+                  <pic:blipFill>
+                    <a:blip r:embed="rId20">
+                      <a:extLst>
+                        <a:ext uri="{28A0092B-C50C-407E-A947-70E740481C1C}">
+                          <a14:useLocalDpi xmlns:a14="http://schemas.microsoft.com/office/drawing/2010/main" val="0"/>
+                        </a:ext>
+                      </a:extLst>
+                    </a:blip>
+                    <a:stretch>
+                      <a:fillRect/>
+                    </a:stretch>
+                  </pic:blipFill>
+                  <pic:spPr>
+                    <a:xfrm>
+                      <a:off x="0" y="0"/>
+                      <a:ext cx="1638300" cy="1511300"/>
+                    </a:xfrm>
+                    <a:prstGeom prst="rect">
+                      <a:avLst/>
+                    </a:prstGeom>
+                  </pic:spPr>
+                </pic:pic>
+              </a:graphicData>
+            </a:graphic>
+          </wp:anchor>
+        </w:drawing>
+      </w:r>
+      <w:r>
+        <w:tab/>
+      </w:r>
+    </w:p>
+    <w:p/>
+    <w:p>
+      <w:pPr>
+        <w:rPr>
+          <w:lang w:val="en-US"/>
+        </w:rPr>
+      </w:pPr>
+      <w:r>
+        <w:rPr>
+          <w:lang w:val="en-US"/>
+        </w:rPr>
+        <w:t xml:space="preserve">Samlet set piece xG </w:t>
+      </w:r>
+      <w:r>
+        <w:rPr>
+          <w:lang w:val="en-US"/>
+        </w:rPr>
+        <w:t>they are number</w:t>
+      </w:r>
+      <w:r>
+        <w:rPr>
+          <w:lang w:val="en-US"/>
+        </w:rPr>
+        <w:t xml:space="preserve"> </w:t>
+      </w:r>
+      <w:r>
+        <w:rPr>
+          <w:lang w:val="en-US"/>
+        </w:rPr>
+        <w:t>11</w:t>
+      </w:r>
+      <w:r>
+        <w:rPr>
+          <w:lang w:val="en-US"/>
+        </w:rPr>
+        <w:t xml:space="preserve"> </w:t>
+      </w:r>
+      <w:r>
+        <w:rPr>
+          <w:lang w:val="en-US"/>
+        </w:rPr>
+        <w:t>with</w:t>
+      </w:r>
+      <w:r>
+        <w:rPr>
+          <w:lang w:val="en-US"/>
+        </w:rPr>
+        <w:t xml:space="preserve"> </w:t>
+      </w:r>
+      <w:r>
+        <w:rPr>
+          <w:lang w:val="en-US"/>
+        </w:rPr>
+        <w:t>1,2</w:t>
+      </w:r>
+      <w:r>
+        <w:rPr>
+          <w:lang w:val="en-US"/>
+        </w:rPr>
+        <w:t>.</w:t>
+      </w:r>
+    </w:p>
+    <w:p>
+      <w:pPr>
+        <w:rPr>
+          <w:lang w:val="en-US"/>
+        </w:rPr>
+      </w:pPr>
+      <w:r>
+        <w:rPr>
+          <w:lang w:val="en-US"/>
+        </w:rPr>
+        <w:t xml:space="preserve">xG per corner </w:t>
+      </w:r>
+      <w:r>
+        <w:rPr>
+          <w:lang w:val="en-US"/>
+        </w:rPr>
+        <w:t>they are</w:t>
+      </w:r>
+      <w:r>
+        <w:rPr>
+          <w:lang w:val="en-US"/>
+        </w:rPr>
+        <w:t xml:space="preserve"> num</w:t>
+      </w:r>
+      <w:r>
+        <w:rPr>
+          <w:lang w:val="en-US"/>
+        </w:rPr>
+        <w:t>b</w:t>
+      </w:r>
+      <w:r>
+        <w:rPr>
+          <w:lang w:val="en-US"/>
+        </w:rPr>
+        <w:t xml:space="preserve">er </w:t>
+      </w:r>
+      <w:r>
+        <w:rPr>
+          <w:lang w:val="en-US"/>
+        </w:rPr>
+        <w:t>10</w:t>
+      </w:r>
+    </w:p>
+    <w:p>
+      <w:pPr>
+        <w:rPr>
+          <w:lang w:val="en-US"/>
+        </w:rPr>
+      </w:pPr>
+      <w:r>
+        <w:rPr>
+          <w:lang w:val="en-US"/>
+        </w:rPr>
+        <w:t xml:space="preserve">xG per </w:t>
+      </w:r>
+      <w:r>
+        <w:rPr>
+          <w:lang w:val="en-US"/>
+        </w:rPr>
+        <w:t>freekick they are</w:t>
+      </w:r>
+      <w:r>
+        <w:rPr>
+          <w:lang w:val="en-US"/>
+        </w:rPr>
+        <w:t xml:space="preserve"> num</w:t>
+      </w:r>
+      <w:r>
+        <w:rPr>
+          <w:lang w:val="en-US"/>
+        </w:rPr>
+        <w:t>b</w:t>
+      </w:r>
+      <w:r>
+        <w:rPr>
+          <w:lang w:val="en-US"/>
+        </w:rPr>
+        <w:t xml:space="preserve">er </w:t>
+      </w:r>
+      <w:r>
+        <w:rPr>
+          <w:lang w:val="en-US"/>
+        </w:rPr>
+        <w:t>6</w:t>
+      </w:r>
+    </w:p>
+    <w:p>
+      <w:pPr>
+        <w:rPr>
+          <w:lang w:val="en-US"/>
+        </w:rPr>
+      </w:pPr>
+      <w:r>
+        <w:rPr>
+          <w:lang w:val="en-US"/>
+        </w:rPr>
+        <w:t xml:space="preserve">xG per set piece </w:t>
+      </w:r>
+      <w:r>
+        <w:rPr>
+          <w:lang w:val="en-US"/>
+        </w:rPr>
+        <w:t>they are number</w:t>
+      </w:r>
+      <w:r>
+        <w:rPr>
+          <w:lang w:val="en-US"/>
+        </w:rPr>
+        <w:t xml:space="preserve"> </w:t>
+      </w:r>
+      <w:r>
+        <w:rPr>
+          <w:lang w:val="en-US"/>
+        </w:rPr>
+        <w:t>10</w:t>
+      </w:r>
+    </w:p>
+    <w:p>
+      <w:pPr>
+        <w:rPr>
+          <w:lang w:val="en-US"/>
+        </w:rPr>
+      </w:pPr>
+    </w:p>
+    <w:p>
+      <w:pPr>
+        <w:rPr>
+          <w:lang w:val="en-US"/>
+        </w:rPr>
+      </w:pPr>
+    </w:p>
+    <w:p>
+      <w:pPr>
+        <w:rPr>
+          <w:lang w:val="en-US"/>
+        </w:rPr>
+      </w:pPr>
+    </w:p>
+    <w:p>
+      <w:pPr>
+        <w:rPr>
+          <w:lang w:val="en-US"/>
+        </w:rPr>
+      </w:pPr>
+    </w:p>
+    <w:p>
+      <w:pPr>
+        <w:rPr>
+          <w:lang w:val="en-US"/>
+        </w:rPr>
+      </w:pPr>
+    </w:p>
+    <w:p>
+      <w:pPr>
+        <w:rPr>
+          <w:lang w:val="en-US"/>
+        </w:rPr>
+      </w:pPr>
+    </w:p>
+    <w:p>
+      <w:pPr>
+        <w:rPr>
+          <w:lang w:val="en-US"/>
+        </w:rPr>
+      </w:pPr>
+    </w:p>
+    <w:p>
+      <w:pPr>
+        <w:rPr>
+          <w:lang w:val="en-US"/>
+        </w:rPr>
+      </w:pPr>
+    </w:p>
+    <w:p>
+      <w:pPr>
+        <w:rPr>
+          <w:lang w:val="en-US"/>
+        </w:rPr>
+      </w:pPr>
+    </w:p>
+    <w:p>
+      <w:pPr>
+        <w:rPr>
+          <w:lang w:val="en-US"/>
+        </w:rPr>
+      </w:pPr>
+    </w:p>
+    <w:p>
+      <w:pPr>
+        <w:rPr>
+          <w:lang w:val="en-US"/>
+        </w:rPr>
+      </w:pPr>
+    </w:p>
+    <w:p>
+      <w:pPr>
+        <w:rPr>
+          <w:lang w:val="en-US"/>
+        </w:rPr>
+      </w:pPr>
+    </w:p>
+    <w:p>
+      <w:pPr>
+        <w:rPr>
+          <w:lang w:val="en-US"/>
+        </w:rPr>
+      </w:pPr>
+    </w:p>
+    <w:p>
+      <w:pPr>
+        <w:rPr>
+          <w:lang w:val="en-US"/>
+        </w:rPr>
+      </w:pPr>
+    </w:p>
+    <w:p>
+      <w:pPr>
+        <w:rPr>
+          <w:lang w:val="en-US"/>
+        </w:rPr>
+      </w:pPr>
+    </w:p>
+    <w:p>
+      <w:pPr>
+        <w:rPr>
+          <w:lang w:val="en-US"/>
+        </w:rPr>
+      </w:pPr>
+    </w:p>
+    <w:p>
+      <w:pPr>
+        <w:rPr>
+          <w:lang w:val="en-US"/>
+        </w:rPr>
+      </w:pPr>
+    </w:p>
+    <w:p>
+      <w:pPr>
+        <w:rPr>
+          <w:lang w:val="en-US"/>
+        </w:rPr>
+      </w:pPr>
+    </w:p>
+    <w:p>
+      <w:pPr>
+        <w:rPr>
+          <w:lang w:val="en-US"/>
+        </w:rPr>
+      </w:pPr>
+    </w:p>
+    <w:p>
+      <w:pPr>
+        <w:rPr>
+          <w:b/>
+          <w:bCs/>
+          <w:lang w:val="en-US"/>
+        </w:rPr>
+      </w:pPr>
+      <w:r>
+        <w:rPr>
+          <w:b/>
+          <w:bCs/>
+          <w:lang w:val="en-US"/>
+        </w:rPr>
+        <w:lastRenderedPageBreak/>
+        <w:t>Playing style defining players:</w:t>
+      </w:r>
+    </w:p>
+    <w:p>
+      <w:pPr>
+        <w:rPr>
+          <w:lang w:val="en-US"/>
+        </w:rPr>
+      </w:pPr>
+      <w:r>
+        <w:rPr>
+          <w:lang w:val="en-US"/>
+        </w:rPr>
+        <w:t>Goalkeeper, can be pressured to play long</w:t>
+      </w:r>
+      <w:r>
+        <w:rPr>
+          <w:lang w:val="en-US"/>
+        </w:rPr>
+        <w:t>:</w:t>
+      </w:r>
+    </w:p>
+    <w:p>
+      <w:pPr>
+        <w:rPr>
+          <w:lang w:val="en-US"/>
+        </w:rPr>
+      </w:pPr>
+      <w:r>
+        <w:rPr>
+          <w:lang w:val="en-US"/>
+        </w:rPr>
+        <w:t xml:space="preserve">Passes from V. Birksø in </w:t>
+      </w:r>
+      <w:r>
+        <w:rPr>
+          <w:lang w:val="en-US"/>
+        </w:rPr>
+        <w:t>the last 5 matches</w:t>
+      </w:r>
+    </w:p>
+    <w:p>
+      <w:r>
+        <w:rPr>
+          <w:noProof/>
+        </w:rPr>
+        <w:drawing>
+          <wp:inline distT="0" distB="0" distL="0" distR="0" wp14:anchorId="40BE0CAB" wp14:editId="41BBDBC1">
+            <wp:extent cx="6120130" cy="4133215"/>
+            <wp:effectExtent l="0" t="0" r="0" b="635"/>
+            <wp:docPr id="339226264" name="Billede 5" descr="0"/>
+            <wp:cNvGraphicFramePr>
+              <a:graphicFrameLocks xmlns:a="http://schemas.openxmlformats.org/drawingml/2006/main" noChangeAspect="1"/>
+            </wp:cNvGraphicFramePr>
+            <a:graphic xmlns:a="http://schemas.openxmlformats.org/drawingml/2006/main">
+              <a:graphicData uri="http://schemas.openxmlformats.org/drawingml/2006/picture">
+                <pic:pic xmlns:pic="http://schemas.openxmlformats.org/drawingml/2006/picture">
+                  <pic:nvPicPr>
+                    <pic:cNvPr id="0" name="Picture 9" descr="0"/>
+                    <pic:cNvPicPr>
+                      <a:picLocks noChangeAspect="1" noChangeArrowheads="1"/>
+                    </pic:cNvPicPr>
+                  </pic:nvPicPr>
+                  <pic:blipFill>
+                    <a:blip r:embed="rId21">
+                      <a:extLst>
+                        <a:ext uri="{28A0092B-C50C-407E-A947-70E740481C1C}">
+                          <a14:useLocalDpi xmlns:a14="http://schemas.microsoft.com/office/drawing/2010/main" val="0"/>
+                        </a:ext>
+                      </a:extLst>
+                    </a:blip>
+                    <a:srcRect/>
+                    <a:stretch>
+                      <a:fillRect/>
+                    </a:stretch>
+                  </pic:blipFill>
+                  <pic:spPr bwMode="auto">
+                    <a:xfrm>
+                      <a:off x="0" y="0"/>
+                      <a:ext cx="6120130" cy="4133215"/>
+                    </a:xfrm>
+                    <a:prstGeom prst="rect">
+                      <a:avLst/>
+                    </a:prstGeom>
+                    <a:noFill/>
+                    <a:ln>
+                      <a:noFill/>
+                    </a:ln>
+                  </pic:spPr>
+                </pic:pic>
+              </a:graphicData>
+            </a:graphic>
+          </wp:inline>
+        </w:drawing>
+      </w:r>
+    </w:p>
+    <w:p/>
+    <w:p>
+      <w:pPr>
+        <w:rPr>
+          <w:lang w:val="nb-NO"/>
+        </w:rPr>
+      </w:pPr>
+    </w:p>
+    <w:p>
+      <w:pPr>
+        <w:rPr>
+          <w:lang w:val="nb-NO"/>
+        </w:rPr>
+      </w:pPr>
+    </w:p>
+    <w:p>
+      <w:pPr>
+        <w:rPr>
+          <w:lang w:val="nb-NO"/>
+        </w:rPr>
+      </w:pPr>
+    </w:p>
+    <w:p>
+      <w:pPr>
+        <w:rPr>
+          <w:lang w:val="nb-NO"/>
+        </w:rPr>
+      </w:pPr>
+    </w:p>
+    <w:p>
+      <w:pPr>
+        <w:rPr>
+          <w:lang w:val="nb-NO"/>
+        </w:rPr>
+      </w:pPr>
+    </w:p>
+    <w:p>
+      <w:pPr>
+        <w:rPr>
+          <w:lang w:val="nb-NO"/>
+        </w:rPr>
+      </w:pPr>
+    </w:p>
+    <w:p>
+      <w:pPr>
+        <w:rPr>
+          <w:lang w:val="nb-NO"/>
+        </w:rPr>
+      </w:pPr>
+    </w:p>
+    <w:p>
+      <w:pPr>
+        <w:rPr>
+          <w:lang w:val="nb-NO"/>
+        </w:rPr>
+      </w:pPr>
+    </w:p>
+    <w:p>
+      <w:pPr>
+        <w:rPr>
+          <w:lang w:val="nb-NO"/>
+        </w:rPr>
+      </w:pPr>
+    </w:p>
+    <w:p>
+      <w:pPr>
+        <w:rPr>
+          <w:lang w:val="nb-NO"/>
+        </w:rPr>
+      </w:pPr>
+    </w:p>
+    <w:p>
+      <w:pPr>
+        <w:rPr>
+          <w:lang w:val="nb-NO"/>
+        </w:rPr>
+      </w:pPr>
+    </w:p>
+    <w:p>
+      <w:pPr>
+        <w:rPr>
+          <w:lang w:val="en-US"/>
+        </w:rPr>
+      </w:pPr>
+      <w:r>
+        <w:rPr>
+          <w:lang w:val="en-US"/>
+        </w:rPr>
+        <w:lastRenderedPageBreak/>
+        <w:t>A.Mucolli</w:t>
+      </w:r>
+      <w:r>
+        <w:rPr>
+          <w:lang w:val="en-US"/>
+        </w:rPr>
+        <w:t>, their best offensive player</w:t>
+      </w:r>
+      <w:r>
+        <w:rPr>
+          <w:lang w:val="en-US"/>
+        </w:rPr>
+        <w:t>:</w:t>
+      </w:r>
+    </w:p>
+    <w:p>
+      <w:pPr>
+        <w:rPr>
+          <w:lang w:val="en-US"/>
+        </w:rPr>
+      </w:pPr>
+      <w:r>
+        <w:rPr>
+          <w:lang w:val="en-US"/>
+        </w:rPr>
+        <w:t>Passes recieved:</w:t>
+      </w:r>
+    </w:p>
+    <w:p>
+      <w:pPr>
+        <w:rPr>
+          <w:lang w:val="nb-NO"/>
+        </w:rPr>
+      </w:pPr>
+      <w:r>
+        <w:rPr>
+          <w:noProof/>
+        </w:rPr>
+        <w:drawing>
+          <wp:inline distT="0" distB="0" distL="0" distR="0" wp14:anchorId="52F9D05D" wp14:editId="07BDBA68">
+            <wp:extent cx="5181460" cy="3505200"/>
+            <wp:effectExtent l="0" t="0" r="635" b="0"/>
+            <wp:docPr id="568098771" name="Billede 6" descr="0"/>
+            <wp:cNvGraphicFramePr>
+              <a:graphicFrameLocks xmlns:a="http://schemas.openxmlformats.org/drawingml/2006/main" noChangeAspect="1"/>
+            </wp:cNvGraphicFramePr>
+            <a:graphic xmlns:a="http://schemas.openxmlformats.org/drawingml/2006/main">
+              <a:graphicData uri="http://schemas.openxmlformats.org/drawingml/2006/picture">
+                <pic:pic xmlns:pic="http://schemas.openxmlformats.org/drawingml/2006/picture">
+                  <pic:nvPicPr>
+                    <pic:cNvPr id="0" name="Picture 11" descr="0"/>
+                    <pic:cNvPicPr>
+                      <a:picLocks noChangeAspect="1" noChangeArrowheads="1"/>
+                    </pic:cNvPicPr>
+                  </pic:nvPicPr>
+                  <pic:blipFill>
+                    <a:blip r:embed="rId22">
+                      <a:extLst>
+                        <a:ext uri="{28A0092B-C50C-407E-A947-70E740481C1C}">
+                          <a14:useLocalDpi xmlns:a14="http://schemas.microsoft.com/office/drawing/2010/main" val="0"/>
+                        </a:ext>
+                      </a:extLst>
+                    </a:blip>
+                    <a:srcRect/>
+                    <a:stretch>
+                      <a:fillRect/>
+                    </a:stretch>
+                  </pic:blipFill>
+                  <pic:spPr bwMode="auto">
+                    <a:xfrm>
+                      <a:off x="0" y="0"/>
+                      <a:ext cx="5186515" cy="3508620"/>
+                    </a:xfrm>
+                    <a:prstGeom prst="rect">
+                      <a:avLst/>
+                    </a:prstGeom>
+                    <a:noFill/>
+                    <a:ln>
+                      <a:noFill/>
+                    </a:ln>
+                  </pic:spPr>
+                </pic:pic>
+              </a:graphicData>
+            </a:graphic>
+          </wp:inline>
+        </w:drawing>
+      </w:r>
+    </w:p>
+    <w:p>
+      <w:r>
+        <w:t>Passes</w:t>
+      </w:r>
+      <w:r>
+        <w:t>:</w:t>
+      </w:r>
+    </w:p>
+    <w:p>
+      <w:r>
+        <w:rPr>
+          <w:noProof/>
+        </w:rPr>
+        <w:drawing>
+          <wp:inline distT="0" distB="0" distL="0" distR="0" wp14:anchorId="02C910CB" wp14:editId="3AF6CF7A">
+            <wp:extent cx="5219700" cy="3531069"/>
+            <wp:effectExtent l="0" t="0" r="0" b="0"/>
+            <wp:docPr id="261125000" name="Billede 7" descr="0"/>
+            <wp:cNvGraphicFramePr>
+              <a:graphicFrameLocks xmlns:a="http://schemas.openxmlformats.org/drawingml/2006/main" noChangeAspect="1"/>
+            </wp:cNvGraphicFramePr>
+            <a:graphic xmlns:a="http://schemas.openxmlformats.org/drawingml/2006/main">
+              <a:graphicData uri="http://schemas.openxmlformats.org/drawingml/2006/picture">
+                <pic:pic xmlns:pic="http://schemas.openxmlformats.org/drawingml/2006/picture">
+                  <pic:nvPicPr>
+                    <pic:cNvPr id="0" name="Picture 13" descr="0"/>
+                    <pic:cNvPicPr>
+                      <a:picLocks noChangeAspect="1" noChangeArrowheads="1"/>
+                    </pic:cNvPicPr>
+                  </pic:nvPicPr>
+                  <pic:blipFill>
+                    <a:blip r:embed="rId23">
+                      <a:extLst>
+                        <a:ext uri="{28A0092B-C50C-407E-A947-70E740481C1C}">
+                          <a14:useLocalDpi xmlns:a14="http://schemas.microsoft.com/office/drawing/2010/main" val="0"/>
+                        </a:ext>
+                      </a:extLst>
+                    </a:blip>
+                    <a:srcRect/>
+                    <a:stretch>
+                      <a:fillRect/>
+                    </a:stretch>
+                  </pic:blipFill>
+                  <pic:spPr bwMode="auto">
+                    <a:xfrm>
+                      <a:off x="0" y="0"/>
+                      <a:ext cx="5227197" cy="3536141"/>
+                    </a:xfrm>
+                    <a:prstGeom prst="rect">
+                      <a:avLst/>
+                    </a:prstGeom>
+                    <a:noFill/>
+                    <a:ln>
+                      <a:noFill/>
+                    </a:ln>
+                  </pic:spPr>
+                </pic:pic>
+              </a:graphicData>
+            </a:graphic>
+          </wp:inline>
+        </w:drawing>
+      </w:r>
+    </w:p>
+    <w:p>
+      <w:pPr>
+        <w:rPr>
+          <w:lang w:val="en-US"/>
+        </w:rPr>
+      </w:pPr>
+      <w:r>
+        <w:rPr>
+          <w:noProof/>
+        </w:rPr>
+        <w:lastRenderedPageBreak/>
+        <w:drawing>
+          <wp:anchor distT="0" distB="0" distL="114300" distR="114300" simplePos="0" relativeHeight="251670528" behindDoc="0" locked="0" layoutInCell="1" allowOverlap="1" wp14:anchorId="1FDBC36A" wp14:editId="354DB455">
+            <wp:simplePos x="0" y="0"/>
+            <wp:positionH relativeFrom="margin">
+              <wp:align>left</wp:align>
+            </wp:positionH>
+            <wp:positionV relativeFrom="paragraph">
+              <wp:posOffset>219075</wp:posOffset>
+            </wp:positionV>
+            <wp:extent cx="6120130" cy="4140200"/>
+            <wp:effectExtent l="0" t="0" r="0" b="0"/>
+            <wp:wrapSquare wrapText="bothSides"/>
+            <wp:docPr id="736419465" name="Billede 8" descr="0"/>
+            <wp:cNvGraphicFramePr>
+              <a:graphicFrameLocks xmlns:a="http://schemas.openxmlformats.org/drawingml/2006/main" noChangeAspect="1"/>
+            </wp:cNvGraphicFramePr>
+            <a:graphic xmlns:a="http://schemas.openxmlformats.org/drawingml/2006/main">
+              <a:graphicData uri="http://schemas.openxmlformats.org/drawingml/2006/picture">
+                <pic:pic xmlns:pic="http://schemas.openxmlformats.org/drawingml/2006/picture">
+                  <pic:nvPicPr>
+                    <pic:cNvPr id="0" name="Picture 15" descr="0"/>
+                    <pic:cNvPicPr>
+                      <a:picLocks noChangeAspect="1" noChangeArrowheads="1"/>
+                    </pic:cNvPicPr>
+                  </pic:nvPicPr>
+                  <pic:blipFill>
+                    <a:blip r:embed="rId24">
                       <a:extLst>
                         <a:ext uri="{28A0092B-C50C-407E-A947-70E740481C1C}">
                           <a14:useLocalDpi xmlns:a14="http://schemas.microsoft.com/office/drawing/2010/main" val="0"/>
@@ -7392,137 +7775,55 @@
                 </pic:pic>
               </a:graphicData>
             </a:graphic>
-          </wp:inline>
+          </wp:anchor>
         </w:drawing>
       </w:r>
-    </w:p>
-    <w:p/>
-    <w:p>
-      <w:pPr>
-        <w:rPr>
-          <w:lang w:val="nb-NO"/>
-        </w:rPr>
-      </w:pPr>
-    </w:p>
-    <w:p>
-      <w:pPr>
-        <w:rPr>
-          <w:lang w:val="nb-NO"/>
-        </w:rPr>
-      </w:pPr>
-    </w:p>
-    <w:p>
-      <w:pPr>
-        <w:rPr>
-          <w:lang w:val="nb-NO"/>
-        </w:rPr>
-      </w:pPr>
-    </w:p>
-    <w:p>
-      <w:pPr>
-        <w:rPr>
-          <w:lang w:val="nb-NO"/>
-        </w:rPr>
-      </w:pPr>
-    </w:p>
-    <w:p>
-      <w:pPr>
-        <w:rPr>
-          <w:lang w:val="nb-NO"/>
-        </w:rPr>
-      </w:pPr>
-    </w:p>
-    <w:p>
-      <w:pPr>
-        <w:rPr>
-          <w:lang w:val="nb-NO"/>
-        </w:rPr>
-      </w:pPr>
-    </w:p>
-    <w:p>
-      <w:pPr>
-        <w:rPr>
-          <w:lang w:val="nb-NO"/>
-        </w:rPr>
-      </w:pPr>
-    </w:p>
-    <w:p>
-      <w:pPr>
-        <w:rPr>
-          <w:lang w:val="nb-NO"/>
-        </w:rPr>
-      </w:pPr>
-    </w:p>
-    <w:p>
-      <w:pPr>
-        <w:rPr>
-          <w:lang w:val="nb-NO"/>
-        </w:rPr>
-      </w:pPr>
-    </w:p>
-    <w:p>
-      <w:pPr>
-        <w:rPr>
-          <w:lang w:val="nb-NO"/>
-        </w:rPr>
-      </w:pPr>
-    </w:p>
-    <w:p>
-      <w:pPr>
-        <w:rPr>
-          <w:lang w:val="nb-NO"/>
-        </w:rPr>
-      </w:pPr>
-    </w:p>
-    <w:p>
-      <w:pPr>
-        <w:rPr>
-          <w:lang w:val="nb-NO"/>
-        </w:rPr>
-      </w:pPr>
-      <w:r>
-        <w:rPr>
-          <w:lang w:val="nb-NO"/>
-        </w:rPr>
-        <w:t>Pasninger fra Frederik Dietz: Slår meg</w:t>
-      </w:r>
-      <w:r>
-        <w:rPr>
-          <w:lang w:val="nb-NO"/>
-        </w:rPr>
-        <w:t xml:space="preserve">et </w:t>
-      </w:r>
-      <w:proofErr w:type="spellStart"/>
-      <w:r>
-        <w:rPr>
-          <w:lang w:val="nb-NO"/>
-        </w:rPr>
-        <w:t>sjældent</w:t>
-      </w:r>
-      <w:proofErr w:type="spellEnd"/>
-      <w:r>
-        <w:rPr>
-          <w:lang w:val="nb-NO"/>
-        </w:rPr>
-        <w:t xml:space="preserve"> diagonaler:</w:t>
-      </w:r>
-    </w:p>
-    <w:p>
-      <w:pPr>
-        <w:rPr>
-          <w:lang w:val="nb-NO"/>
-        </w:rPr>
-      </w:pPr>
-      <w:r>
-        <w:rPr>
-          <w:noProof/>
-        </w:rPr>
-        <w:lastRenderedPageBreak/>
+      <w:r>
+        <w:rPr>
+          <w:lang w:val="en-US"/>
+        </w:rPr>
+        <w:t>Places A. Bøndergaard recieves the ball</w:t>
+      </w:r>
+      <w:r>
+        <w:rPr>
+          <w:lang w:val="en-US"/>
+        </w:rPr>
+        <w:t>:</w:t>
+      </w:r>
+    </w:p>
+    <w:p>
+      <w:pPr>
+        <w:rPr>
+          <w:lang w:val="en-US"/>
+        </w:rPr>
+      </w:pPr>
+    </w:p>
+    <w:p>
+      <w:pPr>
+        <w:rPr>
+          <w:lang w:val="en-US"/>
+        </w:rPr>
+      </w:pPr>
+      <w:r>
+        <w:rPr>
+          <w:lang w:val="en-US"/>
+        </w:rPr>
+        <w:t>Players A. Bøndergaard receives t</w:t>
+      </w:r>
+      <w:r>
+        <w:rPr>
+          <w:lang w:val="en-US"/>
+        </w:rPr>
+        <w:t>he ball from:</w:t>
+      </w:r>
+    </w:p>
+    <w:p>
+      <w:r>
         <w:drawing>
-          <wp:inline distT="0" distB="0" distL="0" distR="0" wp14:anchorId="17D3891D" wp14:editId="46EF8B6F">
-            <wp:extent cx="6120130" cy="4140200"/>
+          <wp:inline distT="0" distB="0" distL="0" distR="0" wp14:anchorId="7BBB66A4" wp14:editId="229C0F71">
+            <wp:extent cx="838243" cy="2444876"/>
             <wp:effectExtent l="0" t="0" r="0" b="0"/>
-            <wp:docPr id="615426690" name="Billede 5" descr="0"/>
+            <wp:docPr id="711110583" name="Billede 1" descr="Et billede, der indeholder tekst, skærmbillede, Font/skrifttype, nummer/tal&#10;&#10;Automatisk genereret beskrivelse"/>
             <wp:cNvGraphicFramePr>
               <a:graphicFrameLocks xmlns:a="http://schemas.openxmlformats.org/drawingml/2006/main" noChangeAspect="1"/>
             </wp:cNvGraphicFramePr>
@@ -7530,13 +7831,79 @@
               <a:graphicData uri="http://schemas.openxmlformats.org/drawingml/2006/picture">
                 <pic:pic xmlns:pic="http://schemas.openxmlformats.org/drawingml/2006/picture">
                   <pic:nvPicPr>
-                    <pic:cNvPr id="0" name="Picture 9" descr="0"/>
+                    <pic:cNvPr id="711110583" name="Billede 1" descr="Et billede, der indeholder tekst, skærmbillede, Font/skrifttype, nummer/tal&#10;&#10;Automatisk genereret beskrivelse"/>
+                    <pic:cNvPicPr/>
+                  </pic:nvPicPr>
+                  <pic:blipFill>
+                    <a:blip r:embed="rId25"/>
+                    <a:stretch>
+                      <a:fillRect/>
+                    </a:stretch>
+                  </pic:blipFill>
+                  <pic:spPr>
+                    <a:xfrm>
+                      <a:off x="0" y="0"/>
+                      <a:ext cx="838243" cy="2444876"/>
+                    </a:xfrm>
+                    <a:prstGeom prst="rect">
+                      <a:avLst/>
+                    </a:prstGeom>
+                  </pic:spPr>
+                </pic:pic>
+              </a:graphicData>
+            </a:graphic>
+          </wp:inline>
+        </w:drawing>
+      </w:r>
+    </w:p>
+    <w:p/>
+    <w:p/>
+    <w:p/>
+    <w:p/>
+    <w:p>
+      <w:pPr>
+        <w:rPr>
+          <w:lang w:val="en-US"/>
+        </w:rPr>
+      </w:pPr>
+      <w:r>
+        <w:rPr>
+          <w:lang w:val="en-US"/>
+        </w:rPr>
+        <w:lastRenderedPageBreak/>
+        <w:t>Passes by O. Buch, h</w:t>
+      </w:r>
+      <w:r>
+        <w:rPr>
+          <w:lang w:val="en-US"/>
+        </w:rPr>
+        <w:t>e is a loose cannon who can be pressured to lose the ball:</w:t>
+      </w:r>
+    </w:p>
+    <w:p>
+      <w:r>
+        <w:rPr>
+          <w:noProof/>
+        </w:rPr>
+        <w:drawing>
+          <wp:inline distT="0" distB="0" distL="0" distR="0" wp14:anchorId="4D23F910" wp14:editId="54964470">
+            <wp:extent cx="6120130" cy="4133215"/>
+            <wp:effectExtent l="0" t="0" r="0" b="635"/>
+            <wp:docPr id="1419602201" name="Billede 9" descr="0"/>
+            <wp:cNvGraphicFramePr>
+              <a:graphicFrameLocks xmlns:a="http://schemas.openxmlformats.org/drawingml/2006/main" noChangeAspect="1"/>
+            </wp:cNvGraphicFramePr>
+            <a:graphic xmlns:a="http://schemas.openxmlformats.org/drawingml/2006/main">
+              <a:graphicData uri="http://schemas.openxmlformats.org/drawingml/2006/picture">
+                <pic:pic xmlns:pic="http://schemas.openxmlformats.org/drawingml/2006/picture">
+                  <pic:nvPicPr>
+                    <pic:cNvPr id="0" name="Picture 17" descr="0"/>
                     <pic:cNvPicPr>
                       <a:picLocks noChangeAspect="1" noChangeArrowheads="1"/>
                     </pic:cNvPicPr>
                   </pic:nvPicPr>
                   <pic:blipFill>
-                    <a:blip r:embed="rId18">
+                    <a:blip r:embed="rId26">
                       <a:extLst>
                         <a:ext uri="{28A0092B-C50C-407E-A947-70E740481C1C}">
                           <a14:useLocalDpi xmlns:a14="http://schemas.microsoft.com/office/drawing/2010/main" val="0"/>
@@ -7551,7 +7918,7 @@
                   <pic:spPr bwMode="auto">
                     <a:xfrm>
                       <a:off x="0" y="0"/>
-                      <a:ext cx="6120130" cy="4140200"/>
+                      <a:ext cx="6120130" cy="4133215"/>
                     </a:xfrm>
                     <a:prstGeom prst="rect">
                       <a:avLst/>
@@ -7568,242 +7935,8 @@
         </w:drawing>
       </w:r>
     </w:p>
-    <w:p>
-      <w:r>
-        <w:rPr>
-          <w:noProof/>
-        </w:rPr>
-        <w:drawing>
-          <wp:anchor distT="0" distB="0" distL="114300" distR="114300" simplePos="0" relativeHeight="251662336" behindDoc="0" locked="0" layoutInCell="1" allowOverlap="1" wp14:anchorId="2D605117" wp14:editId="2043C486">
-            <wp:simplePos x="0" y="0"/>
-            <wp:positionH relativeFrom="margin">
-              <wp:align>right</wp:align>
-            </wp:positionH>
-            <wp:positionV relativeFrom="paragraph">
-              <wp:posOffset>284480</wp:posOffset>
-            </wp:positionV>
-            <wp:extent cx="6105525" cy="3504565"/>
-            <wp:effectExtent l="0" t="0" r="9525" b="635"/>
-            <wp:wrapSquare wrapText="bothSides"/>
-            <wp:docPr id="886072599" name="Billede 6" descr="0"/>
-            <wp:cNvGraphicFramePr>
-              <a:graphicFrameLocks xmlns:a="http://schemas.openxmlformats.org/drawingml/2006/main" noChangeAspect="1"/>
-            </wp:cNvGraphicFramePr>
-            <a:graphic xmlns:a="http://schemas.openxmlformats.org/drawingml/2006/main">
-              <a:graphicData uri="http://schemas.openxmlformats.org/drawingml/2006/picture">
-                <pic:pic xmlns:pic="http://schemas.openxmlformats.org/drawingml/2006/picture">
-                  <pic:nvPicPr>
-                    <pic:cNvPr id="0" name="Picture 11" descr="0"/>
-                    <pic:cNvPicPr>
-                      <a:picLocks noChangeAspect="1" noChangeArrowheads="1"/>
-                    </pic:cNvPicPr>
-                  </pic:nvPicPr>
-                  <pic:blipFill>
-                    <a:blip r:embed="rId19">
-                      <a:extLst>
-                        <a:ext uri="{28A0092B-C50C-407E-A947-70E740481C1C}">
-                          <a14:useLocalDpi xmlns:a14="http://schemas.microsoft.com/office/drawing/2010/main" val="0"/>
-                        </a:ext>
-                      </a:extLst>
-                    </a:blip>
-                    <a:srcRect/>
-                    <a:stretch>
-                      <a:fillRect/>
-                    </a:stretch>
-                  </pic:blipFill>
-                  <pic:spPr bwMode="auto">
-                    <a:xfrm>
-                      <a:off x="0" y="0"/>
-                      <a:ext cx="6105525" cy="3504565"/>
-                    </a:xfrm>
-                    <a:prstGeom prst="rect">
-                      <a:avLst/>
-                    </a:prstGeom>
-                    <a:noFill/>
-                    <a:ln>
-                      <a:noFill/>
-                    </a:ln>
-                  </pic:spPr>
-                </pic:pic>
-              </a:graphicData>
-            </a:graphic>
-            <wp14:sizeRelH relativeFrom="margin">
-              <wp14:pctWidth>0</wp14:pctWidth>
-            </wp14:sizeRelH>
-            <wp14:sizeRelV relativeFrom="margin">
-              <wp14:pctHeight>0</wp14:pctHeight>
-            </wp14:sizeRelV>
-          </wp:anchor>
-        </w:drawing>
-      </w:r>
-      <w:r>
-        <w:t>Steder hvor J. Cornelius modtager b</w:t>
-      </w:r>
-      <w:r>
-        <w:t>olden:</w:t>
-      </w:r>
-    </w:p>
-    <w:p/>
-    <w:p>
-      <w:r>
-        <w:t xml:space="preserve">Spillere J. Cornelius modtager bolden fra: </w:t>
-      </w:r>
-    </w:p>
-    <w:p>
-      <w:r>
-        <w:rPr>
-          <w:noProof/>
-        </w:rPr>
-        <w:lastRenderedPageBreak/>
-        <w:drawing>
-          <wp:inline distT="0" distB="0" distL="0" distR="0" wp14:anchorId="46B8B91B" wp14:editId="5F8C337E">
-            <wp:extent cx="1009702" cy="2521080"/>
-            <wp:effectExtent l="0" t="0" r="0" b="0"/>
-            <wp:docPr id="2094323021" name="Billede 1" descr="Et billede, der indeholder tekst, skærmbillede, nummer/tal, Font/skrifttype&#10;&#10;Automatisk genereret beskrivelse"/>
-            <wp:cNvGraphicFramePr>
-              <a:graphicFrameLocks xmlns:a="http://schemas.openxmlformats.org/drawingml/2006/main" noChangeAspect="1"/>
-            </wp:cNvGraphicFramePr>
-            <a:graphic xmlns:a="http://schemas.openxmlformats.org/drawingml/2006/main">
-              <a:graphicData uri="http://schemas.openxmlformats.org/drawingml/2006/picture">
-                <pic:pic xmlns:pic="http://schemas.openxmlformats.org/drawingml/2006/picture">
-                  <pic:nvPicPr>
-                    <pic:cNvPr id="2094323021" name="Billede 1" descr="Et billede, der indeholder tekst, skærmbillede, nummer/tal, Font/skrifttype&#10;&#10;Automatisk genereret beskrivelse"/>
-                    <pic:cNvPicPr/>
-                  </pic:nvPicPr>
-                  <pic:blipFill>
-                    <a:blip r:embed="rId20"/>
-                    <a:stretch>
-                      <a:fillRect/>
-                    </a:stretch>
-                  </pic:blipFill>
-                  <pic:spPr>
-                    <a:xfrm>
-                      <a:off x="0" y="0"/>
-                      <a:ext cx="1009702" cy="2521080"/>
-                    </a:xfrm>
-                    <a:prstGeom prst="rect">
-                      <a:avLst/>
-                    </a:prstGeom>
-                  </pic:spPr>
-                </pic:pic>
-              </a:graphicData>
-            </a:graphic>
-          </wp:inline>
-        </w:drawing>
-      </w:r>
-    </w:p>
-    <w:p/>
-    <w:p>
-      <w:r>
-        <w:t>Pasninger fra L. Klitten:</w:t>
-      </w:r>
-    </w:p>
-    <w:p>
-      <w:r>
-        <w:rPr>
-          <w:noProof/>
-        </w:rPr>
-        <w:drawing>
-          <wp:inline distT="0" distB="0" distL="0" distR="0" wp14:anchorId="2B797C75" wp14:editId="101F53D3">
-            <wp:extent cx="6120130" cy="4140200"/>
-            <wp:effectExtent l="0" t="0" r="0" b="0"/>
-            <wp:docPr id="1033645178" name="Billede 7" descr="0"/>
-            <wp:cNvGraphicFramePr>
-              <a:graphicFrameLocks xmlns:a="http://schemas.openxmlformats.org/drawingml/2006/main" noChangeAspect="1"/>
-            </wp:cNvGraphicFramePr>
-            <a:graphic xmlns:a="http://schemas.openxmlformats.org/drawingml/2006/main">
-              <a:graphicData uri="http://schemas.openxmlformats.org/drawingml/2006/picture">
-                <pic:pic xmlns:pic="http://schemas.openxmlformats.org/drawingml/2006/picture">
-                  <pic:nvPicPr>
-                    <pic:cNvPr id="0" name="Picture 13" descr="0"/>
-                    <pic:cNvPicPr>
-                      <a:picLocks noChangeAspect="1" noChangeArrowheads="1"/>
-                    </pic:cNvPicPr>
-                  </pic:nvPicPr>
-                  <pic:blipFill>
-                    <a:blip r:embed="rId21">
-                      <a:extLst>
-                        <a:ext uri="{28A0092B-C50C-407E-A947-70E740481C1C}">
-                          <a14:useLocalDpi xmlns:a14="http://schemas.microsoft.com/office/drawing/2010/main" val="0"/>
-                        </a:ext>
-                      </a:extLst>
-                    </a:blip>
-                    <a:srcRect/>
-                    <a:stretch>
-                      <a:fillRect/>
-                    </a:stretch>
-                  </pic:blipFill>
-                  <pic:spPr bwMode="auto">
-                    <a:xfrm>
-                      <a:off x="0" y="0"/>
-                      <a:ext cx="6120130" cy="4140200"/>
-                    </a:xfrm>
-                    <a:prstGeom prst="rect">
-                      <a:avLst/>
-                    </a:prstGeom>
-                    <a:noFill/>
-                    <a:ln>
-                      <a:noFill/>
-                    </a:ln>
-                  </pic:spPr>
-                </pic:pic>
-              </a:graphicData>
-            </a:graphic>
-          </wp:inline>
-        </w:drawing>
-      </w:r>
-    </w:p>
     <w:p/>
     <w:p/>
-    <w:p/>
-    <w:p>
-      <w:r>
-        <w:t xml:space="preserve">Spillere L. Klitten modtager den fra: </w:t>
-      </w:r>
-    </w:p>
-    <w:p>
-      <w:r>
-        <w:rPr>
-          <w:noProof/>
-        </w:rPr>
-        <w:lastRenderedPageBreak/>
-        <w:drawing>
-          <wp:inline distT="0" distB="0" distL="0" distR="0" wp14:anchorId="698D65EA" wp14:editId="3A677D28">
-            <wp:extent cx="997001" cy="2540131"/>
-            <wp:effectExtent l="0" t="0" r="0" b="0"/>
-            <wp:docPr id="433685248" name="Billede 1" descr="Et billede, der indeholder tekst, skærmbillede, Font/skrifttype, nummer/tal&#10;&#10;Automatisk genereret beskrivelse"/>
-            <wp:cNvGraphicFramePr>
-              <a:graphicFrameLocks xmlns:a="http://schemas.openxmlformats.org/drawingml/2006/main" noChangeAspect="1"/>
-            </wp:cNvGraphicFramePr>
-            <a:graphic xmlns:a="http://schemas.openxmlformats.org/drawingml/2006/main">
-              <a:graphicData uri="http://schemas.openxmlformats.org/drawingml/2006/picture">
-                <pic:pic xmlns:pic="http://schemas.openxmlformats.org/drawingml/2006/picture">
-                  <pic:nvPicPr>
-                    <pic:cNvPr id="433685248" name="Billede 1" descr="Et billede, der indeholder tekst, skærmbillede, Font/skrifttype, nummer/tal&#10;&#10;Automatisk genereret beskrivelse"/>
-                    <pic:cNvPicPr/>
-                  </pic:nvPicPr>
-                  <pic:blipFill>
-                    <a:blip r:embed="rId22"/>
-                    <a:stretch>
-                      <a:fillRect/>
-                    </a:stretch>
-                  </pic:blipFill>
-                  <pic:spPr>
-                    <a:xfrm>
-                      <a:off x="0" y="0"/>
-                      <a:ext cx="997001" cy="2540131"/>
-                    </a:xfrm>
-                    <a:prstGeom prst="rect">
-                      <a:avLst/>
-                    </a:prstGeom>
-                  </pic:spPr>
-                </pic:pic>
-              </a:graphicData>
-            </a:graphic>
-          </wp:inline>
-        </w:drawing>
-      </w:r>
-    </w:p>
     <w:p/>
     <w:sectPr>
       <w:pgSz w:w="11906" w:h="16838"/>
@@ -8085,6 +8218,95 @@
     </w:lvl>
   </w:abstractNum>
   <w:abstractNum w:abstractNumId="3" w15:restartNumberingAfterBreak="0">
+    <w:nsid w:val="491C0B51"/>
+    <w:multiLevelType w:val="hybridMultilevel"/>
+    <w:tmpl w:val="B11AB0F6"/>
+    <w:lvl w:ilvl="0" w:tplc="04060015">
+      <w:start w:val="1"/>
+      <w:numFmt w:val="upperLetter"/>
+      <w:lvlText w:val="%1."/>
+      <w:lvlJc w:val="left"/>
+      <w:pPr>
+        <w:ind w:left="720" w:hanging="360"/>
+      </w:pPr>
+      <w:rPr>
+        <w:rFonts w:hint="default"/>
+      </w:rPr>
+    </w:lvl>
+    <w:lvl w:ilvl="1" w:tplc="04060019" w:tentative="1">
+      <w:start w:val="1"/>
+      <w:numFmt w:val="lowerLetter"/>
+      <w:lvlText w:val="%2."/>
+      <w:lvlJc w:val="left"/>
+      <w:pPr>
+        <w:ind w:left="1440" w:hanging="360"/>
+      </w:pPr>
+    </w:lvl>
+    <w:lvl w:ilvl="2" w:tplc="0406001B" w:tentative="1">
+      <w:start w:val="1"/>
+      <w:numFmt w:val="lowerRoman"/>
+      <w:lvlText w:val="%3."/>
+      <w:lvlJc w:val="right"/>
+      <w:pPr>
+        <w:ind w:left="2160" w:hanging="180"/>
+      </w:pPr>
+    </w:lvl>
+    <w:lvl w:ilvl="3" w:tplc="0406000F" w:tentative="1">
+      <w:start w:val="1"/>
+      <w:numFmt w:val="decimal"/>
+      <w:lvlText w:val="%4."/>
+      <w:lvlJc w:val="left"/>
+      <w:pPr>
+        <w:ind w:left="2880" w:hanging="360"/>
+      </w:pPr>
+    </w:lvl>
+    <w:lvl w:ilvl="4" w:tplc="04060019" w:tentative="1">
+      <w:start w:val="1"/>
+      <w:numFmt w:val="lowerLetter"/>
+      <w:lvlText w:val="%5."/>
+      <w:lvlJc w:val="left"/>
+      <w:pPr>
+        <w:ind w:left="3600" w:hanging="360"/>
+      </w:pPr>
+    </w:lvl>
+    <w:lvl w:ilvl="5" w:tplc="0406001B" w:tentative="1">
+      <w:start w:val="1"/>
+      <w:numFmt w:val="lowerRoman"/>
+      <w:lvlText w:val="%6."/>
+      <w:lvlJc w:val="right"/>
+      <w:pPr>
+        <w:ind w:left="4320" w:hanging="180"/>
+      </w:pPr>
+    </w:lvl>
+    <w:lvl w:ilvl="6" w:tplc="0406000F" w:tentative="1">
+      <w:start w:val="1"/>
+      <w:numFmt w:val="decimal"/>
+      <w:lvlText w:val="%7."/>
+      <w:lvlJc w:val="left"/>
+      <w:pPr>
+        <w:ind w:left="5040" w:hanging="360"/>
+      </w:pPr>
+    </w:lvl>
+    <w:lvl w:ilvl="7" w:tplc="04060019" w:tentative="1">
+      <w:start w:val="1"/>
+      <w:numFmt w:val="lowerLetter"/>
+      <w:lvlText w:val="%8."/>
+      <w:lvlJc w:val="left"/>
+      <w:pPr>
+        <w:ind w:left="5760" w:hanging="360"/>
+      </w:pPr>
+    </w:lvl>
+    <w:lvl w:ilvl="8" w:tplc="0406001B" w:tentative="1">
+      <w:start w:val="1"/>
+      <w:numFmt w:val="lowerRoman"/>
+      <w:lvlText w:val="%9."/>
+      <w:lvlJc w:val="right"/>
+      <w:pPr>
+        <w:ind w:left="6480" w:hanging="180"/>
+      </w:pPr>
+    </w:lvl>
+  </w:abstractNum>
+  <w:abstractNum w:abstractNumId="4" w15:restartNumberingAfterBreak="0">
     <w:nsid w:val="67CD7FE4"/>
     <w:multiLevelType w:val="hybridMultilevel"/>
     <w:tmpl w:val="B1520716"/>
@@ -8197,7 +8419,7 @@
     </w:lvl>
   </w:abstractNum>
   <w:num w:numId="1" w16cid:durableId="1747995343">
-    <w:abstractNumId w:val="3"/>
+    <w:abstractNumId w:val="4"/>
   </w:num>
   <w:num w:numId="2" w16cid:durableId="1020351143">
     <w:abstractNumId w:val="1"/>
@@ -8207,6 +8429,9 @@
   </w:num>
   <w:num w:numId="4" w16cid:durableId="662513091">
     <w:abstractNumId w:val="2"/>
+  </w:num>
+  <w:num w:numId="5" w16cid:durableId="99301778">
+    <w:abstractNumId w:val="3"/>
   </w:num>
 </w:numbering>
 </file>
@@ -8639,7 +8864,6 @@
     <w:next w:val="Normal"/>
     <w:link w:val="Overskrift2Tegn"/>
     <w:uiPriority w:val="9"/>
-    <w:semiHidden/>
     <w:unhideWhenUsed/>
     <w:qFormat/>
     <w:rsid w:val="00325E66"/>
@@ -8814,7 +9038,6 @@
   <w:style w:type="character" w:default="1" w:styleId="Standardskrifttypeiafsnit">
     <w:name w:val="Default Paragraph Font"/>
     <w:uiPriority w:val="1"/>
-    <w:semiHidden/>
     <w:unhideWhenUsed/>
   </w:style>
   <w:style w:type="table" w:default="1" w:styleId="Tabel-Normal">
@@ -8856,7 +9079,6 @@
     <w:basedOn w:val="Standardskrifttypeiafsnit"/>
     <w:link w:val="Overskrift2"/>
     <w:uiPriority w:val="9"/>
-    <w:semiHidden/>
     <w:rsid w:val="00325E66"/>
     <w:rPr>
       <w:rFonts w:asciiTheme="majorHAnsi" w:eastAsiaTheme="majorEastAsia" w:hAnsiTheme="majorHAnsi" w:cstheme="majorBidi"/>
